--- a/apps/frontend-v3/outputs/report5/Report5_VSTEP_Test_Documentation.docx
+++ b/apps/frontend-v3/outputs/report5/Report5_VSTEP_Test_Documentation.docx
@@ -23,7 +23,7 @@
           <wp:inline distB="0" distT="0" distL="0" distR="0">
             <wp:extent cx="2707537" cy="832092"/>
             <wp:effectExtent b="0" l="0" r="0" t="0"/>
-            <wp:docPr id="6" name="image1.png"/>
+            <wp:docPr id="1" name="image1.png"/>
             <a:graphic>
               <a:graphicData uri="http://schemas.openxmlformats.org/drawingml/2006/picture">
                 <pic:pic>
@@ -32,7 +32,7 @@
                     <pic:cNvPicPr preferRelativeResize="0"/>
                   </pic:nvPicPr>
                   <pic:blipFill>
-                    <a:blip r:embed="rId7"/>
+                    <a:blip r:embed="rId6"/>
                     <a:srcRect b="0" l="0" r="0" t="0"/>
                     <a:stretch>
                       <a:fillRect/>
@@ -133,6 +133,7 @@
         <w:jc w:val="center"/>
         <w:rPr>
           <w:b w:val="1"/>
+          <w:bCs w:val="1"/>
           <w:smallCaps w:val="1"/>
           <w:color w:val="c00000"/>
           <w:sz w:val="56"/>
@@ -142,6 +143,7 @@
       <w:r>
         <w:rPr>
           <w:b w:val="1"/>
+          <w:bCs w:val="1"/>
           <w:smallCaps w:val="1"/>
           <w:color w:val="c00000"/>
           <w:sz w:val="56"/>
@@ -156,6 +158,7 @@
         <w:jc w:val="center"/>
         <w:rPr>
           <w:b w:val="1"/>
+          <w:bCs w:val="1"/>
           <w:color w:val="c00000"/>
           <w:sz w:val="44"/>
           <w:szCs w:val="44"/>
@@ -164,6 +167,7 @@
       <w:r>
         <w:rPr>
           <w:b w:val="1"/>
+          <w:bCs w:val="1"/>
           <w:color w:val="c00000"/>
           <w:sz w:val="44"/>
           <w:szCs w:val="44"/>
@@ -177,6 +181,7 @@
         <w:jc w:val="center"/>
         <w:rPr>
           <w:b w:val="1"/>
+          <w:bCs w:val="1"/>
           <w:sz w:val="44"/>
           <w:szCs w:val="44"/>
         </w:rPr>
@@ -192,6 +197,7 @@
         <w:jc w:val="center"/>
         <w:rPr>
           <w:b w:val="1"/>
+          <w:bCs w:val="1"/>
           <w:sz w:val="44"/>
           <w:szCs w:val="44"/>
         </w:rPr>
@@ -207,6 +213,7 @@
         <w:jc w:val="center"/>
         <w:rPr>
           <w:b w:val="1"/>
+          <w:bCs w:val="1"/>
           <w:sz w:val="44"/>
           <w:szCs w:val="44"/>
         </w:rPr>
@@ -222,6 +229,7 @@
         <w:jc w:val="center"/>
         <w:rPr>
           <w:b w:val="1"/>
+          <w:bCs w:val="1"/>
           <w:sz w:val="44"/>
           <w:szCs w:val="44"/>
         </w:rPr>
@@ -237,6 +245,7 @@
         <w:jc w:val="center"/>
         <w:rPr>
           <w:b w:val="1"/>
+          <w:bCs w:val="1"/>
           <w:sz w:val="44"/>
           <w:szCs w:val="44"/>
         </w:rPr>
@@ -252,6 +261,7 @@
         <w:jc w:val="center"/>
         <w:rPr>
           <w:b w:val="1"/>
+          <w:bCs w:val="1"/>
           <w:sz w:val="44"/>
           <w:szCs w:val="44"/>
         </w:rPr>
@@ -267,6 +277,7 @@
         <w:jc w:val="center"/>
         <w:rPr>
           <w:b w:val="1"/>
+          <w:bCs w:val="1"/>
           <w:sz w:val="44"/>
           <w:szCs w:val="44"/>
         </w:rPr>
@@ -282,6 +293,7 @@
         <w:jc w:val="center"/>
         <w:rPr>
           <w:b w:val="1"/>
+          <w:bCs w:val="1"/>
           <w:sz w:val="44"/>
           <w:szCs w:val="44"/>
         </w:rPr>
@@ -297,6 +309,7 @@
         <w:jc w:val="center"/>
         <w:rPr>
           <w:b w:val="1"/>
+          <w:bCs w:val="1"/>
           <w:sz w:val="44"/>
           <w:szCs w:val="44"/>
         </w:rPr>
@@ -318,7 +331,15 @@
         </w:rPr>
       </w:pPr>
       <w:r>
-        <w:t>- Ho Chi Minh, May 2026 -</w:t>
+        <w:rPr>
+          <w:rtl w:val="0"/>
+        </w:rPr>
+        <w:t xml:space="preserve">- Ho Chi Minh, May 2026 -</w:t>
+      </w:r>
+      <w:r>
+        <w:rPr>
+          <w:rtl w:val="0"/>
+        </w:rPr>
       </w:r>
     </w:p>
     <w:p>
@@ -341,7 +362,9 @@
         <w:rPr>
           <w:rFonts w:ascii="Calibri" w:cs="Calibri" w:eastAsia="Calibri" w:hAnsi="Calibri"/>
           <w:b w:val="1"/>
+          <w:bCs w:val="1"/>
           <w:i w:val="0"/>
+          <w:iCs w:val="0"/>
           <w:smallCaps w:val="0"/>
           <w:strike w:val="0"/>
           <w:color w:val="2e75b5"/>
@@ -356,7 +379,9 @@
         <w:rPr>
           <w:rFonts w:ascii="Calibri" w:cs="Calibri" w:eastAsia="Calibri" w:hAnsi="Calibri"/>
           <w:b w:val="1"/>
+          <w:bCs w:val="1"/>
           <w:i w:val="0"/>
+          <w:iCs w:val="0"/>
           <w:smallCaps w:val="0"/>
           <w:strike w:val="0"/>
           <w:color w:val="2e75b5"/>
@@ -372,6 +397,7 @@
     </w:p>
     <w:sdt>
       <w:sdtPr>
+        <w:id w:val="1728797006"/>
         <w:docPartObj>
           <w:docPartGallery w:val="Table of Contents"/>
           <w:docPartUnique w:val="1"/>
@@ -382,13 +408,15 @@
           <w:pPr>
             <w:widowControl w:val="0"/>
             <w:tabs>
-              <w:tab w:val="right" w:leader="dot" w:pos="12000"/>
+              <w:tab w:val="right" w:leader="none" w:pos="12000"/>
             </w:tabs>
             <w:spacing w:after="0" w:before="60" w:line="240" w:lineRule="auto"/>
             <w:rPr>
               <w:rFonts w:ascii="Arial" w:cs="Arial" w:eastAsia="Arial" w:hAnsi="Arial"/>
               <w:b w:val="1"/>
+              <w:bCs w:val="1"/>
               <w:i w:val="0"/>
+              <w:iCs w:val="0"/>
               <w:smallCaps w:val="0"/>
               <w:strike w:val="0"/>
               <w:color w:val="000000"/>
@@ -404,12 +432,14 @@
             <w:instrText xml:space="preserve"> TOC \h \u \z \t "Heading 1,1,Heading 2,2,Heading 3,3,"</w:instrText>
             <w:fldChar w:fldCharType="separate"/>
           </w:r>
-          <w:hyperlink w:anchor="_heading=h.47uveuanxui3">
+          <w:hyperlink w:anchor="_ed1p3aofa19i">
             <w:r>
               <w:rPr>
                 <w:rFonts w:ascii="Calibri" w:cs="Calibri" w:eastAsia="Calibri" w:hAnsi="Calibri"/>
                 <w:b w:val="0"/>
+                <w:bCs w:val="0"/>
                 <w:i w:val="0"/>
+                <w:iCs w:val="0"/>
                 <w:smallCaps w:val="0"/>
                 <w:strike w:val="0"/>
                 <w:color w:val="000000"/>
@@ -435,13 +465,15 @@
           <w:pPr>
             <w:widowControl w:val="0"/>
             <w:tabs>
-              <w:tab w:val="right" w:leader="dot" w:pos="12000"/>
+              <w:tab w:val="right" w:leader="none" w:pos="12000"/>
             </w:tabs>
             <w:spacing w:after="0" w:before="60" w:line="240" w:lineRule="auto"/>
             <w:rPr>
               <w:rFonts w:ascii="Arial" w:cs="Arial" w:eastAsia="Arial" w:hAnsi="Arial"/>
               <w:b w:val="1"/>
+              <w:bCs w:val="1"/>
               <w:i w:val="0"/>
+              <w:iCs w:val="0"/>
               <w:smallCaps w:val="0"/>
               <w:strike w:val="0"/>
               <w:color w:val="000000"/>
@@ -452,12 +484,14 @@
               <w:vertAlign w:val="baseline"/>
             </w:rPr>
           </w:pPr>
-          <w:hyperlink w:anchor="_heading=h.lfju3y6zsnl3">
+          <w:hyperlink w:anchor="_tjgxjiowpoht">
             <w:r>
               <w:rPr>
                 <w:rFonts w:ascii="Calibri" w:cs="Calibri" w:eastAsia="Calibri" w:hAnsi="Calibri"/>
                 <w:b w:val="0"/>
+                <w:bCs w:val="0"/>
                 <w:i w:val="0"/>
+                <w:iCs w:val="0"/>
                 <w:smallCaps w:val="0"/>
                 <w:strike w:val="0"/>
                 <w:color w:val="000000"/>
@@ -483,14 +517,16 @@
           <w:pPr>
             <w:widowControl w:val="0"/>
             <w:tabs>
-              <w:tab w:val="right" w:leader="dot" w:pos="12000"/>
+              <w:tab w:val="right" w:leader="none" w:pos="12000"/>
             </w:tabs>
             <w:spacing w:after="0" w:before="60" w:line="240" w:lineRule="auto"/>
             <w:ind w:left="360" w:firstLine="0"/>
             <w:rPr>
               <w:rFonts w:ascii="Arial" w:cs="Arial" w:eastAsia="Arial" w:hAnsi="Arial"/>
               <w:b w:val="0"/>
+              <w:bCs w:val="0"/>
               <w:i w:val="0"/>
+              <w:iCs w:val="0"/>
               <w:smallCaps w:val="0"/>
               <w:strike w:val="0"/>
               <w:color w:val="000000"/>
@@ -501,12 +537,14 @@
               <w:vertAlign w:val="baseline"/>
             </w:rPr>
           </w:pPr>
-          <w:hyperlink w:anchor="_heading=h.jl1qkpp76hj8">
+          <w:hyperlink w:anchor="_8pdlrmnn1y1t">
             <w:r>
               <w:rPr>
                 <w:rFonts w:ascii="Calibri" w:cs="Calibri" w:eastAsia="Calibri" w:hAnsi="Calibri"/>
                 <w:b w:val="0"/>
+                <w:bCs w:val="0"/>
                 <w:i w:val="0"/>
+                <w:iCs w:val="0"/>
                 <w:smallCaps w:val="0"/>
                 <w:strike w:val="0"/>
                 <w:color w:val="000000"/>
@@ -532,14 +570,16 @@
           <w:pPr>
             <w:widowControl w:val="0"/>
             <w:tabs>
-              <w:tab w:val="right" w:leader="dot" w:pos="12000"/>
+              <w:tab w:val="right" w:leader="none" w:pos="12000"/>
             </w:tabs>
             <w:spacing w:after="0" w:before="60" w:line="240" w:lineRule="auto"/>
             <w:ind w:left="360" w:firstLine="0"/>
             <w:rPr>
               <w:rFonts w:ascii="Arial" w:cs="Arial" w:eastAsia="Arial" w:hAnsi="Arial"/>
               <w:b w:val="0"/>
+              <w:bCs w:val="0"/>
               <w:i w:val="0"/>
+              <w:iCs w:val="0"/>
               <w:smallCaps w:val="0"/>
               <w:strike w:val="0"/>
               <w:color w:val="000000"/>
@@ -550,12 +590,14 @@
               <w:vertAlign w:val="baseline"/>
             </w:rPr>
           </w:pPr>
-          <w:hyperlink w:anchor="_heading=h.liaa9hbms9o3">
+          <w:hyperlink w:anchor="_7qqdw636wujo">
             <w:r>
               <w:rPr>
                 <w:rFonts w:ascii="Calibri" w:cs="Calibri" w:eastAsia="Calibri" w:hAnsi="Calibri"/>
                 <w:b w:val="0"/>
+                <w:bCs w:val="0"/>
                 <w:i w:val="0"/>
+                <w:iCs w:val="0"/>
                 <w:smallCaps w:val="0"/>
                 <w:strike w:val="0"/>
                 <w:color w:val="000000"/>
@@ -581,14 +623,16 @@
           <w:pPr>
             <w:widowControl w:val="0"/>
             <w:tabs>
-              <w:tab w:val="right" w:leader="dot" w:pos="12000"/>
+              <w:tab w:val="right" w:leader="none" w:pos="12000"/>
             </w:tabs>
             <w:spacing w:after="0" w:before="60" w:line="240" w:lineRule="auto"/>
             <w:ind w:left="720" w:firstLine="0"/>
             <w:rPr>
               <w:rFonts w:ascii="Arial" w:cs="Arial" w:eastAsia="Arial" w:hAnsi="Arial"/>
               <w:b w:val="0"/>
+              <w:bCs w:val="0"/>
               <w:i w:val="0"/>
+              <w:iCs w:val="0"/>
               <w:smallCaps w:val="0"/>
               <w:strike w:val="0"/>
               <w:color w:val="000000"/>
@@ -599,12 +643,14 @@
               <w:vertAlign w:val="baseline"/>
             </w:rPr>
           </w:pPr>
-          <w:hyperlink w:anchor="_heading=h.hama4pz1bp87">
+          <w:hyperlink w:anchor="_bnb4klr0c2sp">
             <w:r>
               <w:rPr>
                 <w:rFonts w:ascii="Calibri" w:cs="Calibri" w:eastAsia="Calibri" w:hAnsi="Calibri"/>
                 <w:b w:val="0"/>
+                <w:bCs w:val="0"/>
                 <w:i w:val="0"/>
+                <w:iCs w:val="0"/>
                 <w:smallCaps w:val="0"/>
                 <w:strike w:val="0"/>
                 <w:color w:val="000000"/>
@@ -630,14 +676,16 @@
           <w:pPr>
             <w:widowControl w:val="0"/>
             <w:tabs>
-              <w:tab w:val="right" w:leader="dot" w:pos="12000"/>
+              <w:tab w:val="right" w:leader="none" w:pos="12000"/>
             </w:tabs>
             <w:spacing w:after="0" w:before="60" w:line="240" w:lineRule="auto"/>
             <w:ind w:left="720" w:firstLine="0"/>
             <w:rPr>
               <w:rFonts w:ascii="Arial" w:cs="Arial" w:eastAsia="Arial" w:hAnsi="Arial"/>
               <w:b w:val="0"/>
+              <w:bCs w:val="0"/>
               <w:i w:val="0"/>
+              <w:iCs w:val="0"/>
               <w:smallCaps w:val="0"/>
               <w:strike w:val="0"/>
               <w:color w:val="000000"/>
@@ -648,12 +696,14 @@
               <w:vertAlign w:val="baseline"/>
             </w:rPr>
           </w:pPr>
-          <w:hyperlink w:anchor="_heading=h.3kh9mzjjtr1y">
+          <w:hyperlink w:anchor="_u2l9jxkjj2hp">
             <w:r>
               <w:rPr>
                 <w:rFonts w:ascii="Calibri" w:cs="Calibri" w:eastAsia="Calibri" w:hAnsi="Calibri"/>
                 <w:b w:val="0"/>
+                <w:bCs w:val="0"/>
                 <w:i w:val="0"/>
+                <w:iCs w:val="0"/>
                 <w:smallCaps w:val="0"/>
                 <w:strike w:val="0"/>
                 <w:color w:val="000000"/>
@@ -679,14 +729,16 @@
           <w:pPr>
             <w:widowControl w:val="0"/>
             <w:tabs>
-              <w:tab w:val="right" w:leader="dot" w:pos="12000"/>
+              <w:tab w:val="right" w:leader="none" w:pos="12000"/>
             </w:tabs>
             <w:spacing w:after="0" w:before="60" w:line="240" w:lineRule="auto"/>
             <w:ind w:left="720" w:firstLine="0"/>
             <w:rPr>
               <w:rFonts w:ascii="Arial" w:cs="Arial" w:eastAsia="Arial" w:hAnsi="Arial"/>
               <w:b w:val="0"/>
+              <w:bCs w:val="0"/>
               <w:i w:val="0"/>
+              <w:iCs w:val="0"/>
               <w:smallCaps w:val="0"/>
               <w:strike w:val="0"/>
               <w:color w:val="000000"/>
@@ -697,12 +749,14 @@
               <w:vertAlign w:val="baseline"/>
             </w:rPr>
           </w:pPr>
-          <w:hyperlink w:anchor="_heading=h.l3gylce9uunr">
+          <w:hyperlink w:anchor="_g0lxry2jspva">
             <w:r>
               <w:rPr>
                 <w:rFonts w:ascii="Calibri" w:cs="Calibri" w:eastAsia="Calibri" w:hAnsi="Calibri"/>
                 <w:b w:val="0"/>
+                <w:bCs w:val="0"/>
                 <w:i w:val="0"/>
+                <w:iCs w:val="0"/>
                 <w:smallCaps w:val="0"/>
                 <w:strike w:val="0"/>
                 <w:color w:val="000000"/>
@@ -728,14 +782,16 @@
           <w:pPr>
             <w:widowControl w:val="0"/>
             <w:tabs>
-              <w:tab w:val="right" w:leader="dot" w:pos="12000"/>
+              <w:tab w:val="right" w:leader="none" w:pos="12000"/>
             </w:tabs>
             <w:spacing w:after="0" w:before="60" w:line="240" w:lineRule="auto"/>
             <w:ind w:left="360" w:firstLine="0"/>
             <w:rPr>
               <w:rFonts w:ascii="Arial" w:cs="Arial" w:eastAsia="Arial" w:hAnsi="Arial"/>
               <w:b w:val="0"/>
+              <w:bCs w:val="0"/>
               <w:i w:val="0"/>
+              <w:iCs w:val="0"/>
               <w:smallCaps w:val="0"/>
               <w:strike w:val="0"/>
               <w:color w:val="000000"/>
@@ -746,12 +802,14 @@
               <w:vertAlign w:val="baseline"/>
             </w:rPr>
           </w:pPr>
-          <w:hyperlink w:anchor="_heading=h.41fgwzr6euip">
+          <w:hyperlink w:anchor="_ex7y597cyzlt">
             <w:r>
               <w:rPr>
                 <w:rFonts w:ascii="Calibri" w:cs="Calibri" w:eastAsia="Calibri" w:hAnsi="Calibri"/>
                 <w:b w:val="0"/>
+                <w:bCs w:val="0"/>
                 <w:i w:val="0"/>
+                <w:iCs w:val="0"/>
                 <w:smallCaps w:val="0"/>
                 <w:strike w:val="0"/>
                 <w:color w:val="000000"/>
@@ -777,14 +835,16 @@
           <w:pPr>
             <w:widowControl w:val="0"/>
             <w:tabs>
-              <w:tab w:val="right" w:leader="dot" w:pos="12000"/>
+              <w:tab w:val="right" w:leader="none" w:pos="12000"/>
             </w:tabs>
             <w:spacing w:after="0" w:before="60" w:line="240" w:lineRule="auto"/>
             <w:ind w:left="720" w:firstLine="0"/>
             <w:rPr>
               <w:rFonts w:ascii="Arial" w:cs="Arial" w:eastAsia="Arial" w:hAnsi="Arial"/>
               <w:b w:val="0"/>
+              <w:bCs w:val="0"/>
               <w:i w:val="0"/>
+              <w:iCs w:val="0"/>
               <w:smallCaps w:val="0"/>
               <w:strike w:val="0"/>
               <w:color w:val="000000"/>
@@ -795,12 +855,14 @@
               <w:vertAlign w:val="baseline"/>
             </w:rPr>
           </w:pPr>
-          <w:hyperlink w:anchor="_heading=h.s9kcghgnk8ee">
+          <w:hyperlink w:anchor="_4lt5hckb1gor">
             <w:r>
               <w:rPr>
                 <w:rFonts w:ascii="Calibri" w:cs="Calibri" w:eastAsia="Calibri" w:hAnsi="Calibri"/>
                 <w:b w:val="0"/>
+                <w:bCs w:val="0"/>
                 <w:i w:val="0"/>
+                <w:iCs w:val="0"/>
                 <w:smallCaps w:val="0"/>
                 <w:strike w:val="0"/>
                 <w:color w:val="000000"/>
@@ -826,14 +888,16 @@
           <w:pPr>
             <w:widowControl w:val="0"/>
             <w:tabs>
-              <w:tab w:val="right" w:leader="dot" w:pos="12000"/>
+              <w:tab w:val="right" w:leader="none" w:pos="12000"/>
             </w:tabs>
             <w:spacing w:after="0" w:before="60" w:line="240" w:lineRule="auto"/>
             <w:ind w:left="720" w:firstLine="0"/>
             <w:rPr>
               <w:rFonts w:ascii="Arial" w:cs="Arial" w:eastAsia="Arial" w:hAnsi="Arial"/>
               <w:b w:val="0"/>
+              <w:bCs w:val="0"/>
               <w:i w:val="0"/>
+              <w:iCs w:val="0"/>
               <w:smallCaps w:val="0"/>
               <w:strike w:val="0"/>
               <w:color w:val="000000"/>
@@ -844,12 +908,14 @@
               <w:vertAlign w:val="baseline"/>
             </w:rPr>
           </w:pPr>
-          <w:hyperlink w:anchor="_heading=h.dpxfjibd4m01">
+          <w:hyperlink w:anchor="_3kctfilni2v">
             <w:r>
               <w:rPr>
                 <w:rFonts w:ascii="Calibri" w:cs="Calibri" w:eastAsia="Calibri" w:hAnsi="Calibri"/>
                 <w:b w:val="0"/>
+                <w:bCs w:val="0"/>
                 <w:i w:val="0"/>
+                <w:iCs w:val="0"/>
                 <w:smallCaps w:val="0"/>
                 <w:strike w:val="0"/>
                 <w:color w:val="000000"/>
@@ -875,14 +941,16 @@
           <w:pPr>
             <w:widowControl w:val="0"/>
             <w:tabs>
-              <w:tab w:val="right" w:leader="dot" w:pos="12000"/>
+              <w:tab w:val="right" w:leader="none" w:pos="12000"/>
             </w:tabs>
             <w:spacing w:after="0" w:before="60" w:line="240" w:lineRule="auto"/>
             <w:ind w:left="720" w:firstLine="0"/>
             <w:rPr>
               <w:rFonts w:ascii="Arial" w:cs="Arial" w:eastAsia="Arial" w:hAnsi="Arial"/>
               <w:b w:val="0"/>
+              <w:bCs w:val="0"/>
               <w:i w:val="0"/>
+              <w:iCs w:val="0"/>
               <w:smallCaps w:val="0"/>
               <w:strike w:val="0"/>
               <w:color w:val="000000"/>
@@ -893,12 +961,14 @@
               <w:vertAlign w:val="baseline"/>
             </w:rPr>
           </w:pPr>
-          <w:hyperlink w:anchor="_heading=h.904h5yts8aly">
+          <w:hyperlink w:anchor="_ee64gnqegggg">
             <w:r>
               <w:rPr>
                 <w:rFonts w:ascii="Calibri" w:cs="Calibri" w:eastAsia="Calibri" w:hAnsi="Calibri"/>
                 <w:b w:val="0"/>
+                <w:bCs w:val="0"/>
                 <w:i w:val="0"/>
+                <w:iCs w:val="0"/>
                 <w:smallCaps w:val="0"/>
                 <w:strike w:val="0"/>
                 <w:color w:val="000000"/>
@@ -924,14 +994,16 @@
           <w:pPr>
             <w:widowControl w:val="0"/>
             <w:tabs>
-              <w:tab w:val="right" w:leader="dot" w:pos="12000"/>
+              <w:tab w:val="right" w:leader="none" w:pos="12000"/>
             </w:tabs>
             <w:spacing w:after="0" w:before="60" w:line="240" w:lineRule="auto"/>
             <w:ind w:left="360" w:firstLine="0"/>
             <w:rPr>
               <w:rFonts w:ascii="Arial" w:cs="Arial" w:eastAsia="Arial" w:hAnsi="Arial"/>
               <w:b w:val="0"/>
+              <w:bCs w:val="0"/>
               <w:i w:val="0"/>
+              <w:iCs w:val="0"/>
               <w:smallCaps w:val="0"/>
               <w:strike w:val="0"/>
               <w:color w:val="000000"/>
@@ -942,12 +1014,14 @@
               <w:vertAlign w:val="baseline"/>
             </w:rPr>
           </w:pPr>
-          <w:hyperlink w:anchor="_heading=h.bh01viypiwmr">
+          <w:hyperlink w:anchor="_kp7gwon6l51w">
             <w:r>
               <w:rPr>
                 <w:rFonts w:ascii="Calibri" w:cs="Calibri" w:eastAsia="Calibri" w:hAnsi="Calibri"/>
                 <w:b w:val="0"/>
+                <w:bCs w:val="0"/>
                 <w:i w:val="0"/>
+                <w:iCs w:val="0"/>
                 <w:smallCaps w:val="0"/>
                 <w:strike w:val="0"/>
                 <w:color w:val="000000"/>
@@ -973,14 +1047,16 @@
           <w:pPr>
             <w:widowControl w:val="0"/>
             <w:tabs>
-              <w:tab w:val="right" w:leader="dot" w:pos="12000"/>
+              <w:tab w:val="right" w:leader="none" w:pos="12000"/>
             </w:tabs>
             <w:spacing w:after="0" w:before="60" w:line="240" w:lineRule="auto"/>
             <w:ind w:left="360" w:firstLine="0"/>
             <w:rPr>
               <w:rFonts w:ascii="Arial" w:cs="Arial" w:eastAsia="Arial" w:hAnsi="Arial"/>
               <w:b w:val="0"/>
+              <w:bCs w:val="0"/>
               <w:i w:val="0"/>
+              <w:iCs w:val="0"/>
               <w:smallCaps w:val="0"/>
               <w:strike w:val="0"/>
               <w:color w:val="000000"/>
@@ -991,12 +1067,14 @@
               <w:vertAlign w:val="baseline"/>
             </w:rPr>
           </w:pPr>
-          <w:hyperlink w:anchor="_heading=h.4ev24b5cpij3">
+          <w:hyperlink w:anchor="_wqkgcz38npn5">
             <w:r>
               <w:rPr>
                 <w:rFonts w:ascii="Calibri" w:cs="Calibri" w:eastAsia="Calibri" w:hAnsi="Calibri"/>
                 <w:b w:val="0"/>
+                <w:bCs w:val="0"/>
                 <w:i w:val="0"/>
+                <w:iCs w:val="0"/>
                 <w:smallCaps w:val="0"/>
                 <w:strike w:val="0"/>
                 <w:color w:val="000000"/>
@@ -1028,6 +1106,7 @@
         <w:rPr>
           <w:rFonts w:ascii="Calibri" w:cs="Calibri" w:eastAsia="Calibri" w:hAnsi="Calibri"/>
           <w:b w:val="1"/>
+          <w:bCs w:val="1"/>
           <w:color w:val="c00000"/>
           <w:sz w:val="32"/>
           <w:szCs w:val="32"/>
@@ -1047,7 +1126,7 @@
         <w:pStyle w:val="Heading1"/>
         <w:rPr/>
       </w:pPr>
-      <w:bookmarkStart w:colFirst="0" w:colLast="0" w:name="_heading=h.47uveuanxui3" w:id="0"/>
+      <w:bookmarkStart w:colFirst="0" w:colLast="0" w:name="_ed1p3aofa19i" w:id="0"/>
       <w:bookmarkEnd w:id="0"/>
       <w:r>
         <w:rPr>
@@ -1100,7 +1179,6 @@
             <w:pPr>
               <w:keepNext w:val="0"/>
               <w:keepLines w:val="0"/>
-              <w:pageBreakBefore w:val="0"/>
               <w:widowControl w:val="0"/>
               <w:pBdr>
                 <w:top w:space="0" w:sz="0" w:val="nil"/>
@@ -1116,7 +1194,9 @@
               <w:rPr>
                 <w:rFonts w:ascii="Tahoma" w:cs="Tahoma" w:eastAsia="Tahoma" w:hAnsi="Tahoma"/>
                 <w:b w:val="1"/>
+                <w:bCs w:val="1"/>
                 <w:i w:val="0"/>
+                <w:iCs w:val="0"/>
                 <w:smallCaps w:val="0"/>
                 <w:strike w:val="0"/>
                 <w:color w:val="6e2500"/>
@@ -1131,7 +1211,9 @@
               <w:rPr>
                 <w:rFonts w:ascii="Tahoma" w:cs="Tahoma" w:eastAsia="Tahoma" w:hAnsi="Tahoma"/>
                 <w:b w:val="1"/>
+                <w:bCs w:val="1"/>
                 <w:i w:val="0"/>
+                <w:iCs w:val="0"/>
                 <w:smallCaps w:val="0"/>
                 <w:strike w:val="0"/>
                 <w:color w:val="6e2500"/>
@@ -1142,7 +1224,7 @@
                 <w:vertAlign w:val="baseline"/>
                 <w:rtl w:val="0"/>
               </w:rPr>
-              <w:t>Date</w:t>
+              <w:t xml:space="preserve">Date</w:t>
             </w:r>
           </w:p>
         </w:tc>
@@ -1154,7 +1236,6 @@
             <w:pPr>
               <w:keepNext w:val="0"/>
               <w:keepLines w:val="0"/>
-              <w:pageBreakBefore w:val="0"/>
               <w:widowControl w:val="0"/>
               <w:pBdr>
                 <w:top w:space="0" w:sz="0" w:val="nil"/>
@@ -1170,7 +1251,9 @@
               <w:rPr>
                 <w:rFonts w:ascii="Tahoma" w:cs="Tahoma" w:eastAsia="Tahoma" w:hAnsi="Tahoma"/>
                 <w:b w:val="1"/>
+                <w:bCs w:val="1"/>
                 <w:i w:val="0"/>
+                <w:iCs w:val="0"/>
                 <w:smallCaps w:val="0"/>
                 <w:strike w:val="0"/>
                 <w:color w:val="6e2500"/>
@@ -1185,7 +1268,9 @@
               <w:rPr>
                 <w:rFonts w:ascii="Tahoma" w:cs="Tahoma" w:eastAsia="Tahoma" w:hAnsi="Tahoma"/>
                 <w:b w:val="1"/>
+                <w:bCs w:val="1"/>
                 <w:i w:val="0"/>
+                <w:iCs w:val="0"/>
                 <w:smallCaps w:val="0"/>
                 <w:strike w:val="0"/>
                 <w:color w:val="6e2500"/>
@@ -1196,9 +1281,9 @@
                 <w:vertAlign w:val="baseline"/>
                 <w:rtl w:val="0"/>
               </w:rPr>
-              <w:t>A*</w:t>
-              <w:br/>
-              <w:t>M, D</w:t>
+              <w:t xml:space="preserve">A*</w:t>
+              <w:br w:type="textWrapping"/>
+              <w:t xml:space="preserve">M, D</w:t>
             </w:r>
           </w:p>
         </w:tc>
@@ -1210,7 +1295,6 @@
             <w:pPr>
               <w:keepNext w:val="0"/>
               <w:keepLines w:val="0"/>
-              <w:pageBreakBefore w:val="0"/>
               <w:widowControl w:val="0"/>
               <w:pBdr>
                 <w:top w:space="0" w:sz="0" w:val="nil"/>
@@ -1226,7 +1310,9 @@
               <w:rPr>
                 <w:rFonts w:ascii="Tahoma" w:cs="Tahoma" w:eastAsia="Tahoma" w:hAnsi="Tahoma"/>
                 <w:b w:val="1"/>
+                <w:bCs w:val="1"/>
                 <w:i w:val="0"/>
+                <w:iCs w:val="0"/>
                 <w:smallCaps w:val="0"/>
                 <w:strike w:val="0"/>
                 <w:color w:val="6e2500"/>
@@ -1241,7 +1327,9 @@
               <w:rPr>
                 <w:rFonts w:ascii="Tahoma" w:cs="Tahoma" w:eastAsia="Tahoma" w:hAnsi="Tahoma"/>
                 <w:b w:val="1"/>
+                <w:bCs w:val="1"/>
                 <w:i w:val="0"/>
+                <w:iCs w:val="0"/>
                 <w:smallCaps w:val="0"/>
                 <w:strike w:val="0"/>
                 <w:color w:val="6e2500"/>
@@ -1252,7 +1340,7 @@
                 <w:vertAlign w:val="baseline"/>
                 <w:rtl w:val="0"/>
               </w:rPr>
-              <w:t>In charge</w:t>
+              <w:t xml:space="preserve">In charge</w:t>
             </w:r>
           </w:p>
         </w:tc>
@@ -1264,7 +1352,6 @@
             <w:pPr>
               <w:keepNext w:val="0"/>
               <w:keepLines w:val="0"/>
-              <w:pageBreakBefore w:val="0"/>
               <w:widowControl w:val="0"/>
               <w:pBdr>
                 <w:top w:space="0" w:sz="0" w:val="nil"/>
@@ -1280,7 +1367,9 @@
               <w:rPr>
                 <w:rFonts w:ascii="Tahoma" w:cs="Tahoma" w:eastAsia="Tahoma" w:hAnsi="Tahoma"/>
                 <w:b w:val="1"/>
+                <w:bCs w:val="1"/>
                 <w:i w:val="0"/>
+                <w:iCs w:val="0"/>
                 <w:smallCaps w:val="0"/>
                 <w:strike w:val="0"/>
                 <w:color w:val="6e2500"/>
@@ -1295,7 +1384,9 @@
               <w:rPr>
                 <w:rFonts w:ascii="Tahoma" w:cs="Tahoma" w:eastAsia="Tahoma" w:hAnsi="Tahoma"/>
                 <w:b w:val="1"/>
+                <w:bCs w:val="1"/>
                 <w:i w:val="0"/>
+                <w:iCs w:val="0"/>
                 <w:smallCaps w:val="0"/>
                 <w:strike w:val="0"/>
                 <w:color w:val="6e2500"/>
@@ -1306,7 +1397,7 @@
                 <w:vertAlign w:val="baseline"/>
                 <w:rtl w:val="0"/>
               </w:rPr>
-              <w:t>Change Description</w:t>
+              <w:t xml:space="preserve">Change Description</w:t>
             </w:r>
           </w:p>
         </w:tc>
@@ -1345,9 +1436,15 @@
               <w:rPr>
                 <w:rFonts w:ascii="Tahoma" w:cs="Tahoma" w:eastAsia="Tahoma" w:hAnsi="Tahoma"/>
                 <w:i w:val="1"/>
-                <w:rtl w:val="0"/>
-              </w:rPr>
-              <w:t>8-May-26</w:t>
+                <w:iCs w:val="1"/>
+                <w:rtl w:val="0"/>
+              </w:rPr>
+              <w:t xml:space="preserve">8-May-26</w:t>
+            </w:r>
+            <w:r>
+              <w:rPr>
+                <w:rtl w:val="0"/>
+              </w:rPr>
             </w:r>
           </w:p>
         </w:tc>
@@ -1381,7 +1478,12 @@
                 <w:rFonts w:ascii="Tahoma" w:cs="Tahoma" w:eastAsia="Tahoma" w:hAnsi="Tahoma"/>
                 <w:rtl w:val="0"/>
               </w:rPr>
-              <w:t>A</w:t>
+              <w:t xml:space="preserve">A</w:t>
+            </w:r>
+            <w:r>
+              <w:rPr>
+                <w:rtl w:val="0"/>
+              </w:rPr>
             </w:r>
           </w:p>
         </w:tc>
@@ -1411,10 +1513,8 @@
             </w:pPr>
             <w:r>
               <w:rPr>
-                <w:rFonts w:ascii="Tahoma" w:cs="Tahoma" w:eastAsia="Tahoma" w:hAnsi="Tahoma"/>
-                <w:rtl w:val="0"/>
-              </w:rPr>
-              <w:t>Hoàng Văn Anh Nghĩa</w:t>
+                <w:rtl w:val="0"/>
+              </w:rPr>
             </w:r>
           </w:p>
         </w:tc>
@@ -1447,7 +1547,12 @@
                 <w:rFonts w:ascii="Tahoma" w:cs="Tahoma" w:eastAsia="Tahoma" w:hAnsi="Tahoma"/>
                 <w:rtl w:val="0"/>
               </w:rPr>
-              <w:t>Create test document for VSTEP project</w:t>
+              <w:t xml:space="preserve">Create test document for VSTEP project</w:t>
+            </w:r>
+            <w:r>
+              <w:rPr>
+                <w:rtl w:val="0"/>
+              </w:rPr>
             </w:r>
           </w:p>
         </w:tc>
@@ -1486,9 +1591,15 @@
               <w:rPr>
                 <w:rFonts w:ascii="Tahoma" w:cs="Tahoma" w:eastAsia="Tahoma" w:hAnsi="Tahoma"/>
                 <w:i w:val="1"/>
-                <w:rtl w:val="0"/>
-              </w:rPr>
-              <w:t>30-May-26</w:t>
+                <w:iCs w:val="1"/>
+                <w:rtl w:val="0"/>
+              </w:rPr>
+              <w:t xml:space="preserve">30-May-26</w:t>
+            </w:r>
+            <w:r>
+              <w:rPr>
+                <w:rtl w:val="0"/>
+              </w:rPr>
             </w:r>
           </w:p>
         </w:tc>
@@ -1522,7 +1633,12 @@
                 <w:rFonts w:ascii="Tahoma" w:cs="Tahoma" w:eastAsia="Tahoma" w:hAnsi="Tahoma"/>
                 <w:rtl w:val="0"/>
               </w:rPr>
-              <w:t>M</w:t>
+              <w:t xml:space="preserve">M</w:t>
+            </w:r>
+            <w:r>
+              <w:rPr>
+                <w:rtl w:val="0"/>
+              </w:rPr>
             </w:r>
           </w:p>
         </w:tc>
@@ -1552,10 +1668,8 @@
             </w:pPr>
             <w:r>
               <w:rPr>
-                <w:rFonts w:ascii="Tahoma" w:cs="Tahoma" w:eastAsia="Tahoma" w:hAnsi="Tahoma"/>
-                <w:rtl w:val="0"/>
-              </w:rPr>
-              <w:t>Hoàng Văn Anh Nghĩa</w:t>
+                <w:rtl w:val="0"/>
+              </w:rPr>
             </w:r>
           </w:p>
         </w:tc>
@@ -1588,7 +1702,12 @@
                 <w:rFonts w:ascii="Tahoma" w:cs="Tahoma" w:eastAsia="Tahoma" w:hAnsi="Tahoma"/>
                 <w:rtl w:val="0"/>
               </w:rPr>
-              <w:t>Filter to 215 test cases, align scope and testers with repository</w:t>
+              <w:t xml:space="preserve">Filter to 215 test cases, align scope and testers with repository</w:t>
+            </w:r>
+            <w:r>
+              <w:rPr>
+                <w:rtl w:val="0"/>
+              </w:rPr>
             </w:r>
           </w:p>
         </w:tc>
@@ -1604,7 +1723,6 @@
             <w:pPr>
               <w:keepNext w:val="0"/>
               <w:keepLines w:val="0"/>
-              <w:pageBreakBefore w:val="0"/>
               <w:widowControl w:val="1"/>
               <w:pBdr>
                 <w:top w:space="0" w:sz="0" w:val="nil"/>
@@ -1620,7 +1738,9 @@
               <w:rPr>
                 <w:rFonts w:ascii="Tahoma" w:cs="Tahoma" w:eastAsia="Tahoma" w:hAnsi="Tahoma"/>
                 <w:b w:val="0"/>
+                <w:bCs w:val="0"/>
                 <w:i w:val="0"/>
+                <w:iCs w:val="0"/>
                 <w:smallCaps w:val="0"/>
                 <w:strike w:val="0"/>
                 <w:color w:val="000000"/>
@@ -1644,7 +1764,6 @@
             <w:pPr>
               <w:keepNext w:val="0"/>
               <w:keepLines w:val="0"/>
-              <w:pageBreakBefore w:val="0"/>
               <w:widowControl w:val="1"/>
               <w:pBdr>
                 <w:top w:space="0" w:sz="0" w:val="nil"/>
@@ -1660,7 +1779,9 @@
               <w:rPr>
                 <w:rFonts w:ascii="Tahoma" w:cs="Tahoma" w:eastAsia="Tahoma" w:hAnsi="Tahoma"/>
                 <w:b w:val="0"/>
+                <w:bCs w:val="0"/>
                 <w:i w:val="0"/>
+                <w:iCs w:val="0"/>
                 <w:smallCaps w:val="0"/>
                 <w:strike w:val="0"/>
                 <w:color w:val="000000"/>
@@ -1684,7 +1805,6 @@
             <w:pPr>
               <w:keepNext w:val="0"/>
               <w:keepLines w:val="0"/>
-              <w:pageBreakBefore w:val="0"/>
               <w:widowControl w:val="1"/>
               <w:pBdr>
                 <w:top w:space="0" w:sz="0" w:val="nil"/>
@@ -1700,7 +1820,9 @@
               <w:rPr>
                 <w:rFonts w:ascii="Tahoma" w:cs="Tahoma" w:eastAsia="Tahoma" w:hAnsi="Tahoma"/>
                 <w:b w:val="0"/>
+                <w:bCs w:val="0"/>
                 <w:i w:val="0"/>
+                <w:iCs w:val="0"/>
                 <w:smallCaps w:val="0"/>
                 <w:strike w:val="0"/>
                 <w:color w:val="000000"/>
@@ -1724,7 +1846,6 @@
             <w:pPr>
               <w:keepNext w:val="0"/>
               <w:keepLines w:val="0"/>
-              <w:pageBreakBefore w:val="0"/>
               <w:widowControl w:val="1"/>
               <w:pBdr>
                 <w:top w:space="0" w:sz="0" w:val="nil"/>
@@ -1740,7 +1861,9 @@
               <w:rPr>
                 <w:rFonts w:ascii="Tahoma" w:cs="Tahoma" w:eastAsia="Tahoma" w:hAnsi="Tahoma"/>
                 <w:b w:val="0"/>
+                <w:bCs w:val="0"/>
                 <w:i w:val="0"/>
+                <w:iCs w:val="0"/>
                 <w:smallCaps w:val="0"/>
                 <w:strike w:val="0"/>
                 <w:color w:val="000000"/>
@@ -1770,7 +1893,6 @@
             <w:pPr>
               <w:keepNext w:val="0"/>
               <w:keepLines w:val="0"/>
-              <w:pageBreakBefore w:val="0"/>
               <w:widowControl w:val="1"/>
               <w:pBdr>
                 <w:top w:space="0" w:sz="0" w:val="nil"/>
@@ -1786,7 +1908,9 @@
               <w:rPr>
                 <w:rFonts w:ascii="Tahoma" w:cs="Tahoma" w:eastAsia="Tahoma" w:hAnsi="Tahoma"/>
                 <w:b w:val="0"/>
+                <w:bCs w:val="0"/>
                 <w:i w:val="0"/>
+                <w:iCs w:val="0"/>
                 <w:smallCaps w:val="0"/>
                 <w:strike w:val="0"/>
                 <w:color w:val="000000"/>
@@ -1810,7 +1934,6 @@
             <w:pPr>
               <w:keepNext w:val="0"/>
               <w:keepLines w:val="0"/>
-              <w:pageBreakBefore w:val="0"/>
               <w:widowControl w:val="1"/>
               <w:pBdr>
                 <w:top w:space="0" w:sz="0" w:val="nil"/>
@@ -1826,7 +1949,9 @@
               <w:rPr>
                 <w:rFonts w:ascii="Tahoma" w:cs="Tahoma" w:eastAsia="Tahoma" w:hAnsi="Tahoma"/>
                 <w:b w:val="0"/>
+                <w:bCs w:val="0"/>
                 <w:i w:val="0"/>
+                <w:iCs w:val="0"/>
                 <w:smallCaps w:val="0"/>
                 <w:strike w:val="0"/>
                 <w:color w:val="000000"/>
@@ -1850,7 +1975,6 @@
             <w:pPr>
               <w:keepNext w:val="0"/>
               <w:keepLines w:val="0"/>
-              <w:pageBreakBefore w:val="0"/>
               <w:widowControl w:val="1"/>
               <w:pBdr>
                 <w:top w:space="0" w:sz="0" w:val="nil"/>
@@ -1866,7 +1990,9 @@
               <w:rPr>
                 <w:rFonts w:ascii="Tahoma" w:cs="Tahoma" w:eastAsia="Tahoma" w:hAnsi="Tahoma"/>
                 <w:b w:val="0"/>
+                <w:bCs w:val="0"/>
                 <w:i w:val="0"/>
+                <w:iCs w:val="0"/>
                 <w:smallCaps w:val="0"/>
                 <w:strike w:val="0"/>
                 <w:color w:val="000000"/>
@@ -1890,7 +2016,6 @@
             <w:pPr>
               <w:keepNext w:val="0"/>
               <w:keepLines w:val="0"/>
-              <w:pageBreakBefore w:val="0"/>
               <w:widowControl w:val="1"/>
               <w:pBdr>
                 <w:top w:space="0" w:sz="0" w:val="nil"/>
@@ -1906,7 +2031,9 @@
               <w:rPr>
                 <w:rFonts w:ascii="Tahoma" w:cs="Tahoma" w:eastAsia="Tahoma" w:hAnsi="Tahoma"/>
                 <w:b w:val="0"/>
+                <w:bCs w:val="0"/>
                 <w:i w:val="0"/>
+                <w:iCs w:val="0"/>
                 <w:smallCaps w:val="0"/>
                 <w:strike w:val="0"/>
                 <w:color w:val="000000"/>
@@ -1936,7 +2063,6 @@
             <w:pPr>
               <w:keepNext w:val="0"/>
               <w:keepLines w:val="0"/>
-              <w:pageBreakBefore w:val="0"/>
               <w:widowControl w:val="1"/>
               <w:pBdr>
                 <w:top w:space="0" w:sz="0" w:val="nil"/>
@@ -1952,7 +2078,9 @@
               <w:rPr>
                 <w:rFonts w:ascii="Tahoma" w:cs="Tahoma" w:eastAsia="Tahoma" w:hAnsi="Tahoma"/>
                 <w:b w:val="0"/>
+                <w:bCs w:val="0"/>
                 <w:i w:val="0"/>
+                <w:iCs w:val="0"/>
                 <w:smallCaps w:val="0"/>
                 <w:strike w:val="0"/>
                 <w:color w:val="000000"/>
@@ -1976,7 +2104,6 @@
             <w:pPr>
               <w:keepNext w:val="0"/>
               <w:keepLines w:val="0"/>
-              <w:pageBreakBefore w:val="0"/>
               <w:widowControl w:val="1"/>
               <w:pBdr>
                 <w:top w:space="0" w:sz="0" w:val="nil"/>
@@ -1992,7 +2119,9 @@
               <w:rPr>
                 <w:rFonts w:ascii="Tahoma" w:cs="Tahoma" w:eastAsia="Tahoma" w:hAnsi="Tahoma"/>
                 <w:b w:val="0"/>
+                <w:bCs w:val="0"/>
                 <w:i w:val="0"/>
+                <w:iCs w:val="0"/>
                 <w:smallCaps w:val="0"/>
                 <w:strike w:val="0"/>
                 <w:color w:val="000000"/>
@@ -2016,7 +2145,6 @@
             <w:pPr>
               <w:keepNext w:val="0"/>
               <w:keepLines w:val="0"/>
-              <w:pageBreakBefore w:val="0"/>
               <w:widowControl w:val="1"/>
               <w:pBdr>
                 <w:top w:space="0" w:sz="0" w:val="nil"/>
@@ -2032,7 +2160,9 @@
               <w:rPr>
                 <w:rFonts w:ascii="Tahoma" w:cs="Tahoma" w:eastAsia="Tahoma" w:hAnsi="Tahoma"/>
                 <w:b w:val="0"/>
+                <w:bCs w:val="0"/>
                 <w:i w:val="0"/>
+                <w:iCs w:val="0"/>
                 <w:smallCaps w:val="0"/>
                 <w:strike w:val="0"/>
                 <w:color w:val="000000"/>
@@ -2056,7 +2186,6 @@
             <w:pPr>
               <w:keepNext w:val="0"/>
               <w:keepLines w:val="0"/>
-              <w:pageBreakBefore w:val="0"/>
               <w:widowControl w:val="1"/>
               <w:pBdr>
                 <w:top w:space="0" w:sz="0" w:val="nil"/>
@@ -2072,7 +2201,9 @@
               <w:rPr>
                 <w:rFonts w:ascii="Tahoma" w:cs="Tahoma" w:eastAsia="Tahoma" w:hAnsi="Tahoma"/>
                 <w:b w:val="0"/>
+                <w:bCs w:val="0"/>
                 <w:i w:val="0"/>
+                <w:iCs w:val="0"/>
                 <w:smallCaps w:val="0"/>
                 <w:strike w:val="0"/>
                 <w:color w:val="000000"/>
@@ -2102,7 +2233,6 @@
             <w:pPr>
               <w:keepNext w:val="0"/>
               <w:keepLines w:val="0"/>
-              <w:pageBreakBefore w:val="0"/>
               <w:widowControl w:val="1"/>
               <w:pBdr>
                 <w:top w:space="0" w:sz="0" w:val="nil"/>
@@ -2118,7 +2248,9 @@
               <w:rPr>
                 <w:rFonts w:ascii="Tahoma" w:cs="Tahoma" w:eastAsia="Tahoma" w:hAnsi="Tahoma"/>
                 <w:b w:val="0"/>
+                <w:bCs w:val="0"/>
                 <w:i w:val="0"/>
+                <w:iCs w:val="0"/>
                 <w:smallCaps w:val="0"/>
                 <w:strike w:val="0"/>
                 <w:color w:val="000000"/>
@@ -2142,7 +2274,6 @@
             <w:pPr>
               <w:keepNext w:val="0"/>
               <w:keepLines w:val="0"/>
-              <w:pageBreakBefore w:val="0"/>
               <w:widowControl w:val="1"/>
               <w:pBdr>
                 <w:top w:space="0" w:sz="0" w:val="nil"/>
@@ -2158,7 +2289,9 @@
               <w:rPr>
                 <w:rFonts w:ascii="Tahoma" w:cs="Tahoma" w:eastAsia="Tahoma" w:hAnsi="Tahoma"/>
                 <w:b w:val="0"/>
+                <w:bCs w:val="0"/>
                 <w:i w:val="0"/>
+                <w:iCs w:val="0"/>
                 <w:smallCaps w:val="0"/>
                 <w:strike w:val="0"/>
                 <w:color w:val="000000"/>
@@ -2182,7 +2315,6 @@
             <w:pPr>
               <w:keepNext w:val="0"/>
               <w:keepLines w:val="0"/>
-              <w:pageBreakBefore w:val="0"/>
               <w:widowControl w:val="1"/>
               <w:pBdr>
                 <w:top w:space="0" w:sz="0" w:val="nil"/>
@@ -2198,7 +2330,9 @@
               <w:rPr>
                 <w:rFonts w:ascii="Tahoma" w:cs="Tahoma" w:eastAsia="Tahoma" w:hAnsi="Tahoma"/>
                 <w:b w:val="0"/>
+                <w:bCs w:val="0"/>
                 <w:i w:val="0"/>
+                <w:iCs w:val="0"/>
                 <w:smallCaps w:val="0"/>
                 <w:strike w:val="0"/>
                 <w:color w:val="000000"/>
@@ -2222,7 +2356,6 @@
             <w:pPr>
               <w:keepNext w:val="0"/>
               <w:keepLines w:val="0"/>
-              <w:pageBreakBefore w:val="0"/>
               <w:widowControl w:val="1"/>
               <w:pBdr>
                 <w:top w:space="0" w:sz="0" w:val="nil"/>
@@ -2238,7 +2371,9 @@
               <w:rPr>
                 <w:rFonts w:ascii="Tahoma" w:cs="Tahoma" w:eastAsia="Tahoma" w:hAnsi="Tahoma"/>
                 <w:b w:val="0"/>
+                <w:bCs w:val="0"/>
                 <w:i w:val="0"/>
+                <w:iCs w:val="0"/>
                 <w:smallCaps w:val="0"/>
                 <w:strike w:val="0"/>
                 <w:color w:val="000000"/>
@@ -2268,7 +2403,6 @@
             <w:pPr>
               <w:keepNext w:val="0"/>
               <w:keepLines w:val="0"/>
-              <w:pageBreakBefore w:val="0"/>
               <w:widowControl w:val="1"/>
               <w:pBdr>
                 <w:top w:space="0" w:sz="0" w:val="nil"/>
@@ -2284,7 +2418,9 @@
               <w:rPr>
                 <w:rFonts w:ascii="Tahoma" w:cs="Tahoma" w:eastAsia="Tahoma" w:hAnsi="Tahoma"/>
                 <w:b w:val="0"/>
+                <w:bCs w:val="0"/>
                 <w:i w:val="0"/>
+                <w:iCs w:val="0"/>
                 <w:smallCaps w:val="0"/>
                 <w:strike w:val="0"/>
                 <w:color w:val="000000"/>
@@ -2308,7 +2444,6 @@
             <w:pPr>
               <w:keepNext w:val="0"/>
               <w:keepLines w:val="0"/>
-              <w:pageBreakBefore w:val="0"/>
               <w:widowControl w:val="1"/>
               <w:pBdr>
                 <w:top w:space="0" w:sz="0" w:val="nil"/>
@@ -2324,7 +2459,9 @@
               <w:rPr>
                 <w:rFonts w:ascii="Tahoma" w:cs="Tahoma" w:eastAsia="Tahoma" w:hAnsi="Tahoma"/>
                 <w:b w:val="0"/>
+                <w:bCs w:val="0"/>
                 <w:i w:val="0"/>
+                <w:iCs w:val="0"/>
                 <w:smallCaps w:val="0"/>
                 <w:strike w:val="0"/>
                 <w:color w:val="000000"/>
@@ -2348,7 +2485,6 @@
             <w:pPr>
               <w:keepNext w:val="0"/>
               <w:keepLines w:val="0"/>
-              <w:pageBreakBefore w:val="0"/>
               <w:widowControl w:val="1"/>
               <w:pBdr>
                 <w:top w:space="0" w:sz="0" w:val="nil"/>
@@ -2364,7 +2500,9 @@
               <w:rPr>
                 <w:rFonts w:ascii="Tahoma" w:cs="Tahoma" w:eastAsia="Tahoma" w:hAnsi="Tahoma"/>
                 <w:b w:val="0"/>
+                <w:bCs w:val="0"/>
                 <w:i w:val="0"/>
+                <w:iCs w:val="0"/>
                 <w:smallCaps w:val="0"/>
                 <w:strike w:val="0"/>
                 <w:color w:val="000000"/>
@@ -2388,7 +2526,6 @@
             <w:pPr>
               <w:keepNext w:val="0"/>
               <w:keepLines w:val="0"/>
-              <w:pageBreakBefore w:val="0"/>
               <w:widowControl w:val="1"/>
               <w:pBdr>
                 <w:top w:space="0" w:sz="0" w:val="nil"/>
@@ -2404,7 +2541,9 @@
               <w:rPr>
                 <w:rFonts w:ascii="Tahoma" w:cs="Tahoma" w:eastAsia="Tahoma" w:hAnsi="Tahoma"/>
                 <w:b w:val="0"/>
+                <w:bCs w:val="0"/>
                 <w:i w:val="0"/>
+                <w:iCs w:val="0"/>
                 <w:smallCaps w:val="0"/>
                 <w:strike w:val="0"/>
                 <w:color w:val="000000"/>
@@ -2434,7 +2573,6 @@
             <w:pPr>
               <w:keepNext w:val="0"/>
               <w:keepLines w:val="0"/>
-              <w:pageBreakBefore w:val="0"/>
               <w:widowControl w:val="1"/>
               <w:pBdr>
                 <w:top w:space="0" w:sz="0" w:val="nil"/>
@@ -2450,7 +2588,9 @@
               <w:rPr>
                 <w:rFonts w:ascii="Tahoma" w:cs="Tahoma" w:eastAsia="Tahoma" w:hAnsi="Tahoma"/>
                 <w:b w:val="0"/>
+                <w:bCs w:val="0"/>
                 <w:i w:val="0"/>
+                <w:iCs w:val="0"/>
                 <w:smallCaps w:val="0"/>
                 <w:strike w:val="0"/>
                 <w:color w:val="000000"/>
@@ -2474,7 +2614,6 @@
             <w:pPr>
               <w:keepNext w:val="0"/>
               <w:keepLines w:val="0"/>
-              <w:pageBreakBefore w:val="0"/>
               <w:widowControl w:val="1"/>
               <w:pBdr>
                 <w:top w:space="0" w:sz="0" w:val="nil"/>
@@ -2490,7 +2629,9 @@
               <w:rPr>
                 <w:rFonts w:ascii="Tahoma" w:cs="Tahoma" w:eastAsia="Tahoma" w:hAnsi="Tahoma"/>
                 <w:b w:val="0"/>
+                <w:bCs w:val="0"/>
                 <w:i w:val="0"/>
+                <w:iCs w:val="0"/>
                 <w:smallCaps w:val="0"/>
                 <w:strike w:val="0"/>
                 <w:color w:val="000000"/>
@@ -2514,7 +2655,6 @@
             <w:pPr>
               <w:keepNext w:val="0"/>
               <w:keepLines w:val="0"/>
-              <w:pageBreakBefore w:val="0"/>
               <w:widowControl w:val="1"/>
               <w:pBdr>
                 <w:top w:space="0" w:sz="0" w:val="nil"/>
@@ -2530,7 +2670,9 @@
               <w:rPr>
                 <w:rFonts w:ascii="Tahoma" w:cs="Tahoma" w:eastAsia="Tahoma" w:hAnsi="Tahoma"/>
                 <w:b w:val="0"/>
+                <w:bCs w:val="0"/>
                 <w:i w:val="0"/>
+                <w:iCs w:val="0"/>
                 <w:smallCaps w:val="0"/>
                 <w:strike w:val="0"/>
                 <w:color w:val="000000"/>
@@ -2554,7 +2696,6 @@
             <w:pPr>
               <w:keepNext w:val="0"/>
               <w:keepLines w:val="0"/>
-              <w:pageBreakBefore w:val="0"/>
               <w:widowControl w:val="1"/>
               <w:pBdr>
                 <w:top w:space="0" w:sz="0" w:val="nil"/>
@@ -2570,7 +2711,9 @@
               <w:rPr>
                 <w:rFonts w:ascii="Tahoma" w:cs="Tahoma" w:eastAsia="Tahoma" w:hAnsi="Tahoma"/>
                 <w:b w:val="0"/>
+                <w:bCs w:val="0"/>
                 <w:i w:val="0"/>
+                <w:iCs w:val="0"/>
                 <w:smallCaps w:val="0"/>
                 <w:strike w:val="0"/>
                 <w:color w:val="000000"/>
@@ -2600,7 +2743,6 @@
             <w:pPr>
               <w:keepNext w:val="0"/>
               <w:keepLines w:val="0"/>
-              <w:pageBreakBefore w:val="0"/>
               <w:widowControl w:val="1"/>
               <w:pBdr>
                 <w:top w:space="0" w:sz="0" w:val="nil"/>
@@ -2616,7 +2758,9 @@
               <w:rPr>
                 <w:rFonts w:ascii="Tahoma" w:cs="Tahoma" w:eastAsia="Tahoma" w:hAnsi="Tahoma"/>
                 <w:b w:val="0"/>
+                <w:bCs w:val="0"/>
                 <w:i w:val="0"/>
+                <w:iCs w:val="0"/>
                 <w:smallCaps w:val="0"/>
                 <w:strike w:val="0"/>
                 <w:color w:val="000000"/>
@@ -2640,7 +2784,6 @@
             <w:pPr>
               <w:keepNext w:val="0"/>
               <w:keepLines w:val="0"/>
-              <w:pageBreakBefore w:val="0"/>
               <w:widowControl w:val="1"/>
               <w:pBdr>
                 <w:top w:space="0" w:sz="0" w:val="nil"/>
@@ -2656,7 +2799,9 @@
               <w:rPr>
                 <w:rFonts w:ascii="Tahoma" w:cs="Tahoma" w:eastAsia="Tahoma" w:hAnsi="Tahoma"/>
                 <w:b w:val="0"/>
+                <w:bCs w:val="0"/>
                 <w:i w:val="0"/>
+                <w:iCs w:val="0"/>
                 <w:smallCaps w:val="0"/>
                 <w:strike w:val="0"/>
                 <w:color w:val="000000"/>
@@ -2680,7 +2825,6 @@
             <w:pPr>
               <w:keepNext w:val="0"/>
               <w:keepLines w:val="0"/>
-              <w:pageBreakBefore w:val="0"/>
               <w:widowControl w:val="1"/>
               <w:pBdr>
                 <w:top w:space="0" w:sz="0" w:val="nil"/>
@@ -2696,7 +2840,9 @@
               <w:rPr>
                 <w:rFonts w:ascii="Tahoma" w:cs="Tahoma" w:eastAsia="Tahoma" w:hAnsi="Tahoma"/>
                 <w:b w:val="0"/>
+                <w:bCs w:val="0"/>
                 <w:i w:val="0"/>
+                <w:iCs w:val="0"/>
                 <w:smallCaps w:val="0"/>
                 <w:strike w:val="0"/>
                 <w:color w:val="000000"/>
@@ -2720,7 +2866,6 @@
             <w:pPr>
               <w:keepNext w:val="0"/>
               <w:keepLines w:val="0"/>
-              <w:pageBreakBefore w:val="0"/>
               <w:widowControl w:val="1"/>
               <w:pBdr>
                 <w:top w:space="0" w:sz="0" w:val="nil"/>
@@ -2736,7 +2881,9 @@
               <w:rPr>
                 <w:rFonts w:ascii="Tahoma" w:cs="Tahoma" w:eastAsia="Tahoma" w:hAnsi="Tahoma"/>
                 <w:b w:val="0"/>
+                <w:bCs w:val="0"/>
                 <w:i w:val="0"/>
+                <w:iCs w:val="0"/>
                 <w:smallCaps w:val="0"/>
                 <w:strike w:val="0"/>
                 <w:color w:val="000000"/>
@@ -2766,7 +2913,6 @@
             <w:pPr>
               <w:keepNext w:val="0"/>
               <w:keepLines w:val="0"/>
-              <w:pageBreakBefore w:val="0"/>
               <w:widowControl w:val="1"/>
               <w:pBdr>
                 <w:top w:space="0" w:sz="0" w:val="nil"/>
@@ -2782,7 +2928,9 @@
               <w:rPr>
                 <w:rFonts w:ascii="Tahoma" w:cs="Tahoma" w:eastAsia="Tahoma" w:hAnsi="Tahoma"/>
                 <w:b w:val="0"/>
+                <w:bCs w:val="0"/>
                 <w:i w:val="0"/>
+                <w:iCs w:val="0"/>
                 <w:smallCaps w:val="0"/>
                 <w:strike w:val="0"/>
                 <w:color w:val="000000"/>
@@ -2806,7 +2954,6 @@
             <w:pPr>
               <w:keepNext w:val="0"/>
               <w:keepLines w:val="0"/>
-              <w:pageBreakBefore w:val="0"/>
               <w:widowControl w:val="1"/>
               <w:pBdr>
                 <w:top w:space="0" w:sz="0" w:val="nil"/>
@@ -2822,7 +2969,9 @@
               <w:rPr>
                 <w:rFonts w:ascii="Tahoma" w:cs="Tahoma" w:eastAsia="Tahoma" w:hAnsi="Tahoma"/>
                 <w:b w:val="0"/>
+                <w:bCs w:val="0"/>
                 <w:i w:val="0"/>
+                <w:iCs w:val="0"/>
                 <w:smallCaps w:val="0"/>
                 <w:strike w:val="0"/>
                 <w:color w:val="000000"/>
@@ -2846,7 +2995,6 @@
             <w:pPr>
               <w:keepNext w:val="0"/>
               <w:keepLines w:val="0"/>
-              <w:pageBreakBefore w:val="0"/>
               <w:widowControl w:val="1"/>
               <w:pBdr>
                 <w:top w:space="0" w:sz="0" w:val="nil"/>
@@ -2862,7 +3010,9 @@
               <w:rPr>
                 <w:rFonts w:ascii="Tahoma" w:cs="Tahoma" w:eastAsia="Tahoma" w:hAnsi="Tahoma"/>
                 <w:b w:val="0"/>
+                <w:bCs w:val="0"/>
                 <w:i w:val="0"/>
+                <w:iCs w:val="0"/>
                 <w:smallCaps w:val="0"/>
                 <w:strike w:val="0"/>
                 <w:color w:val="000000"/>
@@ -2886,7 +3036,6 @@
             <w:pPr>
               <w:keepNext w:val="0"/>
               <w:keepLines w:val="0"/>
-              <w:pageBreakBefore w:val="0"/>
               <w:widowControl w:val="1"/>
               <w:pBdr>
                 <w:top w:space="0" w:sz="0" w:val="nil"/>
@@ -2902,7 +3051,9 @@
               <w:rPr>
                 <w:rFonts w:ascii="Tahoma" w:cs="Tahoma" w:eastAsia="Tahoma" w:hAnsi="Tahoma"/>
                 <w:b w:val="0"/>
+                <w:bCs w:val="0"/>
                 <w:i w:val="0"/>
+                <w:iCs w:val="0"/>
                 <w:smallCaps w:val="0"/>
                 <w:strike w:val="0"/>
                 <w:color w:val="000000"/>
@@ -2932,7 +3083,6 @@
             <w:pPr>
               <w:keepNext w:val="0"/>
               <w:keepLines w:val="0"/>
-              <w:pageBreakBefore w:val="0"/>
               <w:widowControl w:val="1"/>
               <w:pBdr>
                 <w:top w:space="0" w:sz="0" w:val="nil"/>
@@ -2948,7 +3098,9 @@
               <w:rPr>
                 <w:rFonts w:ascii="Tahoma" w:cs="Tahoma" w:eastAsia="Tahoma" w:hAnsi="Tahoma"/>
                 <w:b w:val="0"/>
+                <w:bCs w:val="0"/>
                 <w:i w:val="0"/>
+                <w:iCs w:val="0"/>
                 <w:smallCaps w:val="0"/>
                 <w:strike w:val="0"/>
                 <w:color w:val="000000"/>
@@ -2972,7 +3124,6 @@
             <w:pPr>
               <w:keepNext w:val="0"/>
               <w:keepLines w:val="0"/>
-              <w:pageBreakBefore w:val="0"/>
               <w:widowControl w:val="1"/>
               <w:pBdr>
                 <w:top w:space="0" w:sz="0" w:val="nil"/>
@@ -2988,7 +3139,9 @@
               <w:rPr>
                 <w:rFonts w:ascii="Tahoma" w:cs="Tahoma" w:eastAsia="Tahoma" w:hAnsi="Tahoma"/>
                 <w:b w:val="0"/>
+                <w:bCs w:val="0"/>
                 <w:i w:val="0"/>
+                <w:iCs w:val="0"/>
                 <w:smallCaps w:val="0"/>
                 <w:strike w:val="0"/>
                 <w:color w:val="000000"/>
@@ -3012,7 +3165,6 @@
             <w:pPr>
               <w:keepNext w:val="0"/>
               <w:keepLines w:val="0"/>
-              <w:pageBreakBefore w:val="0"/>
               <w:widowControl w:val="1"/>
               <w:pBdr>
                 <w:top w:space="0" w:sz="0" w:val="nil"/>
@@ -3028,7 +3180,9 @@
               <w:rPr>
                 <w:rFonts w:ascii="Tahoma" w:cs="Tahoma" w:eastAsia="Tahoma" w:hAnsi="Tahoma"/>
                 <w:b w:val="0"/>
+                <w:bCs w:val="0"/>
                 <w:i w:val="0"/>
+                <w:iCs w:val="0"/>
                 <w:smallCaps w:val="0"/>
                 <w:strike w:val="0"/>
                 <w:color w:val="000000"/>
@@ -3052,7 +3206,6 @@
             <w:pPr>
               <w:keepNext w:val="0"/>
               <w:keepLines w:val="0"/>
-              <w:pageBreakBefore w:val="0"/>
               <w:widowControl w:val="1"/>
               <w:pBdr>
                 <w:top w:space="0" w:sz="0" w:val="nil"/>
@@ -3068,7 +3221,9 @@
               <w:rPr>
                 <w:rFonts w:ascii="Tahoma" w:cs="Tahoma" w:eastAsia="Tahoma" w:hAnsi="Tahoma"/>
                 <w:b w:val="0"/>
+                <w:bCs w:val="0"/>
                 <w:i w:val="0"/>
+                <w:iCs w:val="0"/>
                 <w:smallCaps w:val="0"/>
                 <w:strike w:val="0"/>
                 <w:color w:val="000000"/>
@@ -3098,7 +3253,6 @@
             <w:pPr>
               <w:keepNext w:val="0"/>
               <w:keepLines w:val="0"/>
-              <w:pageBreakBefore w:val="0"/>
               <w:widowControl w:val="1"/>
               <w:pBdr>
                 <w:top w:space="0" w:sz="0" w:val="nil"/>
@@ -3114,7 +3268,9 @@
               <w:rPr>
                 <w:rFonts w:ascii="Tahoma" w:cs="Tahoma" w:eastAsia="Tahoma" w:hAnsi="Tahoma"/>
                 <w:b w:val="0"/>
+                <w:bCs w:val="0"/>
                 <w:i w:val="0"/>
+                <w:iCs w:val="0"/>
                 <w:smallCaps w:val="0"/>
                 <w:strike w:val="0"/>
                 <w:color w:val="000000"/>
@@ -3138,7 +3294,6 @@
             <w:pPr>
               <w:keepNext w:val="0"/>
               <w:keepLines w:val="0"/>
-              <w:pageBreakBefore w:val="0"/>
               <w:widowControl w:val="1"/>
               <w:pBdr>
                 <w:top w:space="0" w:sz="0" w:val="nil"/>
@@ -3154,7 +3309,9 @@
               <w:rPr>
                 <w:rFonts w:ascii="Tahoma" w:cs="Tahoma" w:eastAsia="Tahoma" w:hAnsi="Tahoma"/>
                 <w:b w:val="0"/>
+                <w:bCs w:val="0"/>
                 <w:i w:val="0"/>
+                <w:iCs w:val="0"/>
                 <w:smallCaps w:val="0"/>
                 <w:strike w:val="0"/>
                 <w:color w:val="000000"/>
@@ -3178,7 +3335,6 @@
             <w:pPr>
               <w:keepNext w:val="0"/>
               <w:keepLines w:val="0"/>
-              <w:pageBreakBefore w:val="0"/>
               <w:widowControl w:val="1"/>
               <w:pBdr>
                 <w:top w:space="0" w:sz="0" w:val="nil"/>
@@ -3194,7 +3350,9 @@
               <w:rPr>
                 <w:rFonts w:ascii="Tahoma" w:cs="Tahoma" w:eastAsia="Tahoma" w:hAnsi="Tahoma"/>
                 <w:b w:val="0"/>
+                <w:bCs w:val="0"/>
                 <w:i w:val="0"/>
+                <w:iCs w:val="0"/>
                 <w:smallCaps w:val="0"/>
                 <w:strike w:val="0"/>
                 <w:color w:val="000000"/>
@@ -3218,7 +3376,6 @@
             <w:pPr>
               <w:keepNext w:val="0"/>
               <w:keepLines w:val="0"/>
-              <w:pageBreakBefore w:val="0"/>
               <w:widowControl w:val="1"/>
               <w:pBdr>
                 <w:top w:space="0" w:sz="0" w:val="nil"/>
@@ -3234,7 +3391,9 @@
               <w:rPr>
                 <w:rFonts w:ascii="Tahoma" w:cs="Tahoma" w:eastAsia="Tahoma" w:hAnsi="Tahoma"/>
                 <w:b w:val="0"/>
+                <w:bCs w:val="0"/>
                 <w:i w:val="0"/>
+                <w:iCs w:val="0"/>
                 <w:smallCaps w:val="0"/>
                 <w:strike w:val="0"/>
                 <w:color w:val="000000"/>
@@ -3264,7 +3423,6 @@
             <w:pPr>
               <w:keepNext w:val="0"/>
               <w:keepLines w:val="0"/>
-              <w:pageBreakBefore w:val="0"/>
               <w:widowControl w:val="1"/>
               <w:pBdr>
                 <w:top w:space="0" w:sz="0" w:val="nil"/>
@@ -3280,7 +3438,9 @@
               <w:rPr>
                 <w:rFonts w:ascii="Tahoma" w:cs="Tahoma" w:eastAsia="Tahoma" w:hAnsi="Tahoma"/>
                 <w:b w:val="0"/>
+                <w:bCs w:val="0"/>
                 <w:i w:val="0"/>
+                <w:iCs w:val="0"/>
                 <w:smallCaps w:val="0"/>
                 <w:strike w:val="0"/>
                 <w:color w:val="000000"/>
@@ -3304,7 +3464,6 @@
             <w:pPr>
               <w:keepNext w:val="0"/>
               <w:keepLines w:val="0"/>
-              <w:pageBreakBefore w:val="0"/>
               <w:widowControl w:val="1"/>
               <w:pBdr>
                 <w:top w:space="0" w:sz="0" w:val="nil"/>
@@ -3320,7 +3479,9 @@
               <w:rPr>
                 <w:rFonts w:ascii="Tahoma" w:cs="Tahoma" w:eastAsia="Tahoma" w:hAnsi="Tahoma"/>
                 <w:b w:val="0"/>
+                <w:bCs w:val="0"/>
                 <w:i w:val="0"/>
+                <w:iCs w:val="0"/>
                 <w:smallCaps w:val="0"/>
                 <w:strike w:val="0"/>
                 <w:color w:val="000000"/>
@@ -3344,7 +3505,6 @@
             <w:pPr>
               <w:keepNext w:val="0"/>
               <w:keepLines w:val="0"/>
-              <w:pageBreakBefore w:val="0"/>
               <w:widowControl w:val="1"/>
               <w:pBdr>
                 <w:top w:space="0" w:sz="0" w:val="nil"/>
@@ -3360,7 +3520,9 @@
               <w:rPr>
                 <w:rFonts w:ascii="Tahoma" w:cs="Tahoma" w:eastAsia="Tahoma" w:hAnsi="Tahoma"/>
                 <w:b w:val="0"/>
+                <w:bCs w:val="0"/>
                 <w:i w:val="0"/>
+                <w:iCs w:val="0"/>
                 <w:smallCaps w:val="0"/>
                 <w:strike w:val="0"/>
                 <w:color w:val="000000"/>
@@ -3384,7 +3546,6 @@
             <w:pPr>
               <w:keepNext w:val="0"/>
               <w:keepLines w:val="0"/>
-              <w:pageBreakBefore w:val="0"/>
               <w:widowControl w:val="1"/>
               <w:pBdr>
                 <w:top w:space="0" w:sz="0" w:val="nil"/>
@@ -3400,7 +3561,9 @@
               <w:rPr>
                 <w:rFonts w:ascii="Tahoma" w:cs="Tahoma" w:eastAsia="Tahoma" w:hAnsi="Tahoma"/>
                 <w:b w:val="0"/>
+                <w:bCs w:val="0"/>
                 <w:i w:val="0"/>
+                <w:iCs w:val="0"/>
                 <w:smallCaps w:val="0"/>
                 <w:strike w:val="0"/>
                 <w:color w:val="000000"/>
@@ -3457,7 +3620,7 @@
         <w:pStyle w:val="Heading1"/>
         <w:rPr/>
       </w:pPr>
-      <w:bookmarkStart w:colFirst="0" w:colLast="0" w:name="_heading=h.lfju3y6zsnl3" w:id="1"/>
+      <w:bookmarkStart w:colFirst="0" w:colLast="0" w:name="_tjgxjiowpoht" w:id="1"/>
       <w:bookmarkEnd w:id="1"/>
       <w:r>
         <w:rPr>
@@ -3471,10 +3634,11 @@
         <w:pStyle w:val="Heading2"/>
         <w:rPr>
           <w:i w:val="1"/>
+          <w:iCs w:val="1"/>
           <w:color w:val="0000ff"/>
         </w:rPr>
       </w:pPr>
-      <w:bookmarkStart w:colFirst="0" w:colLast="0" w:name="_heading=h.jl1qkpp76hj8" w:id="2"/>
+      <w:bookmarkStart w:colFirst="0" w:colLast="0" w:name="_8pdlrmnn1y1t" w:id="2"/>
       <w:bookmarkEnd w:id="2"/>
       <w:r>
         <w:rPr>
@@ -3491,7 +3655,7 @@
     <w:tbl>
       <w:tblPr>
         <w:tblStyle w:val="Table2"/>
-        <w:tblW w:w="8981.0" w:type="dxa"/>
+        <w:tblW w:w="9048.0" w:type="dxa"/>
         <w:jc w:val="left"/>
         <w:tblInd w:w="127.0" w:type="dxa"/>
         <w:tblBorders>
@@ -3510,8 +3674,20 @@
         <w:gridCol w:w="2262"/>
         <w:gridCol w:w="2262"/>
         <w:gridCol w:w="2262"/>
+        <w:tblGridChange w:id="0">
+          <w:tblGrid>
+            <w:gridCol w:w="2262"/>
+            <w:gridCol w:w="2262"/>
+            <w:gridCol w:w="2262"/>
+            <w:gridCol w:w="2262"/>
+          </w:tblGrid>
+        </w:tblGridChange>
       </w:tblGrid>
       <w:tr>
+        <w:trPr>
+          <w:cantSplit w:val="0"/>
+          <w:tblHeader w:val="0"/>
+        </w:trPr>
         <w:tc>
           <w:tcPr>
             <w:shd w:fill="ffe8e1" w:val="clear"/>
@@ -3524,6 +3700,7 @@
               <w:rPr>
                 <w:rFonts w:ascii="Tahoma" w:cs="Tahoma" w:eastAsia="Tahoma" w:hAnsi="Tahoma"/>
                 <w:b w:val="1"/>
+                <w:bCs w:val="1"/>
                 <w:color w:val="6e2500"/>
                 <w:sz w:val="18"/>
                 <w:szCs w:val="18"/>
@@ -3533,12 +3710,13 @@
               <w:rPr>
                 <w:rFonts w:ascii="Tahoma" w:cs="Tahoma" w:eastAsia="Tahoma" w:hAnsi="Tahoma"/>
                 <w:b w:val="1"/>
+                <w:bCs w:val="1"/>
                 <w:color w:val="6e2500"/>
                 <w:sz w:val="18"/>
                 <w:szCs w:val="18"/>
                 <w:rtl w:val="0"/>
               </w:rPr>
-              <w:t>Feature</w:t>
+              <w:t xml:space="preserve">Feature</w:t>
             </w:r>
           </w:p>
         </w:tc>
@@ -3554,6 +3732,7 @@
               <w:rPr>
                 <w:rFonts w:ascii="Tahoma" w:cs="Tahoma" w:eastAsia="Tahoma" w:hAnsi="Tahoma"/>
                 <w:b w:val="1"/>
+                <w:bCs w:val="1"/>
                 <w:color w:val="6e2500"/>
                 <w:sz w:val="18"/>
                 <w:szCs w:val="18"/>
@@ -3563,12 +3742,13 @@
               <w:rPr>
                 <w:rFonts w:ascii="Tahoma" w:cs="Tahoma" w:eastAsia="Tahoma" w:hAnsi="Tahoma"/>
                 <w:b w:val="1"/>
+                <w:bCs w:val="1"/>
                 <w:color w:val="6e2500"/>
                 <w:sz w:val="18"/>
                 <w:szCs w:val="18"/>
                 <w:rtl w:val="0"/>
               </w:rPr>
-              <w:t>Function</w:t>
+              <w:t xml:space="preserve">Function</w:t>
             </w:r>
           </w:p>
         </w:tc>
@@ -3584,6 +3764,7 @@
               <w:rPr>
                 <w:rFonts w:ascii="Tahoma" w:cs="Tahoma" w:eastAsia="Tahoma" w:hAnsi="Tahoma"/>
                 <w:b w:val="1"/>
+                <w:bCs w:val="1"/>
                 <w:color w:val="6e2500"/>
                 <w:sz w:val="18"/>
                 <w:szCs w:val="18"/>
@@ -3593,12 +3774,13 @@
               <w:rPr>
                 <w:rFonts w:ascii="Tahoma" w:cs="Tahoma" w:eastAsia="Tahoma" w:hAnsi="Tahoma"/>
                 <w:b w:val="1"/>
+                <w:bCs w:val="1"/>
                 <w:color w:val="6e2500"/>
                 <w:sz w:val="18"/>
                 <w:szCs w:val="18"/>
                 <w:rtl w:val="0"/>
               </w:rPr>
-              <w:t>Vendor/In-house</w:t>
+              <w:t xml:space="preserve">Vendor/In-house</w:t>
             </w:r>
           </w:p>
         </w:tc>
@@ -3614,6 +3796,7 @@
               <w:rPr>
                 <w:rFonts w:ascii="Tahoma" w:cs="Tahoma" w:eastAsia="Tahoma" w:hAnsi="Tahoma"/>
                 <w:b w:val="1"/>
+                <w:bCs w:val="1"/>
                 <w:color w:val="6e2500"/>
                 <w:sz w:val="18"/>
                 <w:szCs w:val="18"/>
@@ -3623,38 +3806,42 @@
               <w:rPr>
                 <w:rFonts w:ascii="Tahoma" w:cs="Tahoma" w:eastAsia="Tahoma" w:hAnsi="Tahoma"/>
                 <w:b w:val="1"/>
+                <w:bCs w:val="1"/>
                 <w:color w:val="6e2500"/>
                 <w:sz w:val="18"/>
                 <w:szCs w:val="18"/>
                 <w:rtl w:val="0"/>
               </w:rPr>
-              <w:t>Description</w:t>
+              <w:t xml:space="preserve">Description</w:t>
             </w:r>
           </w:p>
         </w:tc>
       </w:tr>
       <w:tr>
+        <w:trPr>
+          <w:cantSplit w:val="0"/>
+          <w:tblHeader w:val="0"/>
+        </w:trPr>
         <w:tc>
           <w:tcPr/>
           <w:p>
             <w:pPr>
               <w:spacing w:after="80" w:before="80" w:line="240" w:lineRule="auto"/>
               <w:ind w:left="43" w:firstLine="0"/>
-              <w:jc w:val="center"/>
-              <w:rPr>
-                <w:rFonts w:ascii="Tahoma" w:cs="Tahoma" w:eastAsia="Tahoma" w:hAnsi="Tahoma"/>
-                <w:sz w:val="18"/>
-                <w:szCs w:val="18"/>
-              </w:rPr>
-            </w:pPr>
-            <w:r>
-              <w:rPr>
-                <w:rFonts w:ascii="Tahoma" w:cs="Tahoma" w:eastAsia="Tahoma" w:hAnsi="Tahoma"/>
-                <w:sz w:val="18"/>
-                <w:szCs w:val="18"/>
-                <w:rtl w:val="0"/>
-              </w:rPr>
-              <w:t>Register</w:t>
+              <w:rPr>
+                <w:rFonts w:ascii="Tahoma" w:cs="Tahoma" w:eastAsia="Tahoma" w:hAnsi="Tahoma"/>
+                <w:sz w:val="18"/>
+                <w:szCs w:val="18"/>
+              </w:rPr>
+            </w:pPr>
+            <w:r>
+              <w:rPr>
+                <w:rFonts w:ascii="Tahoma" w:cs="Tahoma" w:eastAsia="Tahoma" w:hAnsi="Tahoma"/>
+                <w:sz w:val="18"/>
+                <w:szCs w:val="18"/>
+                <w:rtl w:val="0"/>
+              </w:rPr>
+              <w:t xml:space="preserve">Register</w:t>
             </w:r>
           </w:p>
         </w:tc>
@@ -3677,7 +3864,7 @@
                 <w:szCs w:val="18"/>
                 <w:rtl w:val="0"/>
               </w:rPr>
-              <w:t>Register</w:t>
+              <w:t xml:space="preserve">Register</w:t>
             </w:r>
           </w:p>
         </w:tc>
@@ -3700,7 +3887,7 @@
                 <w:szCs w:val="18"/>
                 <w:rtl w:val="0"/>
               </w:rPr>
-              <w:t>Guest</w:t>
+              <w:t xml:space="preserve">Guest</w:t>
             </w:r>
           </w:p>
         </w:tc>
@@ -3723,33 +3910,36 @@
                 <w:szCs w:val="18"/>
                 <w:rtl w:val="0"/>
               </w:rPr>
-              <w:t>Register learner with email, onboarding data</w:t>
+              <w:t xml:space="preserve">Register learner with email, onboarding data</w:t>
             </w:r>
           </w:p>
         </w:tc>
       </w:tr>
       <w:tr>
+        <w:trPr>
+          <w:cantSplit w:val="0"/>
+          <w:tblHeader w:val="0"/>
+        </w:trPr>
         <w:tc>
           <w:tcPr/>
           <w:p>
             <w:pPr>
               <w:spacing w:after="80" w:before="80" w:line="240" w:lineRule="auto"/>
               <w:ind w:left="43" w:firstLine="0"/>
-              <w:jc w:val="center"/>
-              <w:rPr>
-                <w:rFonts w:ascii="Tahoma" w:cs="Tahoma" w:eastAsia="Tahoma" w:hAnsi="Tahoma"/>
-                <w:sz w:val="18"/>
-                <w:szCs w:val="18"/>
-              </w:rPr>
-            </w:pPr>
-            <w:r>
-              <w:rPr>
-                <w:rFonts w:ascii="Tahoma" w:cs="Tahoma" w:eastAsia="Tahoma" w:hAnsi="Tahoma"/>
-                <w:sz w:val="18"/>
-                <w:szCs w:val="18"/>
-                <w:rtl w:val="0"/>
-              </w:rPr>
-              <w:t>Login</w:t>
+              <w:rPr>
+                <w:rFonts w:ascii="Tahoma" w:cs="Tahoma" w:eastAsia="Tahoma" w:hAnsi="Tahoma"/>
+                <w:sz w:val="18"/>
+                <w:szCs w:val="18"/>
+              </w:rPr>
+            </w:pPr>
+            <w:r>
+              <w:rPr>
+                <w:rFonts w:ascii="Tahoma" w:cs="Tahoma" w:eastAsia="Tahoma" w:hAnsi="Tahoma"/>
+                <w:sz w:val="18"/>
+                <w:szCs w:val="18"/>
+                <w:rtl w:val="0"/>
+              </w:rPr>
+              <w:t xml:space="preserve">Login</w:t>
             </w:r>
           </w:p>
         </w:tc>
@@ -3772,7 +3962,7 @@
                 <w:szCs w:val="18"/>
                 <w:rtl w:val="0"/>
               </w:rPr>
-              <w:t>Login</w:t>
+              <w:t xml:space="preserve">Login</w:t>
             </w:r>
           </w:p>
         </w:tc>
@@ -3795,7 +3985,7 @@
                 <w:szCs w:val="18"/>
                 <w:rtl w:val="0"/>
               </w:rPr>
-              <w:t>Learner</w:t>
+              <w:t xml:space="preserve">Learner</w:t>
             </w:r>
           </w:p>
         </w:tc>
@@ -3818,33 +4008,36 @@
                 <w:szCs w:val="18"/>
                 <w:rtl w:val="0"/>
               </w:rPr>
-              <w:t>Login with email/password, session, redirect</w:t>
+              <w:t xml:space="preserve">Login with email/password, session, redirect</w:t>
             </w:r>
           </w:p>
         </w:tc>
       </w:tr>
       <w:tr>
+        <w:trPr>
+          <w:cantSplit w:val="0"/>
+          <w:tblHeader w:val="0"/>
+        </w:trPr>
         <w:tc>
           <w:tcPr/>
           <w:p>
             <w:pPr>
               <w:spacing w:after="80" w:before="80" w:line="240" w:lineRule="auto"/>
               <w:ind w:left="43" w:firstLine="0"/>
-              <w:jc w:val="center"/>
-              <w:rPr>
-                <w:rFonts w:ascii="Tahoma" w:cs="Tahoma" w:eastAsia="Tahoma" w:hAnsi="Tahoma"/>
-                <w:sz w:val="18"/>
-                <w:szCs w:val="18"/>
-              </w:rPr>
-            </w:pPr>
-            <w:r>
-              <w:rPr>
-                <w:rFonts w:ascii="Tahoma" w:cs="Tahoma" w:eastAsia="Tahoma" w:hAnsi="Tahoma"/>
-                <w:sz w:val="18"/>
-                <w:szCs w:val="18"/>
-                <w:rtl w:val="0"/>
-              </w:rPr>
-              <w:t>Google Auth</w:t>
+              <w:rPr>
+                <w:rFonts w:ascii="Tahoma" w:cs="Tahoma" w:eastAsia="Tahoma" w:hAnsi="Tahoma"/>
+                <w:sz w:val="18"/>
+                <w:szCs w:val="18"/>
+              </w:rPr>
+            </w:pPr>
+            <w:r>
+              <w:rPr>
+                <w:rFonts w:ascii="Tahoma" w:cs="Tahoma" w:eastAsia="Tahoma" w:hAnsi="Tahoma"/>
+                <w:sz w:val="18"/>
+                <w:szCs w:val="18"/>
+                <w:rtl w:val="0"/>
+              </w:rPr>
+              <w:t xml:space="preserve">Google Auth</w:t>
             </w:r>
           </w:p>
         </w:tc>
@@ -3867,7 +4060,7 @@
                 <w:szCs w:val="18"/>
                 <w:rtl w:val="0"/>
               </w:rPr>
-              <w:t>Google Login</w:t>
+              <w:t xml:space="preserve">Google Login</w:t>
             </w:r>
           </w:p>
         </w:tc>
@@ -3890,7 +4083,7 @@
                 <w:szCs w:val="18"/>
                 <w:rtl w:val="0"/>
               </w:rPr>
-              <w:t>Learner</w:t>
+              <w:t xml:space="preserve">Learner</w:t>
             </w:r>
           </w:p>
         </w:tc>
@@ -3913,33 +4106,36 @@
                 <w:szCs w:val="18"/>
                 <w:rtl w:val="0"/>
               </w:rPr>
-              <w:t>Google Sign-In integration</w:t>
+              <w:t xml:space="preserve">Google Sign-In integration</w:t>
             </w:r>
           </w:p>
         </w:tc>
       </w:tr>
       <w:tr>
+        <w:trPr>
+          <w:cantSplit w:val="0"/>
+          <w:tblHeader w:val="0"/>
+        </w:trPr>
         <w:tc>
           <w:tcPr/>
           <w:p>
             <w:pPr>
               <w:spacing w:after="80" w:before="80" w:line="240" w:lineRule="auto"/>
               <w:ind w:left="43" w:firstLine="0"/>
-              <w:jc w:val="center"/>
-              <w:rPr>
-                <w:rFonts w:ascii="Tahoma" w:cs="Tahoma" w:eastAsia="Tahoma" w:hAnsi="Tahoma"/>
-                <w:sz w:val="18"/>
-                <w:szCs w:val="18"/>
-              </w:rPr>
-            </w:pPr>
-            <w:r>
-              <w:rPr>
-                <w:rFonts w:ascii="Tahoma" w:cs="Tahoma" w:eastAsia="Tahoma" w:hAnsi="Tahoma"/>
-                <w:sz w:val="18"/>
-                <w:szCs w:val="18"/>
-                <w:rtl w:val="0"/>
-              </w:rPr>
-              <w:t>Session</w:t>
+              <w:rPr>
+                <w:rFonts w:ascii="Tahoma" w:cs="Tahoma" w:eastAsia="Tahoma" w:hAnsi="Tahoma"/>
+                <w:sz w:val="18"/>
+                <w:szCs w:val="18"/>
+              </w:rPr>
+            </w:pPr>
+            <w:r>
+              <w:rPr>
+                <w:rFonts w:ascii="Tahoma" w:cs="Tahoma" w:eastAsia="Tahoma" w:hAnsi="Tahoma"/>
+                <w:sz w:val="18"/>
+                <w:szCs w:val="18"/>
+                <w:rtl w:val="0"/>
+              </w:rPr>
+              <w:t xml:space="preserve">Session</w:t>
             </w:r>
           </w:p>
         </w:tc>
@@ -3962,7 +4158,7 @@
                 <w:szCs w:val="18"/>
                 <w:rtl w:val="0"/>
               </w:rPr>
-              <w:t>Session &amp; Refresh</w:t>
+              <w:t xml:space="preserve">Session &amp; Refresh</w:t>
             </w:r>
           </w:p>
         </w:tc>
@@ -3985,7 +4181,7 @@
                 <w:szCs w:val="18"/>
                 <w:rtl w:val="0"/>
               </w:rPr>
-              <w:t>Learner</w:t>
+              <w:t xml:space="preserve">Learner</w:t>
             </w:r>
           </w:p>
         </w:tc>
@@ -4008,12 +4204,16 @@
                 <w:szCs w:val="18"/>
                 <w:rtl w:val="0"/>
               </w:rPr>
-              <w:t>Token refresh, logout, lifecycle</w:t>
+              <w:t xml:space="preserve">Token refresh, logout, lifecycle</w:t>
             </w:r>
           </w:p>
         </w:tc>
       </w:tr>
       <w:tr>
+        <w:trPr>
+          <w:cantSplit w:val="0"/>
+          <w:tblHeader w:val="0"/>
+        </w:trPr>
         <w:tc>
           <w:tcPr/>
           <w:p>
@@ -4033,7 +4233,7 @@
                 <w:szCs w:val="18"/>
                 <w:rtl w:val="0"/>
               </w:rPr>
-              <w:t>Profile</w:t>
+              <w:t xml:space="preserve">Profile</w:t>
             </w:r>
           </w:p>
         </w:tc>
@@ -4056,7 +4256,7 @@
                 <w:szCs w:val="18"/>
                 <w:rtl w:val="0"/>
               </w:rPr>
-              <w:t>Profile CRUD</w:t>
+              <w:t xml:space="preserve">Profile CRUD</w:t>
             </w:r>
           </w:p>
         </w:tc>
@@ -4079,7 +4279,7 @@
                 <w:szCs w:val="18"/>
                 <w:rtl w:val="0"/>
               </w:rPr>
-              <w:t>Learner</w:t>
+              <w:t xml:space="preserve">Learner</w:t>
             </w:r>
           </w:p>
         </w:tc>
@@ -4102,12 +4302,16 @@
                 <w:szCs w:val="18"/>
                 <w:rtl w:val="0"/>
               </w:rPr>
-              <w:t>List, create, switch, update, onboarding</w:t>
+              <w:t xml:space="preserve">List, create, switch, update, onboarding</w:t>
             </w:r>
           </w:p>
         </w:tc>
       </w:tr>
       <w:tr>
+        <w:trPr>
+          <w:cantSplit w:val="0"/>
+          <w:tblHeader w:val="0"/>
+        </w:trPr>
         <w:tc>
           <w:tcPr/>
           <w:p>
@@ -4127,7 +4331,7 @@
                 <w:szCs w:val="18"/>
                 <w:rtl w:val="0"/>
               </w:rPr>
-              <w:t>Vocabulary</w:t>
+              <w:t xml:space="preserve">Vocabulary</w:t>
             </w:r>
           </w:p>
         </w:tc>
@@ -4150,7 +4354,7 @@
                 <w:szCs w:val="18"/>
                 <w:rtl w:val="0"/>
               </w:rPr>
-              <w:t>Vocabulary &amp; SRS</w:t>
+              <w:t xml:space="preserve">Vocabulary &amp; SRS</w:t>
             </w:r>
           </w:p>
         </w:tc>
@@ -4173,7 +4377,7 @@
                 <w:szCs w:val="18"/>
                 <w:rtl w:val="0"/>
               </w:rPr>
-              <w:t>Learner</w:t>
+              <w:t xml:space="preserve">Learner</w:t>
             </w:r>
           </w:p>
         </w:tc>
@@ -4196,12 +4400,16 @@
                 <w:szCs w:val="18"/>
                 <w:rtl w:val="0"/>
               </w:rPr>
-              <w:t>Topic list, detail, exercises, SRS review</w:t>
+              <w:t xml:space="preserve">Topic list, detail, exercises, SRS review</w:t>
             </w:r>
           </w:p>
         </w:tc>
       </w:tr>
       <w:tr>
+        <w:trPr>
+          <w:cantSplit w:val="0"/>
+          <w:tblHeader w:val="0"/>
+        </w:trPr>
         <w:tc>
           <w:tcPr/>
           <w:p>
@@ -4221,7 +4429,7 @@
                 <w:szCs w:val="18"/>
                 <w:rtl w:val="0"/>
               </w:rPr>
-              <w:t>Grammar</w:t>
+              <w:t xml:space="preserve">Grammar</w:t>
             </w:r>
           </w:p>
         </w:tc>
@@ -4244,7 +4452,7 @@
                 <w:szCs w:val="18"/>
                 <w:rtl w:val="0"/>
               </w:rPr>
-              <w:t>Grammar Points</w:t>
+              <w:t xml:space="preserve">Grammar Points</w:t>
             </w:r>
           </w:p>
         </w:tc>
@@ -4267,7 +4475,7 @@
                 <w:szCs w:val="18"/>
                 <w:rtl w:val="0"/>
               </w:rPr>
-              <w:t>Learner</w:t>
+              <w:t xml:space="preserve">Learner</w:t>
             </w:r>
           </w:p>
         </w:tc>
@@ -4290,12 +4498,16 @@
                 <w:szCs w:val="18"/>
                 <w:rtl w:val="0"/>
               </w:rPr>
-              <w:t>Point list, detail, exercise flow</w:t>
+              <w:t xml:space="preserve">Point list, detail, exercise flow</w:t>
             </w:r>
           </w:p>
         </w:tc>
       </w:tr>
       <w:tr>
+        <w:trPr>
+          <w:cantSplit w:val="0"/>
+          <w:tblHeader w:val="0"/>
+        </w:trPr>
         <w:tc>
           <w:tcPr/>
           <w:p>
@@ -4315,7 +4527,7 @@
                 <w:szCs w:val="18"/>
                 <w:rtl w:val="0"/>
               </w:rPr>
-              <w:t>Listening</w:t>
+              <w:t xml:space="preserve">Listening</w:t>
             </w:r>
           </w:p>
         </w:tc>
@@ -4338,7 +4550,7 @@
                 <w:szCs w:val="18"/>
                 <w:rtl w:val="0"/>
               </w:rPr>
-              <w:t>Listening Practice</w:t>
+              <w:t xml:space="preserve">Listening Practice</w:t>
             </w:r>
           </w:p>
         </w:tc>
@@ -4361,7 +4573,7 @@
                 <w:szCs w:val="18"/>
                 <w:rtl w:val="0"/>
               </w:rPr>
-              <w:t>Learner</w:t>
+              <w:t xml:space="preserve">Learner</w:t>
             </w:r>
           </w:p>
         </w:tc>
@@ -4384,12 +4596,16 @@
                 <w:szCs w:val="18"/>
                 <w:rtl w:val="0"/>
               </w:rPr>
-              <w:t>Exercise list, audio, answer, results</w:t>
+              <w:t xml:space="preserve">Exercise list, audio, answer, results</w:t>
             </w:r>
           </w:p>
         </w:tc>
       </w:tr>
       <w:tr>
+        <w:trPr>
+          <w:cantSplit w:val="0"/>
+          <w:tblHeader w:val="0"/>
+        </w:trPr>
         <w:tc>
           <w:tcPr/>
           <w:p>
@@ -4409,7 +4625,7 @@
                 <w:szCs w:val="18"/>
                 <w:rtl w:val="0"/>
               </w:rPr>
-              <w:t>Reading</w:t>
+              <w:t xml:space="preserve">Reading</w:t>
             </w:r>
           </w:p>
         </w:tc>
@@ -4432,7 +4648,7 @@
                 <w:szCs w:val="18"/>
                 <w:rtl w:val="0"/>
               </w:rPr>
-              <w:t>Reading Practice</w:t>
+              <w:t xml:space="preserve">Reading Practice</w:t>
             </w:r>
           </w:p>
         </w:tc>
@@ -4455,7 +4671,7 @@
                 <w:szCs w:val="18"/>
                 <w:rtl w:val="0"/>
               </w:rPr>
-              <w:t>Learner</w:t>
+              <w:t xml:space="preserve">Learner</w:t>
             </w:r>
           </w:p>
         </w:tc>
@@ -4478,12 +4694,16 @@
                 <w:szCs w:val="18"/>
                 <w:rtl w:val="0"/>
               </w:rPr>
-              <w:t>Exercise list, passage, questions, results</w:t>
+              <w:t xml:space="preserve">Exercise list, passage, questions, results</w:t>
             </w:r>
           </w:p>
         </w:tc>
       </w:tr>
       <w:tr>
+        <w:trPr>
+          <w:cantSplit w:val="0"/>
+          <w:tblHeader w:val="0"/>
+        </w:trPr>
         <w:tc>
           <w:tcPr/>
           <w:p>
@@ -4503,7 +4723,7 @@
                 <w:szCs w:val="18"/>
                 <w:rtl w:val="0"/>
               </w:rPr>
-              <w:t>Writing</w:t>
+              <w:t xml:space="preserve">Writing</w:t>
             </w:r>
           </w:p>
         </w:tc>
@@ -4526,7 +4746,7 @@
                 <w:szCs w:val="18"/>
                 <w:rtl w:val="0"/>
               </w:rPr>
-              <w:t>Writing Practice</w:t>
+              <w:t xml:space="preserve">Writing Practice</w:t>
             </w:r>
           </w:p>
         </w:tc>
@@ -4549,7 +4769,7 @@
                 <w:szCs w:val="18"/>
                 <w:rtl w:val="0"/>
               </w:rPr>
-              <w:t>Learner</w:t>
+              <w:t xml:space="preserve">Learner</w:t>
             </w:r>
           </w:p>
         </w:tc>
@@ -4572,12 +4792,16 @@
                 <w:szCs w:val="18"/>
                 <w:rtl w:val="0"/>
               </w:rPr>
-              <w:t>Prompt, editor, submit, AI feedback, SSE</w:t>
+              <w:t xml:space="preserve">Prompt, editor, submit, AI feedback, SSE</w:t>
             </w:r>
           </w:p>
         </w:tc>
       </w:tr>
       <w:tr>
+        <w:trPr>
+          <w:cantSplit w:val="0"/>
+          <w:tblHeader w:val="0"/>
+        </w:trPr>
         <w:tc>
           <w:tcPr/>
           <w:p>
@@ -4597,7 +4821,7 @@
                 <w:szCs w:val="18"/>
                 <w:rtl w:val="0"/>
               </w:rPr>
-              <w:t>Speaking Drills</w:t>
+              <w:t xml:space="preserve">Speaking Drills</w:t>
             </w:r>
           </w:p>
         </w:tc>
@@ -4620,7 +4844,7 @@
                 <w:szCs w:val="18"/>
                 <w:rtl w:val="0"/>
               </w:rPr>
-              <w:t>Speaking Drills</w:t>
+              <w:t xml:space="preserve">Speaking Drills</w:t>
             </w:r>
           </w:p>
         </w:tc>
@@ -4643,7 +4867,7 @@
                 <w:szCs w:val="18"/>
                 <w:rtl w:val="0"/>
               </w:rPr>
-              <w:t>Learner</w:t>
+              <w:t xml:space="preserve">Learner</w:t>
             </w:r>
           </w:p>
         </w:tc>
@@ -4666,12 +4890,16 @@
                 <w:szCs w:val="18"/>
                 <w:rtl w:val="0"/>
               </w:rPr>
-              <w:t>Pronunciation drill, recording, feedback</w:t>
+              <w:t xml:space="preserve">Pronunciation drill, recording, feedback</w:t>
             </w:r>
           </w:p>
         </w:tc>
       </w:tr>
       <w:tr>
+        <w:trPr>
+          <w:cantSplit w:val="0"/>
+          <w:tblHeader w:val="0"/>
+        </w:trPr>
         <w:tc>
           <w:tcPr/>
           <w:p>
@@ -4691,7 +4919,7 @@
                 <w:szCs w:val="18"/>
                 <w:rtl w:val="0"/>
               </w:rPr>
-              <w:t>VSTEP Speaking</w:t>
+              <w:t xml:space="preserve">VSTEP Speaking</w:t>
             </w:r>
           </w:p>
         </w:tc>
@@ -4714,7 +4942,7 @@
                 <w:szCs w:val="18"/>
                 <w:rtl w:val="0"/>
               </w:rPr>
-              <w:t>VSTEP Speaking</w:t>
+              <w:t xml:space="preserve">VSTEP Speaking</w:t>
             </w:r>
           </w:p>
         </w:tc>
@@ -4737,7 +4965,7 @@
                 <w:szCs w:val="18"/>
                 <w:rtl w:val="0"/>
               </w:rPr>
-              <w:t>Learner</w:t>
+              <w:t xml:space="preserve">Learner</w:t>
             </w:r>
           </w:p>
         </w:tc>
@@ -4760,12 +4988,16 @@
                 <w:szCs w:val="18"/>
                 <w:rtl w:val="0"/>
               </w:rPr>
-              <w:t>VSTEP session, submit, grading</w:t>
+              <w:t xml:space="preserve">VSTEP session, submit, grading</w:t>
             </w:r>
           </w:p>
         </w:tc>
       </w:tr>
       <w:tr>
+        <w:trPr>
+          <w:cantSplit w:val="0"/>
+          <w:tblHeader w:val="0"/>
+        </w:trPr>
         <w:tc>
           <w:tcPr/>
           <w:p>
@@ -4785,7 +5017,7 @@
                 <w:szCs w:val="18"/>
                 <w:rtl w:val="0"/>
               </w:rPr>
-              <w:t>Conversation AI</w:t>
+              <w:t xml:space="preserve">Conversation AI</w:t>
             </w:r>
           </w:p>
         </w:tc>
@@ -4808,7 +5040,7 @@
                 <w:szCs w:val="18"/>
                 <w:rtl w:val="0"/>
               </w:rPr>
-              <w:t>Conversation</w:t>
+              <w:t xml:space="preserve">Conversation</w:t>
             </w:r>
           </w:p>
         </w:tc>
@@ -4831,7 +5063,7 @@
                 <w:szCs w:val="18"/>
                 <w:rtl w:val="0"/>
               </w:rPr>
-              <w:t>Learner</w:t>
+              <w:t xml:space="preserve">Learner</w:t>
             </w:r>
           </w:p>
         </w:tc>
@@ -4854,12 +5086,16 @@
                 <w:szCs w:val="18"/>
                 <w:rtl w:val="0"/>
               </w:rPr>
-              <w:t>Scenario start, turns, review, feedback</w:t>
+              <w:t xml:space="preserve">Scenario start, turns, review, feedback</w:t>
             </w:r>
           </w:p>
         </w:tc>
       </w:tr>
       <w:tr>
+        <w:trPr>
+          <w:cantSplit w:val="0"/>
+          <w:tblHeader w:val="0"/>
+        </w:trPr>
         <w:tc>
           <w:tcPr/>
           <w:p>
@@ -4879,7 +5115,7 @@
                 <w:szCs w:val="18"/>
                 <w:rtl w:val="0"/>
               </w:rPr>
-              <w:t>Shadowing</w:t>
+              <w:t xml:space="preserve">Shadowing</w:t>
             </w:r>
           </w:p>
         </w:tc>
@@ -4902,7 +5138,7 @@
                 <w:szCs w:val="18"/>
                 <w:rtl w:val="0"/>
               </w:rPr>
-              <w:t>Shadowing</w:t>
+              <w:t xml:space="preserve">Shadowing</w:t>
             </w:r>
           </w:p>
         </w:tc>
@@ -4925,7 +5161,7 @@
                 <w:szCs w:val="18"/>
                 <w:rtl w:val="0"/>
               </w:rPr>
-              <w:t>Learner</w:t>
+              <w:t xml:space="preserve">Learner</w:t>
             </w:r>
           </w:p>
         </w:tc>
@@ -4948,12 +5184,16 @@
                 <w:szCs w:val="18"/>
                 <w:rtl w:val="0"/>
               </w:rPr>
-              <w:t>Shadowing session, playback, recording</w:t>
+              <w:t xml:space="preserve">Shadowing session, playback, recording</w:t>
             </w:r>
           </w:p>
         </w:tc>
       </w:tr>
       <w:tr>
+        <w:trPr>
+          <w:cantSplit w:val="0"/>
+          <w:tblHeader w:val="0"/>
+        </w:trPr>
         <w:tc>
           <w:tcPr/>
           <w:p>
@@ -4973,7 +5213,7 @@
                 <w:szCs w:val="18"/>
                 <w:rtl w:val="0"/>
               </w:rPr>
-              <w:t>Exam Library</w:t>
+              <w:t xml:space="preserve">Exam Library</w:t>
             </w:r>
           </w:p>
         </w:tc>
@@ -4996,7 +5236,7 @@
                 <w:szCs w:val="18"/>
                 <w:rtl w:val="0"/>
               </w:rPr>
-              <w:t>Exam Library &amp; Detail</w:t>
+              <w:t xml:space="preserve">Exam Library &amp; Detail</w:t>
             </w:r>
           </w:p>
         </w:tc>
@@ -5019,7 +5259,7 @@
                 <w:szCs w:val="18"/>
                 <w:rtl w:val="0"/>
               </w:rPr>
-              <w:t>Learner</w:t>
+              <w:t xml:space="preserve">Learner</w:t>
             </w:r>
           </w:p>
         </w:tc>
@@ -5042,12 +5282,16 @@
                 <w:szCs w:val="18"/>
                 <w:rtl w:val="0"/>
               </w:rPr>
-              <w:t>List, status cards, detail, skill selector</w:t>
+              <w:t xml:space="preserve">List, status cards, detail, skill selector</w:t>
             </w:r>
           </w:p>
         </w:tc>
       </w:tr>
       <w:tr>
+        <w:trPr>
+          <w:cantSplit w:val="0"/>
+          <w:tblHeader w:val="0"/>
+        </w:trPr>
         <w:tc>
           <w:tcPr/>
           <w:p>
@@ -5067,7 +5311,7 @@
                 <w:szCs w:val="18"/>
                 <w:rtl w:val="0"/>
               </w:rPr>
-              <w:t>Exam Start</w:t>
+              <w:t xml:space="preserve">Exam Start</w:t>
             </w:r>
           </w:p>
         </w:tc>
@@ -5090,7 +5334,7 @@
                 <w:szCs w:val="18"/>
                 <w:rtl w:val="0"/>
               </w:rPr>
-              <w:t>Start Exam Session</w:t>
+              <w:t xml:space="preserve">Start Exam Session</w:t>
             </w:r>
           </w:p>
         </w:tc>
@@ -5113,7 +5357,7 @@
                 <w:szCs w:val="18"/>
                 <w:rtl w:val="0"/>
               </w:rPr>
-              <w:t>Learner</w:t>
+              <w:t xml:space="preserve">Learner</w:t>
             </w:r>
           </w:p>
         </w:tc>
@@ -5136,12 +5380,16 @@
                 <w:szCs w:val="18"/>
                 <w:rtl w:val="0"/>
               </w:rPr>
-              <w:t>Full/custom start, coin, insufficient balance</w:t>
+              <w:t xml:space="preserve">Full/custom start, coin, insufficient balance</w:t>
             </w:r>
           </w:p>
         </w:tc>
       </w:tr>
       <w:tr>
+        <w:trPr>
+          <w:cantSplit w:val="0"/>
+          <w:tblHeader w:val="0"/>
+        </w:trPr>
         <w:tc>
           <w:tcPr/>
           <w:p>
@@ -5161,7 +5409,7 @@
                 <w:szCs w:val="18"/>
                 <w:rtl w:val="0"/>
               </w:rPr>
-              <w:t>Exam Draft</w:t>
+              <w:t xml:space="preserve">Exam Draft</w:t>
             </w:r>
           </w:p>
         </w:tc>
@@ -5184,7 +5432,7 @@
                 <w:szCs w:val="18"/>
                 <w:rtl w:val="0"/>
               </w:rPr>
-              <w:t>Draft Autosave</w:t>
+              <w:t xml:space="preserve">Draft Autosave</w:t>
             </w:r>
           </w:p>
         </w:tc>
@@ -5207,7 +5455,7 @@
                 <w:szCs w:val="18"/>
                 <w:rtl w:val="0"/>
               </w:rPr>
-              <w:t>Learner</w:t>
+              <w:t xml:space="preserve">Learner</w:t>
             </w:r>
           </w:p>
         </w:tc>
@@ -5230,12 +5478,16 @@
                 <w:szCs w:val="18"/>
                 <w:rtl w:val="0"/>
               </w:rPr>
-              <w:t>Save, autosave debounce, resume from draft</w:t>
+              <w:t xml:space="preserve">Save, autosave debounce, resume from draft</w:t>
             </w:r>
           </w:p>
         </w:tc>
       </w:tr>
       <w:tr>
+        <w:trPr>
+          <w:cantSplit w:val="0"/>
+          <w:tblHeader w:val="0"/>
+        </w:trPr>
         <w:tc>
           <w:tcPr/>
           <w:p>
@@ -5255,7 +5507,7 @@
                 <w:szCs w:val="18"/>
                 <w:rtl w:val="0"/>
               </w:rPr>
-              <w:t>Exam Panels</w:t>
+              <w:t xml:space="preserve">Exam Panels</w:t>
             </w:r>
           </w:p>
         </w:tc>
@@ -5278,7 +5530,7 @@
                 <w:szCs w:val="18"/>
                 <w:rtl w:val="0"/>
               </w:rPr>
-              <w:t>Exam Room Panels</w:t>
+              <w:t xml:space="preserve">Exam Room Panels</w:t>
             </w:r>
           </w:p>
         </w:tc>
@@ -5301,7 +5553,7 @@
                 <w:szCs w:val="18"/>
                 <w:rtl w:val="0"/>
               </w:rPr>
-              <w:t>Learner</w:t>
+              <w:t xml:space="preserve">Learner</w:t>
             </w:r>
           </w:p>
         </w:tc>
@@ -5324,12 +5576,16 @@
                 <w:szCs w:val="18"/>
                 <w:rtl w:val="0"/>
               </w:rPr>
-              <w:t>L/R/W/S panels, device check</w:t>
+              <w:t xml:space="preserve">L/R/W/S panels, device check</w:t>
             </w:r>
           </w:p>
         </w:tc>
       </w:tr>
       <w:tr>
+        <w:trPr>
+          <w:cantSplit w:val="0"/>
+          <w:tblHeader w:val="0"/>
+        </w:trPr>
         <w:tc>
           <w:tcPr/>
           <w:p>
@@ -5349,7 +5605,7 @@
                 <w:szCs w:val="18"/>
                 <w:rtl w:val="0"/>
               </w:rPr>
-              <w:t>Exam Submit</w:t>
+              <w:t xml:space="preserve">Exam Submit</w:t>
             </w:r>
           </w:p>
         </w:tc>
@@ -5372,7 +5628,7 @@
                 <w:szCs w:val="18"/>
                 <w:rtl w:val="0"/>
               </w:rPr>
-              <w:t>Transition &amp; Submit</w:t>
+              <w:t xml:space="preserve">Transition &amp; Submit</w:t>
             </w:r>
           </w:p>
         </w:tc>
@@ -5395,7 +5651,7 @@
                 <w:szCs w:val="18"/>
                 <w:rtl w:val="0"/>
               </w:rPr>
-              <w:t>Learner</w:t>
+              <w:t xml:space="preserve">Learner</w:t>
             </w:r>
           </w:p>
         </w:tc>
@@ -5418,12 +5674,16 @@
                 <w:szCs w:val="18"/>
                 <w:rtl w:val="0"/>
               </w:rPr>
-              <w:t>Next skill, confirm, submit, auto-submit, scoring</w:t>
+              <w:t xml:space="preserve">Next skill, confirm, submit, auto-submit, scoring</w:t>
             </w:r>
           </w:p>
         </w:tc>
       </w:tr>
       <w:tr>
+        <w:trPr>
+          <w:cantSplit w:val="0"/>
+          <w:tblHeader w:val="0"/>
+        </w:trPr>
         <w:tc>
           <w:tcPr/>
           <w:p>
@@ -5443,7 +5703,7 @@
                 <w:szCs w:val="18"/>
                 <w:rtl w:val="0"/>
               </w:rPr>
-              <w:t>Exam Result</w:t>
+              <w:t xml:space="preserve">Exam Result</w:t>
             </w:r>
           </w:p>
         </w:tc>
@@ -5466,7 +5726,7 @@
                 <w:szCs w:val="18"/>
                 <w:rtl w:val="0"/>
               </w:rPr>
-              <w:t>Exam Result</w:t>
+              <w:t xml:space="preserve">Exam Result</w:t>
             </w:r>
           </w:p>
         </w:tc>
@@ -5489,7 +5749,7 @@
                 <w:szCs w:val="18"/>
                 <w:rtl w:val="0"/>
               </w:rPr>
-              <w:t>Learner</w:t>
+              <w:t xml:space="preserve">Learner</w:t>
             </w:r>
           </w:p>
         </w:tc>
@@ -5512,12 +5772,16 @@
                 <w:szCs w:val="18"/>
                 <w:rtl w:val="0"/>
               </w:rPr>
-              <w:t>Result summary, feedback, polling, detail page</w:t>
+              <w:t xml:space="preserve">Result summary, feedback, polling, detail page</w:t>
             </w:r>
           </w:p>
         </w:tc>
       </w:tr>
       <w:tr>
+        <w:trPr>
+          <w:cantSplit w:val="0"/>
+          <w:tblHeader w:val="0"/>
+        </w:trPr>
         <w:tc>
           <w:tcPr/>
           <w:p>
@@ -5537,7 +5801,7 @@
                 <w:szCs w:val="18"/>
                 <w:rtl w:val="0"/>
               </w:rPr>
-              <w:t>Wallet Balance</w:t>
+              <w:t xml:space="preserve">Wallet Balance</w:t>
             </w:r>
           </w:p>
         </w:tc>
@@ -5560,7 +5824,7 @@
                 <w:szCs w:val="18"/>
                 <w:rtl w:val="0"/>
               </w:rPr>
-              <w:t>Wallet Balance</w:t>
+              <w:t xml:space="preserve">Wallet Balance</w:t>
             </w:r>
           </w:p>
         </w:tc>
@@ -5583,7 +5847,7 @@
                 <w:szCs w:val="18"/>
                 <w:rtl w:val="0"/>
               </w:rPr>
-              <w:t>Learner</w:t>
+              <w:t xml:space="preserve">Learner</w:t>
             </w:r>
           </w:p>
         </w:tc>
@@ -5606,12 +5870,16 @@
                 <w:szCs w:val="18"/>
                 <w:rtl w:val="0"/>
               </w:rPr>
-              <w:t>Balance endpoint, header display</w:t>
+              <w:t xml:space="preserve">Balance endpoint, header display</w:t>
             </w:r>
           </w:p>
         </w:tc>
       </w:tr>
       <w:tr>
+        <w:trPr>
+          <w:cantSplit w:val="0"/>
+          <w:tblHeader w:val="0"/>
+        </w:trPr>
         <w:tc>
           <w:tcPr/>
           <w:p>
@@ -5631,7 +5899,7 @@
                 <w:szCs w:val="18"/>
                 <w:rtl w:val="0"/>
               </w:rPr>
-              <w:t>Top-up</w:t>
+              <w:t xml:space="preserve">Top-up</w:t>
             </w:r>
           </w:p>
         </w:tc>
@@ -5654,7 +5922,7 @@
                 <w:szCs w:val="18"/>
                 <w:rtl w:val="0"/>
               </w:rPr>
-              <w:t>Top-up &amp; Payment</w:t>
+              <w:t xml:space="preserve">Top-up &amp; Payment</w:t>
             </w:r>
           </w:p>
         </w:tc>
@@ -5677,7 +5945,7 @@
                 <w:szCs w:val="18"/>
                 <w:rtl w:val="0"/>
               </w:rPr>
-              <w:t>Learner</w:t>
+              <w:t xml:space="preserve">Learner</w:t>
             </w:r>
           </w:p>
         </w:tc>
@@ -5700,12 +5968,16 @@
                 <w:szCs w:val="18"/>
                 <w:rtl w:val="0"/>
               </w:rPr>
-              <w:t>Package list, order, confirm, redirect</w:t>
+              <w:t xml:space="preserve">Package list, order, confirm, redirect</w:t>
             </w:r>
           </w:p>
         </w:tc>
       </w:tr>
       <w:tr>
+        <w:trPr>
+          <w:cantSplit w:val="0"/>
+          <w:tblHeader w:val="0"/>
+        </w:trPr>
         <w:tc>
           <w:tcPr/>
           <w:p>
@@ -5725,7 +5997,7 @@
                 <w:szCs w:val="18"/>
                 <w:rtl w:val="0"/>
               </w:rPr>
-              <w:t>Promo Redeem</w:t>
+              <w:t xml:space="preserve">Promo Redeem</w:t>
             </w:r>
           </w:p>
         </w:tc>
@@ -5748,7 +6020,7 @@
                 <w:szCs w:val="18"/>
                 <w:rtl w:val="0"/>
               </w:rPr>
-              <w:t>Promo Redemption</w:t>
+              <w:t xml:space="preserve">Promo Redemption</w:t>
             </w:r>
           </w:p>
         </w:tc>
@@ -5771,7 +6043,7 @@
                 <w:szCs w:val="18"/>
                 <w:rtl w:val="0"/>
               </w:rPr>
-              <w:t>Learner</w:t>
+              <w:t xml:space="preserve">Learner</w:t>
             </w:r>
           </w:p>
         </w:tc>
@@ -5794,12 +6066,16 @@
                 <w:szCs w:val="18"/>
                 <w:rtl w:val="0"/>
               </w:rPr>
-              <w:t>Valid/invalid redeem, frontend, error</w:t>
+              <w:t xml:space="preserve">Valid/invalid redeem, frontend, error</w:t>
             </w:r>
           </w:p>
         </w:tc>
       </w:tr>
       <w:tr>
+        <w:trPr>
+          <w:cantSplit w:val="0"/>
+          <w:tblHeader w:val="0"/>
+        </w:trPr>
         <w:tc>
           <w:tcPr/>
           <w:p>
@@ -5816,7 +6092,12 @@
               <w:rPr>
                 <w:rtl w:val="0"/>
               </w:rPr>
-              <w:t>Dashboard</w:t>
+              <w:t xml:space="preserve">Dashboard</w:t>
+            </w:r>
+            <w:r>
+              <w:rPr>
+                <w:rtl w:val="0"/>
+              </w:rPr>
             </w:r>
           </w:p>
         </w:tc>
@@ -5839,7 +6120,7 @@
                 <w:szCs w:val="18"/>
                 <w:rtl w:val="0"/>
               </w:rPr>
-              <w:t>Dashboard &amp; Progress</w:t>
+              <w:t xml:space="preserve">Dashboard &amp; Progress</w:t>
             </w:r>
           </w:p>
         </w:tc>
@@ -5862,7 +6143,7 @@
                 <w:szCs w:val="18"/>
                 <w:rtl w:val="0"/>
               </w:rPr>
-              <w:t>Learner</w:t>
+              <w:t xml:space="preserve">Learner</w:t>
             </w:r>
           </w:p>
         </w:tc>
@@ -5885,12 +6166,16 @@
                 <w:szCs w:val="18"/>
                 <w:rtl w:val="0"/>
               </w:rPr>
-              <w:t>Overview, spider chart, streak, learning path</w:t>
+              <w:t xml:space="preserve">Overview, spider chart, streak, learning path</w:t>
             </w:r>
           </w:p>
         </w:tc>
       </w:tr>
       <w:tr>
+        <w:trPr>
+          <w:cantSplit w:val="0"/>
+          <w:tblHeader w:val="0"/>
+        </w:trPr>
         <w:tc>
           <w:tcPr/>
           <w:p>
@@ -5907,7 +6192,12 @@
               <w:rPr>
                 <w:rtl w:val="0"/>
               </w:rPr>
-              <w:t>Course Enroll</w:t>
+              <w:t xml:space="preserve">Course Enroll</w:t>
+            </w:r>
+            <w:r>
+              <w:rPr>
+                <w:rtl w:val="0"/>
+              </w:rPr>
             </w:r>
           </w:p>
         </w:tc>
@@ -5930,7 +6220,7 @@
                 <w:szCs w:val="18"/>
                 <w:rtl w:val="0"/>
               </w:rPr>
-              <w:t>Course Enrollment</w:t>
+              <w:t xml:space="preserve">Course Enrollment</w:t>
             </w:r>
           </w:p>
         </w:tc>
@@ -5953,7 +6243,7 @@
                 <w:szCs w:val="18"/>
                 <w:rtl w:val="0"/>
               </w:rPr>
-              <w:t>Learner</w:t>
+              <w:t xml:space="preserve">Learner</w:t>
             </w:r>
           </w:p>
         </w:tc>
@@ -5976,12 +6266,16 @@
                 <w:szCs w:val="18"/>
                 <w:rtl w:val="0"/>
               </w:rPr>
-              <w:t>List, enrollment order, frontend flow</w:t>
+              <w:t xml:space="preserve">List, enrollment order, frontend flow</w:t>
             </w:r>
           </w:p>
         </w:tc>
       </w:tr>
       <w:tr>
+        <w:trPr>
+          <w:cantSplit w:val="0"/>
+          <w:tblHeader w:val="0"/>
+        </w:trPr>
         <w:tc>
           <w:tcPr/>
           <w:p>
@@ -6001,7 +6295,7 @@
                 <w:szCs w:val="18"/>
                 <w:rtl w:val="0"/>
               </w:rPr>
-              <w:t>Booking</w:t>
+              <w:t xml:space="preserve">Booking</w:t>
             </w:r>
           </w:p>
         </w:tc>
@@ -6024,7 +6318,7 @@
                 <w:szCs w:val="18"/>
                 <w:rtl w:val="0"/>
               </w:rPr>
-              <w:t>Booking &amp; Notification</w:t>
+              <w:t xml:space="preserve">Booking &amp; Notification</w:t>
             </w:r>
           </w:p>
         </w:tc>
@@ -6047,7 +6341,7 @@
                 <w:szCs w:val="18"/>
                 <w:rtl w:val="0"/>
               </w:rPr>
-              <w:t>Learner</w:t>
+              <w:t xml:space="preserve">Learner</w:t>
             </w:r>
           </w:p>
         </w:tc>
@@ -6070,12 +6364,16 @@
                 <w:szCs w:val="18"/>
                 <w:rtl w:val="0"/>
               </w:rPr>
-              <w:t>Book slot, coin, limit, commitment, notifications</w:t>
+              <w:t xml:space="preserve">Book slot, coin, limit, commitment, notifications</w:t>
             </w:r>
           </w:p>
         </w:tc>
       </w:tr>
       <w:tr>
+        <w:trPr>
+          <w:cantSplit w:val="0"/>
+          <w:tblHeader w:val="0"/>
+        </w:trPr>
         <w:tc>
           <w:tcPr/>
           <w:p>
@@ -6095,7 +6393,7 @@
                 <w:szCs w:val="18"/>
                 <w:rtl w:val="0"/>
               </w:rPr>
-              <w:t>Admin Dashboard</w:t>
+              <w:t xml:space="preserve">Admin Dashboard</w:t>
             </w:r>
           </w:p>
         </w:tc>
@@ -6118,7 +6416,7 @@
                 <w:szCs w:val="18"/>
                 <w:rtl w:val="0"/>
               </w:rPr>
-              <w:t>Admin Dashboard</w:t>
+              <w:t xml:space="preserve">Admin Dashboard</w:t>
             </w:r>
           </w:p>
         </w:tc>
@@ -6141,7 +6439,7 @@
                 <w:szCs w:val="18"/>
                 <w:rtl w:val="0"/>
               </w:rPr>
-              <w:t>Admin</w:t>
+              <w:t xml:space="preserve">Admin</w:t>
             </w:r>
           </w:p>
         </w:tc>
@@ -6164,12 +6462,16 @@
                 <w:szCs w:val="18"/>
                 <w:rtl w:val="0"/>
               </w:rPr>
-              <w:t>Stats, alerts, role enforcement, frontend</w:t>
+              <w:t xml:space="preserve">Stats, alerts, role enforcement, frontend</w:t>
             </w:r>
           </w:p>
         </w:tc>
       </w:tr>
       <w:tr>
+        <w:trPr>
+          <w:cantSplit w:val="0"/>
+          <w:tblHeader w:val="0"/>
+        </w:trPr>
         <w:tc>
           <w:tcPr/>
           <w:p>
@@ -6189,7 +6491,7 @@
                 <w:szCs w:val="18"/>
                 <w:rtl w:val="0"/>
               </w:rPr>
-              <w:t>Admin Vocab Grammar</w:t>
+              <w:t xml:space="preserve">Admin Vocab Grammar</w:t>
             </w:r>
           </w:p>
         </w:tc>
@@ -6212,7 +6514,7 @@
                 <w:szCs w:val="18"/>
                 <w:rtl w:val="0"/>
               </w:rPr>
-              <w:t>Admin Vocab &amp; Grammar</w:t>
+              <w:t xml:space="preserve">Admin Vocab &amp; Grammar</w:t>
             </w:r>
           </w:p>
         </w:tc>
@@ -6235,7 +6537,7 @@
                 <w:szCs w:val="18"/>
                 <w:rtl w:val="0"/>
               </w:rPr>
-              <w:t>Admin</w:t>
+              <w:t xml:space="preserve">Admin</w:t>
             </w:r>
           </w:p>
         </w:tc>
@@ -6258,12 +6560,16 @@
                 <w:szCs w:val="18"/>
                 <w:rtl w:val="0"/>
               </w:rPr>
-              <w:t>Vocab/grammar CRUD, publish/unpublish, frontend</w:t>
+              <w:t xml:space="preserve">Vocab/grammar CRUD, publish/unpublish, frontend</w:t>
             </w:r>
           </w:p>
         </w:tc>
       </w:tr>
       <w:tr>
+        <w:trPr>
+          <w:cantSplit w:val="0"/>
+          <w:tblHeader w:val="0"/>
+        </w:trPr>
         <w:tc>
           <w:tcPr/>
           <w:p>
@@ -6283,7 +6589,7 @@
                 <w:szCs w:val="18"/>
                 <w:rtl w:val="0"/>
               </w:rPr>
-              <w:t>Admin Settings</w:t>
+              <w:t xml:space="preserve">Admin Settings</w:t>
             </w:r>
           </w:p>
         </w:tc>
@@ -6306,7 +6612,7 @@
                 <w:szCs w:val="18"/>
                 <w:rtl w:val="0"/>
               </w:rPr>
-              <w:t>Admin Settings</w:t>
+              <w:t xml:space="preserve">Admin Settings</w:t>
             </w:r>
           </w:p>
         </w:tc>
@@ -6329,7 +6635,7 @@
                 <w:szCs w:val="18"/>
                 <w:rtl w:val="0"/>
               </w:rPr>
-              <w:t>Admin</w:t>
+              <w:t xml:space="preserve">Admin</w:t>
             </w:r>
           </w:p>
         </w:tc>
@@ -6352,12 +6658,16 @@
                 <w:szCs w:val="18"/>
                 <w:rtl w:val="0"/>
               </w:rPr>
-              <w:t>System config, update, role enforcement</w:t>
+              <w:t xml:space="preserve">System config, update, role enforcement</w:t>
             </w:r>
           </w:p>
         </w:tc>
       </w:tr>
       <w:tr>
+        <w:trPr>
+          <w:cantSplit w:val="0"/>
+          <w:tblHeader w:val="0"/>
+        </w:trPr>
         <w:tc>
           <w:tcPr/>
           <w:p>
@@ -6377,7 +6687,7 @@
                 <w:szCs w:val="18"/>
                 <w:rtl w:val="0"/>
               </w:rPr>
-              <w:t>Admin Exams</w:t>
+              <w:t xml:space="preserve">Admin Exams</w:t>
             </w:r>
           </w:p>
         </w:tc>
@@ -6400,7 +6710,7 @@
                 <w:szCs w:val="18"/>
                 <w:rtl w:val="0"/>
               </w:rPr>
-              <w:t>Admin Exam Mgmt</w:t>
+              <w:t xml:space="preserve">Admin Exam Mgmt</w:t>
             </w:r>
           </w:p>
         </w:tc>
@@ -6423,7 +6733,7 @@
                 <w:szCs w:val="18"/>
                 <w:rtl w:val="0"/>
               </w:rPr>
-              <w:t>Admin</w:t>
+              <w:t xml:space="preserve">Admin</w:t>
             </w:r>
           </w:p>
         </w:tc>
@@ -6446,12 +6756,16 @@
                 <w:szCs w:val="18"/>
                 <w:rtl w:val="0"/>
               </w:rPr>
-              <w:t>Exam CRUD, import, version, content editors</w:t>
+              <w:t xml:space="preserve">Exam CRUD, import, version, content editors</w:t>
             </w:r>
           </w:p>
         </w:tc>
       </w:tr>
       <w:tr>
+        <w:trPr>
+          <w:cantSplit w:val="0"/>
+          <w:tblHeader w:val="0"/>
+        </w:trPr>
         <w:tc>
           <w:tcPr/>
           <w:p>
@@ -6471,7 +6785,7 @@
                 <w:szCs w:val="18"/>
                 <w:rtl w:val="0"/>
               </w:rPr>
-              <w:t>Admin Practice</w:t>
+              <w:t xml:space="preserve">Admin Practice</w:t>
             </w:r>
           </w:p>
         </w:tc>
@@ -6494,7 +6808,7 @@
                 <w:szCs w:val="18"/>
                 <w:rtl w:val="0"/>
               </w:rPr>
-              <w:t>Admin Practice Content</w:t>
+              <w:t xml:space="preserve">Admin Practice Content</w:t>
             </w:r>
           </w:p>
         </w:tc>
@@ -6517,7 +6831,7 @@
                 <w:szCs w:val="18"/>
                 <w:rtl w:val="0"/>
               </w:rPr>
-              <w:t>Admin</w:t>
+              <w:t xml:space="preserve">Admin</w:t>
             </w:r>
           </w:p>
         </w:tc>
@@ -6540,12 +6854,16 @@
                 <w:szCs w:val="18"/>
                 <w:rtl w:val="0"/>
               </w:rPr>
-              <w:t>L/R/W/S exercise CRUD, editors</w:t>
+              <w:t xml:space="preserve">L/R/W/S exercise CRUD, editors</w:t>
             </w:r>
           </w:p>
         </w:tc>
       </w:tr>
       <w:tr>
+        <w:trPr>
+          <w:cantSplit w:val="0"/>
+          <w:tblHeader w:val="0"/>
+        </w:trPr>
         <w:tc>
           <w:tcPr/>
           <w:p>
@@ -6565,7 +6883,7 @@
                 <w:szCs w:val="18"/>
                 <w:rtl w:val="0"/>
               </w:rPr>
-              <w:t>Admin Users</w:t>
+              <w:t xml:space="preserve">Admin Users</w:t>
             </w:r>
           </w:p>
         </w:tc>
@@ -6588,7 +6906,7 @@
                 <w:szCs w:val="18"/>
                 <w:rtl w:val="0"/>
               </w:rPr>
-              <w:t>Admin User Mgmt</w:t>
+              <w:t xml:space="preserve">Admin User Mgmt</w:t>
             </w:r>
           </w:p>
         </w:tc>
@@ -6611,7 +6929,7 @@
                 <w:szCs w:val="18"/>
                 <w:rtl w:val="0"/>
               </w:rPr>
-              <w:t>Admin</w:t>
+              <w:t xml:space="preserve">Admin</w:t>
             </w:r>
           </w:p>
         </w:tc>
@@ -6634,12 +6952,16 @@
                 <w:szCs w:val="18"/>
                 <w:rtl w:val="0"/>
               </w:rPr>
-              <w:t>User CRUD, deactivate, role enforcement, frontend</w:t>
+              <w:t xml:space="preserve">User CRUD, deactivate, role enforcement, frontend</w:t>
             </w:r>
           </w:p>
         </w:tc>
       </w:tr>
       <w:tr>
+        <w:trPr>
+          <w:cantSplit w:val="0"/>
+          <w:tblHeader w:val="0"/>
+        </w:trPr>
         <w:tc>
           <w:tcPr/>
           <w:p>
@@ -6659,7 +6981,7 @@
                 <w:szCs w:val="18"/>
                 <w:rtl w:val="0"/>
               </w:rPr>
-              <w:t>Admin Courses</w:t>
+              <w:t xml:space="preserve">Admin Courses</w:t>
             </w:r>
           </w:p>
         </w:tc>
@@ -6682,7 +7004,7 @@
                 <w:szCs w:val="18"/>
                 <w:rtl w:val="0"/>
               </w:rPr>
-              <w:t>Admin Course &amp; Promo</w:t>
+              <w:t xml:space="preserve">Admin Course &amp; Promo</w:t>
             </w:r>
           </w:p>
         </w:tc>
@@ -6705,7 +7027,7 @@
                 <w:szCs w:val="18"/>
                 <w:rtl w:val="0"/>
               </w:rPr>
-              <w:t>Admin</w:t>
+              <w:t xml:space="preserve">Admin</w:t>
             </w:r>
           </w:p>
         </w:tc>
@@ -6728,12 +7050,16 @@
                 <w:szCs w:val="18"/>
                 <w:rtl w:val="0"/>
               </w:rPr>
-              <w:t>Course CRUD, enrollments, bookings, promo, top-up</w:t>
+              <w:t xml:space="preserve">Course CRUD, enrollments, bookings, promo, top-up</w:t>
             </w:r>
           </w:p>
         </w:tc>
       </w:tr>
       <w:tr>
+        <w:trPr>
+          <w:cantSplit w:val="0"/>
+          <w:tblHeader w:val="0"/>
+        </w:trPr>
         <w:tc>
           <w:tcPr/>
           <w:p>
@@ -6753,7 +7079,7 @@
                 <w:szCs w:val="18"/>
                 <w:rtl w:val="0"/>
               </w:rPr>
-              <w:t>Teacher</w:t>
+              <w:t xml:space="preserve">Teacher</w:t>
             </w:r>
           </w:p>
         </w:tc>
@@ -6776,7 +7102,7 @@
                 <w:szCs w:val="18"/>
                 <w:rtl w:val="0"/>
               </w:rPr>
-              <w:t>Teacher</w:t>
+              <w:t xml:space="preserve">Teacher</w:t>
             </w:r>
           </w:p>
         </w:tc>
@@ -6799,7 +7125,7 @@
                 <w:szCs w:val="18"/>
                 <w:rtl w:val="0"/>
               </w:rPr>
-              <w:t>Teacher</w:t>
+              <w:t xml:space="preserve">Teacher</w:t>
             </w:r>
           </w:p>
         </w:tc>
@@ -6822,12 +7148,16 @@
                 <w:szCs w:val="18"/>
                 <w:rtl w:val="0"/>
               </w:rPr>
-              <w:t>Dashboard, schedule, bookings, leave requests</w:t>
+              <w:t xml:space="preserve">Dashboard, schedule, bookings, leave requests</w:t>
             </w:r>
           </w:p>
         </w:tc>
       </w:tr>
       <w:tr>
+        <w:trPr>
+          <w:cantSplit w:val="0"/>
+          <w:tblHeader w:val="0"/>
+        </w:trPr>
         <w:tc>
           <w:tcPr/>
           <w:p>
@@ -6847,7 +7177,7 @@
                 <w:szCs w:val="18"/>
                 <w:rtl w:val="0"/>
               </w:rPr>
-              <w:t>Grading AI</w:t>
+              <w:t xml:space="preserve">Grading AI</w:t>
             </w:r>
           </w:p>
         </w:tc>
@@ -6870,15 +7200,21 @@
                 <w:szCs w:val="18"/>
                 <w:rtl w:val="0"/>
               </w:rPr>
-              <w:t>Grading &amp; AI</w:t>
-            </w:r>
-          </w:p>
-        </w:tc>
-        <w:tc>
-          <w:tcPr/>
-          <w:p>
-            <w:r>
-              <w:t>Backend/System</w:t>
+              <w:t xml:space="preserve">Grading &amp; AI</w:t>
+            </w:r>
+          </w:p>
+        </w:tc>
+        <w:tc>
+          <w:tcPr/>
+          <w:p>
+            <w:pPr>
+              <w:rPr/>
+            </w:pPr>
+            <w:r>
+              <w:rPr>
+                <w:rtl w:val="0"/>
+              </w:rPr>
+              <w:t xml:space="preserve">Backend/System</w:t>
             </w:r>
           </w:p>
         </w:tc>
@@ -6901,12 +7237,16 @@
                 <w:szCs w:val="18"/>
                 <w:rtl w:val="0"/>
               </w:rPr>
-              <w:t>Result lookup, SSE, scoring formulas, pipeline</w:t>
+              <w:t xml:space="preserve">Result lookup, SSE, scoring formulas, pipeline</w:t>
             </w:r>
           </w:p>
         </w:tc>
       </w:tr>
       <w:tr>
+        <w:trPr>
+          <w:cantSplit w:val="0"/>
+          <w:tblHeader w:val="0"/>
+        </w:trPr>
         <w:tc>
           <w:tcPr/>
           <w:p>
@@ -6926,7 +7266,7 @@
                 <w:szCs w:val="18"/>
                 <w:rtl w:val="0"/>
               </w:rPr>
-              <w:t>System</w:t>
+              <w:t xml:space="preserve">System</w:t>
             </w:r>
           </w:p>
         </w:tc>
@@ -6949,15 +7289,21 @@
                 <w:szCs w:val="18"/>
                 <w:rtl w:val="0"/>
               </w:rPr>
-              <w:t>System Integration</w:t>
-            </w:r>
-          </w:p>
-        </w:tc>
-        <w:tc>
-          <w:tcPr/>
-          <w:p>
-            <w:r>
-              <w:t>Backend/System</w:t>
+              <w:t xml:space="preserve">System Integration</w:t>
+            </w:r>
+          </w:p>
+        </w:tc>
+        <w:tc>
+          <w:tcPr/>
+          <w:p>
+            <w:pPr>
+              <w:rPr/>
+            </w:pPr>
+            <w:r>
+              <w:rPr>
+                <w:rtl w:val="0"/>
+              </w:rPr>
+              <w:t xml:space="preserve">Backend/System</w:t>
             </w:r>
           </w:p>
         </w:tc>
@@ -6980,12 +7326,16 @@
                 <w:szCs w:val="18"/>
                 <w:rtl w:val="0"/>
               </w:rPr>
-              <w:t>Role hierarchy, health, config, cross-module</w:t>
+              <w:t xml:space="preserve">Role hierarchy, health, config, cross-module</w:t>
             </w:r>
           </w:p>
         </w:tc>
       </w:tr>
       <w:tr>
+        <w:trPr>
+          <w:cantSplit w:val="0"/>
+          <w:tblHeader w:val="0"/>
+        </w:trPr>
         <w:tc>
           <w:tcPr/>
           <w:p>
@@ -7005,7 +7355,7 @@
                 <w:szCs w:val="18"/>
                 <w:rtl w:val="0"/>
               </w:rPr>
-              <w:t>Non-functional</w:t>
+              <w:t xml:space="preserve">Non-functional</w:t>
             </w:r>
           </w:p>
         </w:tc>
@@ -7028,15 +7378,21 @@
                 <w:szCs w:val="18"/>
                 <w:rtl w:val="0"/>
               </w:rPr>
-              <w:t>Non-functional</w:t>
-            </w:r>
-          </w:p>
-        </w:tc>
-        <w:tc>
-          <w:tcPr/>
-          <w:p>
-            <w:r>
-              <w:t>Non-functional</w:t>
+              <w:t xml:space="preserve">Non-functional</w:t>
+            </w:r>
+          </w:p>
+        </w:tc>
+        <w:tc>
+          <w:tcPr/>
+          <w:p>
+            <w:pPr>
+              <w:rPr/>
+            </w:pPr>
+            <w:r>
+              <w:rPr>
+                <w:rtl w:val="0"/>
+              </w:rPr>
+              <w:t xml:space="preserve">Non-functional</w:t>
             </w:r>
           </w:p>
         </w:tc>
@@ -7059,7 +7415,7 @@
                 <w:szCs w:val="18"/>
                 <w:rtl w:val="0"/>
               </w:rPr>
-              <w:t>Security, performance, compatibility, usability, reliability</w:t>
+              <w:t xml:space="preserve">Security, performance, compatibility, usability, reliability</w:t>
             </w:r>
           </w:p>
         </w:tc>
@@ -7070,7 +7426,7 @@
         <w:pStyle w:val="Heading2"/>
         <w:rPr/>
       </w:pPr>
-      <w:bookmarkStart w:colFirst="0" w:colLast="0" w:name="_heading=h.1c8pgzytv1n7" w:id="3"/>
+      <w:bookmarkStart w:colFirst="0" w:colLast="0" w:name="_yc0kx3w3bsl7" w:id="3"/>
       <w:bookmarkEnd w:id="3"/>
       <w:r>
         <w:rPr>
@@ -7083,7 +7439,7 @@
         <w:pStyle w:val="Heading2"/>
         <w:rPr/>
       </w:pPr>
-      <w:bookmarkStart w:colFirst="0" w:colLast="0" w:name="_heading=h.liaa9hbms9o3" w:id="4"/>
+      <w:bookmarkStart w:colFirst="0" w:colLast="0" w:name="_7qqdw636wujo" w:id="4"/>
       <w:bookmarkEnd w:id="4"/>
       <w:r>
         <w:rPr>
@@ -7098,7 +7454,7 @@
         <w:ind w:firstLine="720"/>
         <w:rPr/>
       </w:pPr>
-      <w:bookmarkStart w:colFirst="0" w:colLast="0" w:name="_heading=h.hama4pz1bp87" w:id="5"/>
+      <w:bookmarkStart w:colFirst="0" w:colLast="0" w:name="_bnb4klr0c2sp" w:id="5"/>
       <w:bookmarkEnd w:id="5"/>
       <w:r>
         <w:rPr>
@@ -7118,394 +7474,392 @@
         </w:rPr>
       </w:r>
     </w:p>
-    <w:sdt>
-      <w:sdtPr>
-        <w:lock w:val="contentLocked"/>
-        <w:tag w:val="goog_rdk_0"/>
-      </w:sdtPr>
-      <w:sdtContent>
-        <w:tbl>
-          <w:tblPr>
-            <w:tblStyle w:val="Table3"/>
-            <w:tblW w:w="9050.0" w:type="dxa"/>
-            <w:jc w:val="left"/>
-            <w:tblBorders>
-              <w:top w:color="000000" w:space="0" w:sz="8" w:val="single"/>
-              <w:left w:color="000000" w:space="0" w:sz="8" w:val="single"/>
-              <w:bottom w:color="000000" w:space="0" w:sz="8" w:val="single"/>
-              <w:right w:color="000000" w:space="0" w:sz="8" w:val="single"/>
-              <w:insideH w:color="000000" w:space="0" w:sz="8" w:val="single"/>
-              <w:insideV w:color="000000" w:space="0" w:sz="8" w:val="single"/>
-            </w:tblBorders>
-            <w:tblLayout w:type="fixed"/>
-            <w:tblLook w:val="0600"/>
-          </w:tblPr>
+    <w:tbl>
+      <w:tblPr>
+        <w:tblStyle w:val="Table3"/>
+        <w:tblW w:w="9049.999999999998" w:type="dxa"/>
+        <w:jc w:val="left"/>
+        <w:tblBorders>
+          <w:top w:color="000000" w:space="0" w:sz="8" w:val="single"/>
+          <w:left w:color="000000" w:space="0" w:sz="8" w:val="single"/>
+          <w:bottom w:color="000000" w:space="0" w:sz="8" w:val="single"/>
+          <w:right w:color="000000" w:space="0" w:sz="8" w:val="single"/>
+          <w:insideH w:color="000000" w:space="0" w:sz="8" w:val="single"/>
+          <w:insideV w:color="000000" w:space="0" w:sz="8" w:val="single"/>
+        </w:tblBorders>
+        <w:tblLayout w:type="fixed"/>
+        <w:tblLook w:val="0600"/>
+      </w:tblPr>
+      <w:tblGrid>
+        <w:gridCol w:w="3016.666666666666"/>
+        <w:gridCol w:w="3016.666666666666"/>
+        <w:gridCol w:w="3016.666666666666"/>
+        <w:tblGridChange w:id="0">
           <w:tblGrid>
-            <w:gridCol w:w="3016.6666666666665"/>
-            <w:gridCol w:w="3016.6666666666665"/>
-            <w:gridCol w:w="3016.6666666666665"/>
-            <w:tblGridChange w:id="0">
-              <w:tblGrid>
-                <w:gridCol w:w="3016.6666666666665"/>
-                <w:gridCol w:w="3016.6666666666665"/>
-                <w:gridCol w:w="3016.6666666666665"/>
-              </w:tblGrid>
-            </w:tblGridChange>
+            <w:gridCol w:w="3016.666666666666"/>
+            <w:gridCol w:w="3016.666666666666"/>
+            <w:gridCol w:w="3016.666666666666"/>
           </w:tblGrid>
-          <w:tr>
-            <w:trPr>
-              <w:cantSplit w:val="0"/>
-              <w:tblHeader w:val="0"/>
-            </w:trPr>
-            <w:tc>
-              <w:tcPr>
-                <w:shd w:fill="ffe8e1" w:val="clear"/>
-                <w:tcMar>
-                  <w:top w:w="100.0" w:type="dxa"/>
-                  <w:left w:w="100.0" w:type="dxa"/>
-                  <w:bottom w:w="100.0" w:type="dxa"/>
-                  <w:right w:w="100.0" w:type="dxa"/>
-                </w:tcMar>
-                <w:vAlign w:val="top"/>
-              </w:tcPr>
-              <w:p>
-                <w:pPr>
-                  <w:widowControl w:val="0"/>
-                  <w:spacing w:after="0" w:line="240" w:lineRule="auto"/>
-                  <w:rPr>
-                    <w:b w:val="1"/>
-                    <w:color w:val="6e2500"/>
-                  </w:rPr>
-                </w:pPr>
-                <w:r>
-                  <w:rPr>
-                    <w:b w:val="1"/>
-                    <w:color w:val="6e2500"/>
-                    <w:rtl w:val="0"/>
-                  </w:rPr>
-                  <w:t xml:space="preserve">Objective</w:t>
-                </w:r>
-              </w:p>
-            </w:tc>
-            <w:tc>
-              <w:tcPr>
-                <w:shd w:fill="ffe8e1" w:val="clear"/>
-                <w:tcMar>
-                  <w:top w:w="100.0" w:type="dxa"/>
-                  <w:left w:w="100.0" w:type="dxa"/>
-                  <w:bottom w:w="100.0" w:type="dxa"/>
-                  <w:right w:w="100.0" w:type="dxa"/>
-                </w:tcMar>
-                <w:vAlign w:val="top"/>
-              </w:tcPr>
-              <w:p>
-                <w:pPr>
-                  <w:widowControl w:val="0"/>
-                  <w:spacing w:after="0" w:line="240" w:lineRule="auto"/>
-                  <w:rPr>
-                    <w:b w:val="1"/>
-                    <w:color w:val="6e2500"/>
-                  </w:rPr>
-                </w:pPr>
-                <w:r>
-                  <w:rPr>
-                    <w:b w:val="1"/>
-                    <w:color w:val="6e2500"/>
-                    <w:rtl w:val="0"/>
-                  </w:rPr>
-                  <w:t xml:space="preserve">Technique</w:t>
-                </w:r>
-              </w:p>
-            </w:tc>
-            <w:tc>
-              <w:tcPr>
-                <w:shd w:fill="ffe8e1" w:val="clear"/>
-                <w:tcMar>
-                  <w:top w:w="100.0" w:type="dxa"/>
-                  <w:left w:w="100.0" w:type="dxa"/>
-                  <w:bottom w:w="100.0" w:type="dxa"/>
-                  <w:right w:w="100.0" w:type="dxa"/>
-                </w:tcMar>
-                <w:vAlign w:val="top"/>
-              </w:tcPr>
-              <w:p>
-                <w:pPr>
-                  <w:widowControl w:val="0"/>
-                  <w:spacing w:after="0" w:line="240" w:lineRule="auto"/>
-                  <w:rPr>
-                    <w:b w:val="1"/>
-                    <w:color w:val="6e2500"/>
-                  </w:rPr>
-                </w:pPr>
-                <w:r>
-                  <w:rPr>
-                    <w:b w:val="1"/>
-                    <w:color w:val="6e2500"/>
-                    <w:rtl w:val="0"/>
-                  </w:rPr>
-                  <w:t xml:space="preserve">Completion criteria </w:t>
-                </w:r>
-              </w:p>
-            </w:tc>
-          </w:tr>
-          <w:tr>
-            <w:trPr>
-              <w:cantSplit w:val="0"/>
-              <w:tblHeader w:val="0"/>
-            </w:trPr>
-            <w:tc>
-              <w:tcPr>
-                <w:shd w:fill="auto" w:val="clear"/>
-                <w:tcMar>
-                  <w:top w:w="100.0" w:type="dxa"/>
-                  <w:left w:w="100.0" w:type="dxa"/>
-                  <w:bottom w:w="100.0" w:type="dxa"/>
-                  <w:right w:w="100.0" w:type="dxa"/>
-                </w:tcMar>
-                <w:vAlign w:val="top"/>
-              </w:tcPr>
-              <w:p>
-                <w:pPr>
-                  <w:widowControl w:val="0"/>
-                  <w:spacing w:after="0" w:line="240" w:lineRule="auto"/>
-                  <w:rPr/>
-                </w:pPr>
-                <w:r>
-                  <w:rPr>
-                    <w:rtl w:val="0"/>
-                  </w:rPr>
-                  <w:t xml:space="preserve">To test the application’s behavior under real-world conditions</w:t>
-                </w:r>
-              </w:p>
-              <w:p>
-                <w:pPr>
-                  <w:widowControl w:val="0"/>
-                  <w:spacing w:after="0" w:line="240" w:lineRule="auto"/>
-                  <w:rPr/>
-                </w:pPr>
-                <w:r>
-                  <w:rPr>
-                    <w:rtl w:val="0"/>
-                  </w:rPr>
-                </w:r>
-              </w:p>
-            </w:tc>
-            <w:tc>
-              <w:tcPr>
-                <w:shd w:fill="auto" w:val="clear"/>
-                <w:tcMar>
-                  <w:top w:w="100.0" w:type="dxa"/>
-                  <w:left w:w="100.0" w:type="dxa"/>
-                  <w:bottom w:w="100.0" w:type="dxa"/>
-                  <w:right w:w="100.0" w:type="dxa"/>
-                </w:tcMar>
-                <w:vAlign w:val="top"/>
-              </w:tcPr>
-              <w:p>
-                <w:pPr>
-                  <w:widowControl w:val="0"/>
-                  <w:spacing w:after="0" w:line="240" w:lineRule="auto"/>
-                  <w:rPr/>
-                </w:pPr>
-                <w:r>
-                  <w:rPr>
-                    <w:rtl w:val="0"/>
-                  </w:rPr>
-                  <w:t xml:space="preserve">End-to-End Testing</w:t>
-                </w:r>
-              </w:p>
-            </w:tc>
-            <w:tc>
-              <w:tcPr>
-                <w:shd w:fill="auto" w:val="clear"/>
-                <w:tcMar>
-                  <w:top w:w="100.0" w:type="dxa"/>
-                  <w:left w:w="100.0" w:type="dxa"/>
-                  <w:bottom w:w="100.0" w:type="dxa"/>
-                  <w:right w:w="100.0" w:type="dxa"/>
-                </w:tcMar>
-                <w:vAlign w:val="top"/>
-              </w:tcPr>
-              <w:p>
-                <w:pPr>
-                  <w:widowControl w:val="0"/>
-                  <w:spacing w:after="0" w:line="240" w:lineRule="auto"/>
-                  <w:rPr/>
-                </w:pPr>
-                <w:r>
-                  <w:rPr>
-                    <w:rtl w:val="0"/>
-                  </w:rPr>
-                  <w:t xml:space="preserve">Covers interactions with databases, third-party services, payment systems, etc.</w:t>
-                </w:r>
-              </w:p>
-            </w:tc>
-          </w:tr>
-          <w:tr>
-            <w:trPr>
-              <w:cantSplit w:val="0"/>
-              <w:tblHeader w:val="0"/>
-            </w:trPr>
-            <w:tc>
-              <w:tcPr>
-                <w:shd w:fill="auto" w:val="clear"/>
-                <w:tcMar>
-                  <w:top w:w="100.0" w:type="dxa"/>
-                  <w:left w:w="100.0" w:type="dxa"/>
-                  <w:bottom w:w="100.0" w:type="dxa"/>
-                  <w:right w:w="100.0" w:type="dxa"/>
-                </w:tcMar>
-                <w:vAlign w:val="top"/>
-              </w:tcPr>
-              <w:p>
-                <w:pPr>
-                  <w:widowControl w:val="0"/>
-                  <w:spacing w:after="0" w:line="240" w:lineRule="auto"/>
-                  <w:rPr/>
-                </w:pPr>
-                <w:r>
-                  <w:rPr>
-                    <w:rtl w:val="0"/>
-                  </w:rPr>
-                  <w:t xml:space="preserve">To assess how well integrated modules work together</w:t>
-                </w:r>
-              </w:p>
-            </w:tc>
-            <w:tc>
-              <w:tcPr>
-                <w:shd w:fill="auto" w:val="clear"/>
-                <w:tcMar>
-                  <w:top w:w="100.0" w:type="dxa"/>
-                  <w:left w:w="100.0" w:type="dxa"/>
-                  <w:bottom w:w="100.0" w:type="dxa"/>
-                  <w:right w:w="100.0" w:type="dxa"/>
-                </w:tcMar>
-                <w:vAlign w:val="top"/>
-              </w:tcPr>
-              <w:p>
-                <w:pPr>
-                  <w:widowControl w:val="0"/>
-                  <w:spacing w:after="0" w:line="240" w:lineRule="auto"/>
-                  <w:rPr/>
-                </w:pPr>
-                <w:r>
-                  <w:rPr>
-                    <w:rtl w:val="0"/>
-                  </w:rPr>
-                  <w:t xml:space="preserve">Integration testing</w:t>
-                </w:r>
-              </w:p>
-            </w:tc>
-            <w:tc>
-              <w:tcPr>
-                <w:shd w:fill="auto" w:val="clear"/>
-                <w:tcMar>
-                  <w:top w:w="100.0" w:type="dxa"/>
-                  <w:left w:w="100.0" w:type="dxa"/>
-                  <w:bottom w:w="100.0" w:type="dxa"/>
-                  <w:right w:w="100.0" w:type="dxa"/>
-                </w:tcMar>
-                <w:vAlign w:val="top"/>
-              </w:tcPr>
-              <w:p>
-                <w:pPr>
-                  <w:widowControl w:val="0"/>
-                  <w:spacing w:after="0" w:line="240" w:lineRule="auto"/>
-                  <w:rPr/>
-                </w:pPr>
-                <w:r>
-                  <w:rPr>
-                    <w:rtl w:val="0"/>
-                  </w:rPr>
-                  <w:t xml:space="preserve">Modules communicate and operate correctly as a combined unit</w:t>
-                </w:r>
-              </w:p>
-            </w:tc>
-          </w:tr>
-          <w:tr>
-            <w:trPr>
-              <w:cantSplit w:val="0"/>
-              <w:tblHeader w:val="0"/>
-            </w:trPr>
-            <w:tc>
-              <w:tcPr>
-                <w:shd w:fill="auto" w:val="clear"/>
-                <w:tcMar>
-                  <w:top w:w="100.0" w:type="dxa"/>
-                  <w:left w:w="100.0" w:type="dxa"/>
-                  <w:bottom w:w="100.0" w:type="dxa"/>
-                  <w:right w:w="100.0" w:type="dxa"/>
-                </w:tcMar>
-                <w:vAlign w:val="top"/>
-              </w:tcPr>
-              <w:p>
-                <w:pPr>
-                  <w:widowControl w:val="0"/>
-                  <w:spacing w:after="0" w:line="240" w:lineRule="auto"/>
-                  <w:rPr/>
-                </w:pPr>
-                <w:r>
-                  <w:rPr>
-                    <w:rtl w:val="0"/>
-                  </w:rPr>
-                  <w:t xml:space="preserve">To check the accuracy of data exchange and control flow between systems or components</w:t>
-                </w:r>
-              </w:p>
-            </w:tc>
-            <w:tc>
-              <w:tcPr>
-                <w:shd w:fill="auto" w:val="clear"/>
-                <w:tcMar>
-                  <w:top w:w="100.0" w:type="dxa"/>
-                  <w:left w:w="100.0" w:type="dxa"/>
-                  <w:bottom w:w="100.0" w:type="dxa"/>
-                  <w:right w:w="100.0" w:type="dxa"/>
-                </w:tcMar>
-                <w:vAlign w:val="top"/>
-              </w:tcPr>
-              <w:p>
-                <w:pPr>
-                  <w:widowControl w:val="0"/>
-                  <w:spacing w:after="0" w:line="240" w:lineRule="auto"/>
-                  <w:rPr/>
-                </w:pPr>
-                <w:r>
-                  <w:rPr>
-                    <w:rtl w:val="0"/>
-                  </w:rPr>
-                  <w:t xml:space="preserve">Interface testing</w:t>
-                </w:r>
-              </w:p>
-            </w:tc>
-            <w:tc>
-              <w:tcPr>
-                <w:shd w:fill="auto" w:val="clear"/>
-                <w:tcMar>
-                  <w:top w:w="100.0" w:type="dxa"/>
-                  <w:left w:w="100.0" w:type="dxa"/>
-                  <w:bottom w:w="100.0" w:type="dxa"/>
-                  <w:right w:w="100.0" w:type="dxa"/>
-                </w:tcMar>
-                <w:vAlign w:val="top"/>
-              </w:tcPr>
-              <w:p>
-                <w:pPr>
-                  <w:widowControl w:val="0"/>
-                  <w:spacing w:after="0" w:line="240" w:lineRule="auto"/>
-                  <w:rPr/>
-                </w:pPr>
-                <w:r>
-                  <w:rPr>
-                    <w:rtl w:val="0"/>
-                  </w:rPr>
-                  <w:t xml:space="preserve">Ensures requests and responses function correctly between interfaces</w:t>
-                </w:r>
-              </w:p>
-            </w:tc>
-          </w:tr>
-        </w:tbl>
-      </w:sdtContent>
-    </w:sdt>
+        </w:tblGridChange>
+      </w:tblGrid>
+      <w:tr>
+        <w:trPr>
+          <w:cantSplit w:val="0"/>
+          <w:tblHeader w:val="0"/>
+        </w:trPr>
+        <w:tc>
+          <w:tcPr>
+            <w:shd w:fill="ffe8e1" w:val="clear"/>
+            <w:tcMar>
+              <w:top w:w="100.0" w:type="dxa"/>
+              <w:left w:w="100.0" w:type="dxa"/>
+              <w:bottom w:w="100.0" w:type="dxa"/>
+              <w:right w:w="100.0" w:type="dxa"/>
+            </w:tcMar>
+            <w:vAlign w:val="top"/>
+          </w:tcPr>
+          <w:p>
+            <w:pPr>
+              <w:widowControl w:val="0"/>
+              <w:spacing w:after="0" w:line="240" w:lineRule="auto"/>
+              <w:rPr>
+                <w:b w:val="1"/>
+                <w:bCs w:val="1"/>
+                <w:color w:val="6e2500"/>
+              </w:rPr>
+            </w:pPr>
+            <w:r>
+              <w:rPr>
+                <w:b w:val="1"/>
+                <w:bCs w:val="1"/>
+                <w:color w:val="6e2500"/>
+                <w:rtl w:val="0"/>
+              </w:rPr>
+              <w:t xml:space="preserve">Objective</w:t>
+            </w:r>
+          </w:p>
+        </w:tc>
+        <w:tc>
+          <w:tcPr>
+            <w:shd w:fill="ffe8e1" w:val="clear"/>
+            <w:tcMar>
+              <w:top w:w="100.0" w:type="dxa"/>
+              <w:left w:w="100.0" w:type="dxa"/>
+              <w:bottom w:w="100.0" w:type="dxa"/>
+              <w:right w:w="100.0" w:type="dxa"/>
+            </w:tcMar>
+            <w:vAlign w:val="top"/>
+          </w:tcPr>
+          <w:p>
+            <w:pPr>
+              <w:widowControl w:val="0"/>
+              <w:spacing w:after="0" w:line="240" w:lineRule="auto"/>
+              <w:rPr>
+                <w:b w:val="1"/>
+                <w:bCs w:val="1"/>
+                <w:color w:val="6e2500"/>
+              </w:rPr>
+            </w:pPr>
+            <w:r>
+              <w:rPr>
+                <w:b w:val="1"/>
+                <w:bCs w:val="1"/>
+                <w:color w:val="6e2500"/>
+                <w:rtl w:val="0"/>
+              </w:rPr>
+              <w:t xml:space="preserve">Technique</w:t>
+            </w:r>
+          </w:p>
+        </w:tc>
+        <w:tc>
+          <w:tcPr>
+            <w:shd w:fill="ffe8e1" w:val="clear"/>
+            <w:tcMar>
+              <w:top w:w="100.0" w:type="dxa"/>
+              <w:left w:w="100.0" w:type="dxa"/>
+              <w:bottom w:w="100.0" w:type="dxa"/>
+              <w:right w:w="100.0" w:type="dxa"/>
+            </w:tcMar>
+            <w:vAlign w:val="top"/>
+          </w:tcPr>
+          <w:p>
+            <w:pPr>
+              <w:widowControl w:val="0"/>
+              <w:spacing w:after="0" w:line="240" w:lineRule="auto"/>
+              <w:rPr>
+                <w:b w:val="1"/>
+                <w:bCs w:val="1"/>
+                <w:color w:val="6e2500"/>
+              </w:rPr>
+            </w:pPr>
+            <w:r>
+              <w:rPr>
+                <w:b w:val="1"/>
+                <w:bCs w:val="1"/>
+                <w:color w:val="6e2500"/>
+                <w:rtl w:val="0"/>
+              </w:rPr>
+              <w:t xml:space="preserve">Completion criteria </w:t>
+            </w:r>
+          </w:p>
+        </w:tc>
+      </w:tr>
+      <w:tr>
+        <w:trPr>
+          <w:cantSplit w:val="0"/>
+          <w:tblHeader w:val="0"/>
+        </w:trPr>
+        <w:tc>
+          <w:tcPr>
+            <w:shd w:fill="auto" w:val="clear"/>
+            <w:tcMar>
+              <w:top w:w="100.0" w:type="dxa"/>
+              <w:left w:w="100.0" w:type="dxa"/>
+              <w:bottom w:w="100.0" w:type="dxa"/>
+              <w:right w:w="100.0" w:type="dxa"/>
+            </w:tcMar>
+            <w:vAlign w:val="top"/>
+          </w:tcPr>
+          <w:p>
+            <w:pPr>
+              <w:widowControl w:val="0"/>
+              <w:spacing w:after="0" w:line="240" w:lineRule="auto"/>
+              <w:rPr/>
+            </w:pPr>
+            <w:r>
+              <w:rPr>
+                <w:rtl w:val="0"/>
+              </w:rPr>
+              <w:t xml:space="preserve">To test the application’s behavior under real-world conditions</w:t>
+            </w:r>
+          </w:p>
+          <w:p>
+            <w:pPr>
+              <w:widowControl w:val="0"/>
+              <w:spacing w:after="0" w:line="240" w:lineRule="auto"/>
+              <w:rPr/>
+            </w:pPr>
+            <w:r>
+              <w:rPr>
+                <w:rtl w:val="0"/>
+              </w:rPr>
+            </w:r>
+          </w:p>
+        </w:tc>
+        <w:tc>
+          <w:tcPr>
+            <w:shd w:fill="auto" w:val="clear"/>
+            <w:tcMar>
+              <w:top w:w="100.0" w:type="dxa"/>
+              <w:left w:w="100.0" w:type="dxa"/>
+              <w:bottom w:w="100.0" w:type="dxa"/>
+              <w:right w:w="100.0" w:type="dxa"/>
+            </w:tcMar>
+            <w:vAlign w:val="top"/>
+          </w:tcPr>
+          <w:p>
+            <w:pPr>
+              <w:widowControl w:val="0"/>
+              <w:spacing w:after="0" w:line="240" w:lineRule="auto"/>
+              <w:rPr/>
+            </w:pPr>
+            <w:r>
+              <w:rPr>
+                <w:rtl w:val="0"/>
+              </w:rPr>
+              <w:t xml:space="preserve">End-to-End Testing</w:t>
+            </w:r>
+          </w:p>
+        </w:tc>
+        <w:tc>
+          <w:tcPr>
+            <w:shd w:fill="auto" w:val="clear"/>
+            <w:tcMar>
+              <w:top w:w="100.0" w:type="dxa"/>
+              <w:left w:w="100.0" w:type="dxa"/>
+              <w:bottom w:w="100.0" w:type="dxa"/>
+              <w:right w:w="100.0" w:type="dxa"/>
+            </w:tcMar>
+            <w:vAlign w:val="top"/>
+          </w:tcPr>
+          <w:p>
+            <w:pPr>
+              <w:widowControl w:val="0"/>
+              <w:spacing w:after="0" w:line="240" w:lineRule="auto"/>
+              <w:rPr/>
+            </w:pPr>
+            <w:r>
+              <w:rPr>
+                <w:rtl w:val="0"/>
+              </w:rPr>
+              <w:t xml:space="preserve">Covers interactions with databases, third-party services, payment systems, etc.</w:t>
+            </w:r>
+          </w:p>
+        </w:tc>
+      </w:tr>
+      <w:tr>
+        <w:trPr>
+          <w:cantSplit w:val="0"/>
+          <w:tblHeader w:val="0"/>
+        </w:trPr>
+        <w:tc>
+          <w:tcPr>
+            <w:shd w:fill="auto" w:val="clear"/>
+            <w:tcMar>
+              <w:top w:w="100.0" w:type="dxa"/>
+              <w:left w:w="100.0" w:type="dxa"/>
+              <w:bottom w:w="100.0" w:type="dxa"/>
+              <w:right w:w="100.0" w:type="dxa"/>
+            </w:tcMar>
+            <w:vAlign w:val="top"/>
+          </w:tcPr>
+          <w:p>
+            <w:pPr>
+              <w:widowControl w:val="0"/>
+              <w:spacing w:after="0" w:line="240" w:lineRule="auto"/>
+              <w:rPr/>
+            </w:pPr>
+            <w:r>
+              <w:rPr>
+                <w:rtl w:val="0"/>
+              </w:rPr>
+              <w:t xml:space="preserve">To assess how well integrated modules work together</w:t>
+            </w:r>
+          </w:p>
+        </w:tc>
+        <w:tc>
+          <w:tcPr>
+            <w:shd w:fill="auto" w:val="clear"/>
+            <w:tcMar>
+              <w:top w:w="100.0" w:type="dxa"/>
+              <w:left w:w="100.0" w:type="dxa"/>
+              <w:bottom w:w="100.0" w:type="dxa"/>
+              <w:right w:w="100.0" w:type="dxa"/>
+            </w:tcMar>
+            <w:vAlign w:val="top"/>
+          </w:tcPr>
+          <w:p>
+            <w:pPr>
+              <w:widowControl w:val="0"/>
+              <w:spacing w:after="0" w:line="240" w:lineRule="auto"/>
+              <w:rPr/>
+            </w:pPr>
+            <w:r>
+              <w:rPr>
+                <w:rtl w:val="0"/>
+              </w:rPr>
+              <w:t xml:space="preserve">Integration testing</w:t>
+            </w:r>
+          </w:p>
+        </w:tc>
+        <w:tc>
+          <w:tcPr>
+            <w:shd w:fill="auto" w:val="clear"/>
+            <w:tcMar>
+              <w:top w:w="100.0" w:type="dxa"/>
+              <w:left w:w="100.0" w:type="dxa"/>
+              <w:bottom w:w="100.0" w:type="dxa"/>
+              <w:right w:w="100.0" w:type="dxa"/>
+            </w:tcMar>
+            <w:vAlign w:val="top"/>
+          </w:tcPr>
+          <w:p>
+            <w:pPr>
+              <w:widowControl w:val="0"/>
+              <w:spacing w:after="0" w:line="240" w:lineRule="auto"/>
+              <w:rPr/>
+            </w:pPr>
+            <w:r>
+              <w:rPr>
+                <w:rtl w:val="0"/>
+              </w:rPr>
+              <w:t xml:space="preserve">Modules communicate and operate correctly as a combined unit</w:t>
+            </w:r>
+          </w:p>
+        </w:tc>
+      </w:tr>
+      <w:tr>
+        <w:trPr>
+          <w:cantSplit w:val="0"/>
+          <w:tblHeader w:val="0"/>
+        </w:trPr>
+        <w:tc>
+          <w:tcPr>
+            <w:shd w:fill="auto" w:val="clear"/>
+            <w:tcMar>
+              <w:top w:w="100.0" w:type="dxa"/>
+              <w:left w:w="100.0" w:type="dxa"/>
+              <w:bottom w:w="100.0" w:type="dxa"/>
+              <w:right w:w="100.0" w:type="dxa"/>
+            </w:tcMar>
+            <w:vAlign w:val="top"/>
+          </w:tcPr>
+          <w:p>
+            <w:pPr>
+              <w:widowControl w:val="0"/>
+              <w:spacing w:after="0" w:line="240" w:lineRule="auto"/>
+              <w:rPr/>
+            </w:pPr>
+            <w:r>
+              <w:rPr>
+                <w:rtl w:val="0"/>
+              </w:rPr>
+              <w:t xml:space="preserve">To check the accuracy of data exchange and control flow between systems or components</w:t>
+            </w:r>
+          </w:p>
+        </w:tc>
+        <w:tc>
+          <w:tcPr>
+            <w:shd w:fill="auto" w:val="clear"/>
+            <w:tcMar>
+              <w:top w:w="100.0" w:type="dxa"/>
+              <w:left w:w="100.0" w:type="dxa"/>
+              <w:bottom w:w="100.0" w:type="dxa"/>
+              <w:right w:w="100.0" w:type="dxa"/>
+            </w:tcMar>
+            <w:vAlign w:val="top"/>
+          </w:tcPr>
+          <w:p>
+            <w:pPr>
+              <w:widowControl w:val="0"/>
+              <w:spacing w:after="0" w:line="240" w:lineRule="auto"/>
+              <w:rPr/>
+            </w:pPr>
+            <w:r>
+              <w:rPr>
+                <w:rtl w:val="0"/>
+              </w:rPr>
+              <w:t xml:space="preserve">Interface testing</w:t>
+            </w:r>
+          </w:p>
+        </w:tc>
+        <w:tc>
+          <w:tcPr>
+            <w:shd w:fill="auto" w:val="clear"/>
+            <w:tcMar>
+              <w:top w:w="100.0" w:type="dxa"/>
+              <w:left w:w="100.0" w:type="dxa"/>
+              <w:bottom w:w="100.0" w:type="dxa"/>
+              <w:right w:w="100.0" w:type="dxa"/>
+            </w:tcMar>
+            <w:vAlign w:val="top"/>
+          </w:tcPr>
+          <w:p>
+            <w:pPr>
+              <w:widowControl w:val="0"/>
+              <w:spacing w:after="0" w:line="240" w:lineRule="auto"/>
+              <w:rPr/>
+            </w:pPr>
+            <w:r>
+              <w:rPr>
+                <w:rtl w:val="0"/>
+              </w:rPr>
+              <w:t xml:space="preserve">Ensures requests and responses function correctly between interfaces</w:t>
+            </w:r>
+          </w:p>
+        </w:tc>
+      </w:tr>
+    </w:tbl>
     <w:p>
       <w:pPr>
         <w:jc w:val="both"/>
@@ -7523,10 +7877,11 @@
         <w:ind w:firstLine="720"/>
         <w:rPr>
           <w:i w:val="1"/>
+          <w:iCs w:val="1"/>
           <w:color w:val="0000ff"/>
         </w:rPr>
       </w:pPr>
-      <w:bookmarkStart w:colFirst="0" w:colLast="0" w:name="_heading=h.3kh9mzjjtr1y" w:id="6"/>
+      <w:bookmarkStart w:colFirst="0" w:colLast="0" w:name="_u2l9jxkjj2hp" w:id="6"/>
       <w:bookmarkEnd w:id="6"/>
       <w:r>
         <w:rPr>
@@ -7576,7 +7931,7 @@
       <w:tr>
         <w:trPr>
           <w:cantSplit w:val="1"/>
-          <w:trHeight w:val="184" w:hRule="atLeast"/>
+          <w:trHeight w:val="402" w:hRule="atLeast"/>
           <w:tblHeader w:val="1"/>
         </w:trPr>
         <w:tc>
@@ -7586,9 +7941,73 @@
           </w:tcPr>
           <w:p>
             <w:pPr>
+              <w:widowControl w:val="0"/>
+              <w:spacing w:after="0" w:before="120" w:line="240" w:lineRule="auto"/>
+              <w:jc w:val="center"/>
+              <w:rPr>
+                <w:rFonts w:ascii="Tahoma" w:cs="Tahoma" w:eastAsia="Tahoma" w:hAnsi="Tahoma"/>
+                <w:b w:val="1"/>
+                <w:bCs w:val="1"/>
+                <w:color w:val="6e2500"/>
+                <w:sz w:val="18"/>
+                <w:szCs w:val="18"/>
+              </w:rPr>
+            </w:pPr>
+            <w:r>
+              <w:rPr>
+                <w:rFonts w:ascii="Tahoma" w:cs="Tahoma" w:eastAsia="Tahoma" w:hAnsi="Tahoma"/>
+                <w:b w:val="1"/>
+                <w:bCs w:val="1"/>
+                <w:color w:val="6e2500"/>
+                <w:sz w:val="18"/>
+                <w:szCs w:val="18"/>
+                <w:rtl w:val="0"/>
+              </w:rPr>
+              <w:t xml:space="preserve">Type of Tests</w:t>
+            </w:r>
+          </w:p>
+        </w:tc>
+        <w:tc>
+          <w:tcPr>
+            <w:shd w:fill="ffe8e1" w:val="clear"/>
+            <w:vAlign w:val="center"/>
+          </w:tcPr>
+          <w:p>
+            <w:pPr>
+              <w:widowControl w:val="0"/>
+              <w:spacing w:after="0" w:before="120" w:line="240" w:lineRule="auto"/>
+              <w:jc w:val="center"/>
+              <w:rPr>
+                <w:rFonts w:ascii="Tahoma" w:cs="Tahoma" w:eastAsia="Tahoma" w:hAnsi="Tahoma"/>
+                <w:b w:val="1"/>
+                <w:bCs w:val="1"/>
+                <w:color w:val="6e2500"/>
+                <w:sz w:val="18"/>
+                <w:szCs w:val="18"/>
+              </w:rPr>
+            </w:pPr>
+            <w:r>
+              <w:rPr>
+                <w:rFonts w:ascii="Tahoma" w:cs="Tahoma" w:eastAsia="Tahoma" w:hAnsi="Tahoma"/>
+                <w:b w:val="1"/>
+                <w:bCs w:val="1"/>
+                <w:color w:val="6e2500"/>
+                <w:sz w:val="18"/>
+                <w:szCs w:val="18"/>
+                <w:rtl w:val="0"/>
+              </w:rPr>
+              <w:t xml:space="preserve">Test Level Unit</w:t>
+            </w:r>
+          </w:p>
+        </w:tc>
+        <w:tc>
+          <w:tcPr>
+            <w:shd w:fill="ffe8e1" w:val="clear"/>
+          </w:tcPr>
+          <w:p>
+            <w:pPr>
               <w:keepNext w:val="0"/>
               <w:keepLines w:val="0"/>
-              <w:pageBreakBefore w:val="0"/>
               <w:widowControl w:val="0"/>
               <w:pBdr>
                 <w:top w:space="0" w:sz="0" w:val="nil"/>
@@ -7604,7 +8023,9 @@
               <w:rPr>
                 <w:rFonts w:ascii="Tahoma" w:cs="Tahoma" w:eastAsia="Tahoma" w:hAnsi="Tahoma"/>
                 <w:b w:val="1"/>
+                <w:bCs w:val="1"/>
                 <w:i w:val="0"/>
+                <w:iCs w:val="0"/>
                 <w:smallCaps w:val="0"/>
                 <w:strike w:val="0"/>
                 <w:color w:val="6e2500"/>
@@ -7619,7 +8040,9 @@
               <w:rPr>
                 <w:rFonts w:ascii="Tahoma" w:cs="Tahoma" w:eastAsia="Tahoma" w:hAnsi="Tahoma"/>
                 <w:b w:val="1"/>
+                <w:bCs w:val="1"/>
                 <w:i w:val="0"/>
+                <w:iCs w:val="0"/>
                 <w:smallCaps w:val="0"/>
                 <w:strike w:val="0"/>
                 <w:color w:val="6e2500"/>
@@ -7630,20 +8053,18 @@
                 <w:vertAlign w:val="baseline"/>
                 <w:rtl w:val="0"/>
               </w:rPr>
-              <w:t>Type of Tests</w:t>
+              <w:t xml:space="preserve">Integration</w:t>
             </w:r>
           </w:p>
         </w:tc>
         <w:tc>
           <w:tcPr>
             <w:shd w:fill="ffe8e1" w:val="clear"/>
-            <w:vAlign w:val="center"/>
           </w:tcPr>
           <w:p>
             <w:pPr>
               <w:keepNext w:val="0"/>
               <w:keepLines w:val="0"/>
-              <w:pageBreakBefore w:val="0"/>
               <w:widowControl w:val="0"/>
               <w:pBdr>
                 <w:top w:space="0" w:sz="0" w:val="nil"/>
@@ -7659,7 +8080,9 @@
               <w:rPr>
                 <w:rFonts w:ascii="Tahoma" w:cs="Tahoma" w:eastAsia="Tahoma" w:hAnsi="Tahoma"/>
                 <w:b w:val="1"/>
+                <w:bCs w:val="1"/>
                 <w:i w:val="0"/>
+                <w:iCs w:val="0"/>
                 <w:smallCaps w:val="0"/>
                 <w:strike w:val="0"/>
                 <w:color w:val="6e2500"/>
@@ -7674,7 +8097,9 @@
               <w:rPr>
                 <w:rFonts w:ascii="Tahoma" w:cs="Tahoma" w:eastAsia="Tahoma" w:hAnsi="Tahoma"/>
                 <w:b w:val="1"/>
+                <w:bCs w:val="1"/>
                 <w:i w:val="0"/>
+                <w:iCs w:val="0"/>
                 <w:smallCaps w:val="0"/>
                 <w:strike w:val="0"/>
                 <w:color w:val="6e2500"/>
@@ -7685,58 +8110,7 @@
                 <w:vertAlign w:val="baseline"/>
                 <w:rtl w:val="0"/>
               </w:rPr>
-              <w:t>Test Level</w:t>
-            </w:r>
-          </w:p>
-        </w:tc>
-      </w:tr>
-      <w:tr>
-        <w:trPr>
-          <w:cantSplit w:val="1"/>
-          <w:trHeight w:val="402" w:hRule="atLeast"/>
-          <w:tblHeader w:val="1"/>
-        </w:trPr>
-        <w:tc>
-          <w:tcPr>
-            <w:vMerge w:val="continue"/>
-            <w:shd w:fill="ffe8e1" w:val="clear"/>
-            <w:vAlign w:val="center"/>
-          </w:tcPr>
-          <w:p>
-            <w:pPr>
-              <w:keepNext w:val="0"/>
-              <w:keepLines w:val="0"/>
-              <w:pageBreakBefore w:val="0"/>
-              <w:widowControl w:val="0"/>
-              <w:pBdr>
-                <w:top w:space="0" w:sz="0" w:val="nil"/>
-                <w:left w:space="0" w:sz="0" w:val="nil"/>
-                <w:bottom w:space="0" w:sz="0" w:val="nil"/>
-                <w:right w:space="0" w:sz="0" w:val="nil"/>
-                <w:between w:space="0" w:sz="0" w:val="nil"/>
-              </w:pBdr>
-              <w:shd w:fill="auto" w:val="clear"/>
-              <w:spacing w:after="0" w:before="0" w:line="276" w:lineRule="auto"/>
-              <w:ind w:left="0" w:right="0" w:firstLine="0"/>
-              <w:jc w:val="left"/>
-              <w:rPr>
-                <w:rFonts w:ascii="Tahoma" w:cs="Tahoma" w:eastAsia="Tahoma" w:hAnsi="Tahoma"/>
-                <w:b w:val="1"/>
-                <w:i w:val="0"/>
-                <w:smallCaps w:val="0"/>
-                <w:strike w:val="0"/>
-                <w:color w:val="6e2500"/>
-                <w:sz w:val="18"/>
-                <w:szCs w:val="18"/>
-                <w:u w:val="none"/>
-                <w:shd w:fill="auto" w:val="clear"/>
-                <w:vertAlign w:val="baseline"/>
-              </w:rPr>
-            </w:pPr>
-            <w:r>
-              <w:rPr>
-                <w:rtl w:val="0"/>
-              </w:rPr>
+              <w:t xml:space="preserve">System</w:t>
             </w:r>
           </w:p>
         </w:tc>
@@ -7748,7 +8122,6 @@
             <w:pPr>
               <w:keepNext w:val="0"/>
               <w:keepLines w:val="0"/>
-              <w:pageBreakBefore w:val="0"/>
               <w:widowControl w:val="0"/>
               <w:pBdr>
                 <w:top w:space="0" w:sz="0" w:val="nil"/>
@@ -7764,7 +8137,9 @@
               <w:rPr>
                 <w:rFonts w:ascii="Tahoma" w:cs="Tahoma" w:eastAsia="Tahoma" w:hAnsi="Tahoma"/>
                 <w:b w:val="1"/>
+                <w:bCs w:val="1"/>
                 <w:i w:val="0"/>
+                <w:iCs w:val="0"/>
                 <w:smallCaps w:val="0"/>
                 <w:strike w:val="0"/>
                 <w:color w:val="6e2500"/>
@@ -7779,7 +8154,9 @@
               <w:rPr>
                 <w:rFonts w:ascii="Tahoma" w:cs="Tahoma" w:eastAsia="Tahoma" w:hAnsi="Tahoma"/>
                 <w:b w:val="1"/>
+                <w:bCs w:val="1"/>
                 <w:i w:val="0"/>
+                <w:iCs w:val="0"/>
                 <w:smallCaps w:val="0"/>
                 <w:strike w:val="0"/>
                 <w:color w:val="6e2500"/>
@@ -7790,169 +8167,7 @@
                 <w:vertAlign w:val="baseline"/>
                 <w:rtl w:val="0"/>
               </w:rPr>
-              <w:t>Unit</w:t>
-            </w:r>
-          </w:p>
-        </w:tc>
-        <w:tc>
-          <w:tcPr>
-            <w:shd w:fill="ffe8e1" w:val="clear"/>
-          </w:tcPr>
-          <w:p>
-            <w:pPr>
-              <w:keepNext w:val="0"/>
-              <w:keepLines w:val="0"/>
-              <w:pageBreakBefore w:val="0"/>
-              <w:widowControl w:val="0"/>
-              <w:pBdr>
-                <w:top w:space="0" w:sz="0" w:val="nil"/>
-                <w:left w:space="0" w:sz="0" w:val="nil"/>
-                <w:bottom w:space="0" w:sz="0" w:val="nil"/>
-                <w:right w:space="0" w:sz="0" w:val="nil"/>
-                <w:between w:space="0" w:sz="0" w:val="nil"/>
-              </w:pBdr>
-              <w:shd w:fill="auto" w:val="clear"/>
-              <w:spacing w:after="0" w:before="120" w:line="240" w:lineRule="auto"/>
-              <w:ind w:left="0" w:right="0" w:firstLine="0"/>
-              <w:jc w:val="center"/>
-              <w:rPr>
-                <w:rFonts w:ascii="Tahoma" w:cs="Tahoma" w:eastAsia="Tahoma" w:hAnsi="Tahoma"/>
-                <w:b w:val="1"/>
-                <w:i w:val="0"/>
-                <w:smallCaps w:val="0"/>
-                <w:strike w:val="0"/>
-                <w:color w:val="6e2500"/>
-                <w:sz w:val="18"/>
-                <w:szCs w:val="18"/>
-                <w:u w:val="none"/>
-                <w:shd w:fill="auto" w:val="clear"/>
-                <w:vertAlign w:val="baseline"/>
-              </w:rPr>
-            </w:pPr>
-            <w:r>
-              <w:rPr>
-                <w:rFonts w:ascii="Tahoma" w:cs="Tahoma" w:eastAsia="Tahoma" w:hAnsi="Tahoma"/>
-                <w:b w:val="1"/>
-                <w:i w:val="0"/>
-                <w:smallCaps w:val="0"/>
-                <w:strike w:val="0"/>
-                <w:color w:val="6e2500"/>
-                <w:sz w:val="18"/>
-                <w:szCs w:val="18"/>
-                <w:u w:val="none"/>
-                <w:shd w:fill="auto" w:val="clear"/>
-                <w:vertAlign w:val="baseline"/>
-                <w:rtl w:val="0"/>
-              </w:rPr>
-              <w:t>Integration</w:t>
-            </w:r>
-          </w:p>
-        </w:tc>
-        <w:tc>
-          <w:tcPr>
-            <w:shd w:fill="ffe8e1" w:val="clear"/>
-          </w:tcPr>
-          <w:p>
-            <w:pPr>
-              <w:keepNext w:val="0"/>
-              <w:keepLines w:val="0"/>
-              <w:pageBreakBefore w:val="0"/>
-              <w:widowControl w:val="0"/>
-              <w:pBdr>
-                <w:top w:space="0" w:sz="0" w:val="nil"/>
-                <w:left w:space="0" w:sz="0" w:val="nil"/>
-                <w:bottom w:space="0" w:sz="0" w:val="nil"/>
-                <w:right w:space="0" w:sz="0" w:val="nil"/>
-                <w:between w:space="0" w:sz="0" w:val="nil"/>
-              </w:pBdr>
-              <w:shd w:fill="auto" w:val="clear"/>
-              <w:spacing w:after="0" w:before="120" w:line="240" w:lineRule="auto"/>
-              <w:ind w:left="0" w:right="0" w:firstLine="0"/>
-              <w:jc w:val="center"/>
-              <w:rPr>
-                <w:rFonts w:ascii="Tahoma" w:cs="Tahoma" w:eastAsia="Tahoma" w:hAnsi="Tahoma"/>
-                <w:b w:val="1"/>
-                <w:i w:val="0"/>
-                <w:smallCaps w:val="0"/>
-                <w:strike w:val="0"/>
-                <w:color w:val="6e2500"/>
-                <w:sz w:val="18"/>
-                <w:szCs w:val="18"/>
-                <w:u w:val="none"/>
-                <w:shd w:fill="auto" w:val="clear"/>
-                <w:vertAlign w:val="baseline"/>
-              </w:rPr>
-            </w:pPr>
-            <w:r>
-              <w:rPr>
-                <w:rFonts w:ascii="Tahoma" w:cs="Tahoma" w:eastAsia="Tahoma" w:hAnsi="Tahoma"/>
-                <w:b w:val="1"/>
-                <w:i w:val="0"/>
-                <w:smallCaps w:val="0"/>
-                <w:strike w:val="0"/>
-                <w:color w:val="6e2500"/>
-                <w:sz w:val="18"/>
-                <w:szCs w:val="18"/>
-                <w:u w:val="none"/>
-                <w:shd w:fill="auto" w:val="clear"/>
-                <w:vertAlign w:val="baseline"/>
-                <w:rtl w:val="0"/>
-              </w:rPr>
-              <w:t>System</w:t>
-            </w:r>
-          </w:p>
-        </w:tc>
-        <w:tc>
-          <w:tcPr>
-            <w:shd w:fill="ffe8e1" w:val="clear"/>
-          </w:tcPr>
-          <w:p>
-            <w:pPr>
-              <w:keepNext w:val="0"/>
-              <w:keepLines w:val="0"/>
-              <w:pageBreakBefore w:val="0"/>
-              <w:widowControl w:val="0"/>
-              <w:pBdr>
-                <w:top w:space="0" w:sz="0" w:val="nil"/>
-                <w:left w:space="0" w:sz="0" w:val="nil"/>
-                <w:bottom w:space="0" w:sz="0" w:val="nil"/>
-                <w:right w:space="0" w:sz="0" w:val="nil"/>
-                <w:between w:space="0" w:sz="0" w:val="nil"/>
-              </w:pBdr>
-              <w:shd w:fill="auto" w:val="clear"/>
-              <w:spacing w:after="0" w:before="120" w:line="240" w:lineRule="auto"/>
-              <w:ind w:left="0" w:right="0" w:firstLine="0"/>
-              <w:jc w:val="center"/>
-              <w:rPr>
-                <w:rFonts w:ascii="Tahoma" w:cs="Tahoma" w:eastAsia="Tahoma" w:hAnsi="Tahoma"/>
-                <w:b w:val="1"/>
-                <w:i w:val="0"/>
-                <w:smallCaps w:val="0"/>
-                <w:strike w:val="0"/>
-                <w:color w:val="6e2500"/>
-                <w:sz w:val="18"/>
-                <w:szCs w:val="18"/>
-                <w:u w:val="none"/>
-                <w:shd w:fill="auto" w:val="clear"/>
-                <w:vertAlign w:val="baseline"/>
-              </w:rPr>
-            </w:pPr>
-            <w:r>
-              <w:rPr>
-                <w:rFonts w:ascii="Tahoma" w:cs="Tahoma" w:eastAsia="Tahoma" w:hAnsi="Tahoma"/>
-                <w:b w:val="1"/>
-                <w:i w:val="0"/>
-                <w:smallCaps w:val="0"/>
-                <w:strike w:val="0"/>
-                <w:color w:val="6e2500"/>
-                <w:sz w:val="18"/>
-                <w:szCs w:val="18"/>
-                <w:u w:val="none"/>
-                <w:shd w:fill="auto" w:val="clear"/>
-                <w:vertAlign w:val="baseline"/>
-                <w:rtl w:val="0"/>
-              </w:rPr>
-              <w:t>Acceptance</w:t>
+              <w:t xml:space="preserve">Acceptance</w:t>
             </w:r>
           </w:p>
         </w:tc>
@@ -7970,7 +8185,6 @@
             <w:pPr>
               <w:keepNext w:val="0"/>
               <w:keepLines w:val="0"/>
-              <w:pageBreakBefore w:val="0"/>
               <w:widowControl w:val="1"/>
               <w:pBdr>
                 <w:top w:space="0" w:sz="0" w:val="nil"/>
@@ -7986,7 +8200,9 @@
               <w:rPr>
                 <w:rFonts w:ascii="Tahoma" w:cs="Tahoma" w:eastAsia="Tahoma" w:hAnsi="Tahoma"/>
                 <w:b w:val="0"/>
+                <w:bCs w:val="0"/>
                 <w:i w:val="0"/>
+                <w:iCs w:val="0"/>
                 <w:smallCaps w:val="0"/>
                 <w:strike w:val="0"/>
                 <w:color w:val="000000"/>
@@ -8004,7 +8220,12 @@
                 <w:szCs w:val="18"/>
                 <w:rtl w:val="0"/>
               </w:rPr>
-              <w:t>Functional Testing</w:t>
+              <w:t xml:space="preserve">Functional Testing</w:t>
+            </w:r>
+            <w:r>
+              <w:rPr>
+                <w:rtl w:val="0"/>
+              </w:rPr>
             </w:r>
           </w:p>
         </w:tc>
@@ -8016,7 +8237,6 @@
             <w:pPr>
               <w:keepNext w:val="0"/>
               <w:keepLines w:val="0"/>
-              <w:pageBreakBefore w:val="0"/>
               <w:widowControl w:val="1"/>
               <w:pBdr>
                 <w:top w:space="0" w:sz="0" w:val="nil"/>
@@ -8032,7 +8252,9 @@
               <w:rPr>
                 <w:rFonts w:ascii="Tahoma" w:cs="Tahoma" w:eastAsia="Tahoma" w:hAnsi="Tahoma"/>
                 <w:b w:val="0"/>
+                <w:bCs w:val="0"/>
                 <w:i w:val="0"/>
+                <w:iCs w:val="0"/>
                 <w:smallCaps w:val="0"/>
                 <w:strike w:val="0"/>
                 <w:color w:val="000000"/>
@@ -8058,7 +8280,6 @@
             <w:pPr>
               <w:keepNext w:val="0"/>
               <w:keepLines w:val="0"/>
-              <w:pageBreakBefore w:val="0"/>
               <w:widowControl w:val="1"/>
               <w:pBdr>
                 <w:top w:space="0" w:sz="0" w:val="nil"/>
@@ -8074,7 +8295,9 @@
               <w:rPr>
                 <w:rFonts w:ascii="Tahoma" w:cs="Tahoma" w:eastAsia="Tahoma" w:hAnsi="Tahoma"/>
                 <w:b w:val="0"/>
+                <w:bCs w:val="0"/>
                 <w:i w:val="0"/>
+                <w:iCs w:val="0"/>
                 <w:smallCaps w:val="0"/>
                 <w:strike w:val="0"/>
                 <w:color w:val="000000"/>
@@ -8089,7 +8312,9 @@
               <w:rPr>
                 <w:rFonts w:ascii="Tahoma" w:cs="Tahoma" w:eastAsia="Tahoma" w:hAnsi="Tahoma"/>
                 <w:b w:val="0"/>
+                <w:bCs w:val="0"/>
                 <w:i w:val="0"/>
+                <w:iCs w:val="0"/>
                 <w:smallCaps w:val="0"/>
                 <w:strike w:val="0"/>
                 <w:color w:val="000000"/>
@@ -8100,7 +8325,7 @@
                 <w:vertAlign w:val="baseline"/>
                 <w:rtl w:val="0"/>
               </w:rPr>
-              <w:t>X</w:t>
+              <w:t xml:space="preserve">X</w:t>
             </w:r>
           </w:p>
         </w:tc>
@@ -8112,7 +8337,6 @@
             <w:pPr>
               <w:keepNext w:val="0"/>
               <w:keepLines w:val="0"/>
-              <w:pageBreakBefore w:val="0"/>
               <w:widowControl w:val="1"/>
               <w:pBdr>
                 <w:top w:space="0" w:sz="0" w:val="nil"/>
@@ -8128,7 +8352,9 @@
               <w:rPr>
                 <w:rFonts w:ascii="Tahoma" w:cs="Tahoma" w:eastAsia="Tahoma" w:hAnsi="Tahoma"/>
                 <w:b w:val="0"/>
+                <w:bCs w:val="0"/>
                 <w:i w:val="0"/>
+                <w:iCs w:val="0"/>
                 <w:smallCaps w:val="0"/>
                 <w:strike w:val="0"/>
                 <w:color w:val="000000"/>
@@ -8143,7 +8369,9 @@
               <w:rPr>
                 <w:rFonts w:ascii="Tahoma" w:cs="Tahoma" w:eastAsia="Tahoma" w:hAnsi="Tahoma"/>
                 <w:b w:val="0"/>
+                <w:bCs w:val="0"/>
                 <w:i w:val="0"/>
+                <w:iCs w:val="0"/>
                 <w:smallCaps w:val="0"/>
                 <w:strike w:val="0"/>
                 <w:color w:val="000000"/>
@@ -8154,7 +8382,7 @@
                 <w:vertAlign w:val="baseline"/>
                 <w:rtl w:val="0"/>
               </w:rPr>
-              <w:t>X</w:t>
+              <w:t xml:space="preserve">X</w:t>
             </w:r>
           </w:p>
         </w:tc>
@@ -8166,7 +8394,6 @@
             <w:pPr>
               <w:keepNext w:val="0"/>
               <w:keepLines w:val="0"/>
-              <w:pageBreakBefore w:val="0"/>
               <w:widowControl w:val="1"/>
               <w:pBdr>
                 <w:top w:space="0" w:sz="0" w:val="nil"/>
@@ -8182,7 +8409,9 @@
               <w:rPr>
                 <w:rFonts w:ascii="Tahoma" w:cs="Tahoma" w:eastAsia="Tahoma" w:hAnsi="Tahoma"/>
                 <w:b w:val="0"/>
+                <w:bCs w:val="0"/>
                 <w:i w:val="0"/>
+                <w:iCs w:val="0"/>
                 <w:smallCaps w:val="0"/>
                 <w:strike w:val="0"/>
                 <w:color w:val="000000"/>
@@ -8197,7 +8426,9 @@
               <w:rPr>
                 <w:rFonts w:ascii="Tahoma" w:cs="Tahoma" w:eastAsia="Tahoma" w:hAnsi="Tahoma"/>
                 <w:b w:val="0"/>
+                <w:bCs w:val="0"/>
                 <w:i w:val="0"/>
+                <w:iCs w:val="0"/>
                 <w:smallCaps w:val="0"/>
                 <w:strike w:val="0"/>
                 <w:color w:val="000000"/>
@@ -8208,7 +8439,7 @@
                 <w:vertAlign w:val="baseline"/>
                 <w:rtl w:val="0"/>
               </w:rPr>
-              <w:t>X</w:t>
+              <w:t xml:space="preserve">X</w:t>
             </w:r>
           </w:p>
         </w:tc>
@@ -8236,7 +8467,12 @@
               <w:rPr>
                 <w:rtl w:val="0"/>
               </w:rPr>
-              <w:t>Interface testing</w:t>
+              <w:t xml:space="preserve">Interface testing</w:t>
+            </w:r>
+            <w:r>
+              <w:rPr>
+                <w:rtl w:val="0"/>
+              </w:rPr>
             </w:r>
           </w:p>
         </w:tc>
@@ -8248,7 +8484,6 @@
             <w:pPr>
               <w:keepNext w:val="0"/>
               <w:keepLines w:val="0"/>
-              <w:pageBreakBefore w:val="0"/>
               <w:widowControl w:val="1"/>
               <w:pBdr>
                 <w:top w:space="0" w:sz="0" w:val="nil"/>
@@ -8264,7 +8499,9 @@
               <w:rPr>
                 <w:rFonts w:ascii="Tahoma" w:cs="Tahoma" w:eastAsia="Tahoma" w:hAnsi="Tahoma"/>
                 <w:b w:val="0"/>
+                <w:bCs w:val="0"/>
                 <w:i w:val="0"/>
+                <w:iCs w:val="0"/>
                 <w:smallCaps w:val="0"/>
                 <w:strike w:val="0"/>
                 <w:color w:val="000000"/>
@@ -8290,7 +8527,6 @@
             <w:pPr>
               <w:keepNext w:val="0"/>
               <w:keepLines w:val="0"/>
-              <w:pageBreakBefore w:val="0"/>
               <w:widowControl w:val="1"/>
               <w:pBdr>
                 <w:top w:space="0" w:sz="0" w:val="nil"/>
@@ -8306,7 +8542,9 @@
               <w:rPr>
                 <w:rFonts w:ascii="Tahoma" w:cs="Tahoma" w:eastAsia="Tahoma" w:hAnsi="Tahoma"/>
                 <w:b w:val="0"/>
+                <w:bCs w:val="0"/>
                 <w:i w:val="0"/>
+                <w:iCs w:val="0"/>
                 <w:smallCaps w:val="0"/>
                 <w:strike w:val="0"/>
                 <w:color w:val="000000"/>
@@ -8324,7 +8562,12 @@
                 <w:szCs w:val="18"/>
                 <w:rtl w:val="0"/>
               </w:rPr>
-              <w:t>X</w:t>
+              <w:t xml:space="preserve">X</w:t>
+            </w:r>
+            <w:r>
+              <w:rPr>
+                <w:rtl w:val="0"/>
+              </w:rPr>
             </w:r>
           </w:p>
         </w:tc>
@@ -8336,7 +8579,6 @@
             <w:pPr>
               <w:keepNext w:val="0"/>
               <w:keepLines w:val="0"/>
-              <w:pageBreakBefore w:val="0"/>
               <w:widowControl w:val="1"/>
               <w:pBdr>
                 <w:top w:space="0" w:sz="0" w:val="nil"/>
@@ -8352,7 +8594,9 @@
               <w:rPr>
                 <w:rFonts w:ascii="Tahoma" w:cs="Tahoma" w:eastAsia="Tahoma" w:hAnsi="Tahoma"/>
                 <w:b w:val="0"/>
+                <w:bCs w:val="0"/>
                 <w:i w:val="0"/>
+                <w:iCs w:val="0"/>
                 <w:smallCaps w:val="0"/>
                 <w:strike w:val="0"/>
                 <w:color w:val="000000"/>
@@ -8367,7 +8611,12 @@
               <w:rPr>
                 <w:rtl w:val="0"/>
               </w:rPr>
-              <w:t>X</w:t>
+              <w:t xml:space="preserve">X</w:t>
+            </w:r>
+            <w:r>
+              <w:rPr>
+                <w:rtl w:val="0"/>
+              </w:rPr>
             </w:r>
           </w:p>
         </w:tc>
@@ -8379,7 +8628,6 @@
             <w:pPr>
               <w:keepNext w:val="0"/>
               <w:keepLines w:val="0"/>
-              <w:pageBreakBefore w:val="0"/>
               <w:widowControl w:val="1"/>
               <w:pBdr>
                 <w:top w:space="0" w:sz="0" w:val="nil"/>
@@ -8395,7 +8643,9 @@
               <w:rPr>
                 <w:rFonts w:ascii="Tahoma" w:cs="Tahoma" w:eastAsia="Tahoma" w:hAnsi="Tahoma"/>
                 <w:b w:val="0"/>
+                <w:bCs w:val="0"/>
                 <w:i w:val="0"/>
+                <w:iCs w:val="0"/>
                 <w:smallCaps w:val="0"/>
                 <w:strike w:val="0"/>
                 <w:color w:val="000000"/>
@@ -8441,7 +8691,7 @@
                 <w:szCs w:val="18"/>
                 <w:rtl w:val="0"/>
               </w:rPr>
-              <w:t>Performance Testing</w:t>
+              <w:t xml:space="preserve">Performance Testing</w:t>
             </w:r>
           </w:p>
         </w:tc>
@@ -8457,7 +8707,9 @@
               <w:rPr>
                 <w:rFonts w:ascii="Tahoma" w:cs="Tahoma" w:eastAsia="Tahoma" w:hAnsi="Tahoma"/>
                 <w:b w:val="0"/>
+                <w:bCs w:val="0"/>
                 <w:i w:val="0"/>
+                <w:iCs w:val="0"/>
                 <w:smallCaps w:val="0"/>
                 <w:strike w:val="0"/>
                 <w:color w:val="000000"/>
@@ -8483,7 +8735,6 @@
             <w:pPr>
               <w:keepNext w:val="0"/>
               <w:keepLines w:val="0"/>
-              <w:pageBreakBefore w:val="0"/>
               <w:widowControl w:val="1"/>
               <w:pBdr>
                 <w:top w:space="0" w:sz="0" w:val="nil"/>
@@ -8499,7 +8750,9 @@
               <w:rPr>
                 <w:rFonts w:ascii="Tahoma" w:cs="Tahoma" w:eastAsia="Tahoma" w:hAnsi="Tahoma"/>
                 <w:b w:val="0"/>
+                <w:bCs w:val="0"/>
                 <w:i w:val="0"/>
+                <w:iCs w:val="0"/>
                 <w:smallCaps w:val="0"/>
                 <w:strike w:val="0"/>
                 <w:color w:val="000000"/>
@@ -8517,7 +8770,12 @@
                 <w:szCs w:val="18"/>
                 <w:rtl w:val="0"/>
               </w:rPr>
-              <w:t>X</w:t>
+              <w:t xml:space="preserve">X</w:t>
+            </w:r>
+            <w:r>
+              <w:rPr>
+                <w:rtl w:val="0"/>
+              </w:rPr>
             </w:r>
           </w:p>
         </w:tc>
@@ -8529,7 +8787,6 @@
             <w:pPr>
               <w:keepNext w:val="0"/>
               <w:keepLines w:val="0"/>
-              <w:pageBreakBefore w:val="0"/>
               <w:widowControl w:val="1"/>
               <w:pBdr>
                 <w:top w:space="0" w:sz="0" w:val="nil"/>
@@ -8545,7 +8802,9 @@
               <w:rPr>
                 <w:rFonts w:ascii="Tahoma" w:cs="Tahoma" w:eastAsia="Tahoma" w:hAnsi="Tahoma"/>
                 <w:b w:val="0"/>
+                <w:bCs w:val="0"/>
                 <w:i w:val="0"/>
+                <w:iCs w:val="0"/>
                 <w:smallCaps w:val="0"/>
                 <w:strike w:val="0"/>
                 <w:color w:val="000000"/>
@@ -8560,7 +8819,12 @@
               <w:rPr>
                 <w:rtl w:val="0"/>
               </w:rPr>
-              <w:t>X</w:t>
+              <w:t xml:space="preserve">X</w:t>
+            </w:r>
+            <w:r>
+              <w:rPr>
+                <w:rtl w:val="0"/>
+              </w:rPr>
             </w:r>
           </w:p>
         </w:tc>
@@ -8572,7 +8836,6 @@
             <w:pPr>
               <w:keepNext w:val="0"/>
               <w:keepLines w:val="0"/>
-              <w:pageBreakBefore w:val="0"/>
               <w:widowControl w:val="1"/>
               <w:pBdr>
                 <w:top w:space="0" w:sz="0" w:val="nil"/>
@@ -8588,7 +8851,9 @@
               <w:rPr>
                 <w:rFonts w:ascii="Tahoma" w:cs="Tahoma" w:eastAsia="Tahoma" w:hAnsi="Tahoma"/>
                 <w:b w:val="0"/>
+                <w:bCs w:val="0"/>
                 <w:i w:val="0"/>
+                <w:iCs w:val="0"/>
                 <w:smallCaps w:val="0"/>
                 <w:strike w:val="0"/>
                 <w:color w:val="000000"/>
@@ -8620,7 +8885,6 @@
             <w:pPr>
               <w:keepNext w:val="0"/>
               <w:keepLines w:val="0"/>
-              <w:pageBreakBefore w:val="0"/>
               <w:widowControl w:val="1"/>
               <w:pBdr>
                 <w:top w:space="0" w:sz="0" w:val="nil"/>
@@ -8636,7 +8900,9 @@
               <w:rPr>
                 <w:rFonts w:ascii="Tahoma" w:cs="Tahoma" w:eastAsia="Tahoma" w:hAnsi="Tahoma"/>
                 <w:b w:val="0"/>
+                <w:bCs w:val="0"/>
                 <w:i w:val="0"/>
+                <w:iCs w:val="0"/>
                 <w:smallCaps w:val="0"/>
                 <w:strike w:val="0"/>
                 <w:color w:val="000000"/>
@@ -8654,7 +8920,12 @@
                 <w:szCs w:val="18"/>
                 <w:rtl w:val="0"/>
               </w:rPr>
-              <w:t>Usability Testing</w:t>
+              <w:t xml:space="preserve">Usability Testing</w:t>
+            </w:r>
+            <w:r>
+              <w:rPr>
+                <w:rtl w:val="0"/>
+              </w:rPr>
             </w:r>
           </w:p>
         </w:tc>
@@ -8666,7 +8937,6 @@
             <w:pPr>
               <w:keepNext w:val="0"/>
               <w:keepLines w:val="0"/>
-              <w:pageBreakBefore w:val="0"/>
               <w:widowControl w:val="1"/>
               <w:pBdr>
                 <w:top w:space="0" w:sz="0" w:val="nil"/>
@@ -8682,7 +8952,9 @@
               <w:rPr>
                 <w:rFonts w:ascii="Tahoma" w:cs="Tahoma" w:eastAsia="Tahoma" w:hAnsi="Tahoma"/>
                 <w:b w:val="0"/>
+                <w:bCs w:val="0"/>
                 <w:i w:val="0"/>
+                <w:iCs w:val="0"/>
                 <w:smallCaps w:val="0"/>
                 <w:strike w:val="0"/>
                 <w:color w:val="000000"/>
@@ -8708,7 +8980,6 @@
             <w:pPr>
               <w:keepNext w:val="0"/>
               <w:keepLines w:val="0"/>
-              <w:pageBreakBefore w:val="0"/>
               <w:widowControl w:val="1"/>
               <w:pBdr>
                 <w:top w:space="0" w:sz="0" w:val="nil"/>
@@ -8724,7 +8995,9 @@
               <w:rPr>
                 <w:rFonts w:ascii="Tahoma" w:cs="Tahoma" w:eastAsia="Tahoma" w:hAnsi="Tahoma"/>
                 <w:b w:val="0"/>
+                <w:bCs w:val="0"/>
                 <w:i w:val="0"/>
+                <w:iCs w:val="0"/>
                 <w:smallCaps w:val="0"/>
                 <w:strike w:val="0"/>
                 <w:color w:val="000000"/>
@@ -8764,7 +9037,7 @@
                 <w:szCs w:val="18"/>
                 <w:rtl w:val="0"/>
               </w:rPr>
-              <w:t>X</w:t>
+              <w:t xml:space="preserve">X</w:t>
             </w:r>
           </w:p>
         </w:tc>
@@ -8776,7 +9049,6 @@
             <w:pPr>
               <w:keepNext w:val="0"/>
               <w:keepLines w:val="0"/>
-              <w:pageBreakBefore w:val="0"/>
               <w:widowControl w:val="1"/>
               <w:pBdr>
                 <w:top w:space="0" w:sz="0" w:val="nil"/>
@@ -8792,7 +9064,9 @@
               <w:rPr>
                 <w:rFonts w:ascii="Tahoma" w:cs="Tahoma" w:eastAsia="Tahoma" w:hAnsi="Tahoma"/>
                 <w:b w:val="0"/>
+                <w:bCs w:val="0"/>
                 <w:i w:val="0"/>
+                <w:iCs w:val="0"/>
                 <w:smallCaps w:val="0"/>
                 <w:strike w:val="0"/>
                 <w:color w:val="000000"/>
@@ -8810,12 +9084,21 @@
                 <w:szCs w:val="18"/>
                 <w:rtl w:val="0"/>
               </w:rPr>
-              <w:t>X</w:t>
+              <w:t xml:space="preserve">X</w:t>
+            </w:r>
+            <w:r>
+              <w:rPr>
+                <w:rtl w:val="0"/>
+              </w:rPr>
             </w:r>
           </w:p>
         </w:tc>
       </w:tr>
       <w:tr>
+        <w:trPr>
+          <w:cantSplit w:val="0"/>
+          <w:tblHeader w:val="0"/>
+        </w:trPr>
         <w:tc>
           <w:tcPr>
             <w:vAlign w:val="center"/>
@@ -8824,7 +9107,6 @@
             <w:pPr>
               <w:keepNext w:val="0"/>
               <w:keepLines w:val="0"/>
-              <w:pageBreakBefore w:val="0"/>
               <w:widowControl w:val="1"/>
               <w:pBdr>
                 <w:top w:space="0" w:sz="0" w:val="nil"/>
@@ -8840,7 +9122,9 @@
               <w:rPr>
                 <w:rFonts w:ascii="Tahoma" w:cs="Tahoma" w:eastAsia="Tahoma" w:hAnsi="Tahoma"/>
                 <w:b w:val="0"/>
+                <w:bCs w:val="0"/>
                 <w:i w:val="0"/>
+                <w:iCs w:val="0"/>
                 <w:smallCaps w:val="0"/>
                 <w:strike w:val="0"/>
                 <w:color w:val="000000"/>
@@ -8858,7 +9142,12 @@
                 <w:szCs w:val="18"/>
                 <w:rtl w:val="0"/>
               </w:rPr>
-              <w:t>Security/RBAC Testing</w:t>
+              <w:t xml:space="preserve">Security/RBAC Testing</w:t>
+            </w:r>
+            <w:r>
+              <w:rPr>
+                <w:rtl w:val="0"/>
+              </w:rPr>
             </w:r>
           </w:p>
         </w:tc>
@@ -8870,7 +9159,6 @@
             <w:pPr>
               <w:keepNext w:val="0"/>
               <w:keepLines w:val="0"/>
-              <w:pageBreakBefore w:val="0"/>
               <w:widowControl w:val="1"/>
               <w:pBdr>
                 <w:top w:space="0" w:sz="0" w:val="nil"/>
@@ -8886,7 +9174,9 @@
               <w:rPr>
                 <w:rFonts w:ascii="Tahoma" w:cs="Tahoma" w:eastAsia="Tahoma" w:hAnsi="Tahoma"/>
                 <w:b w:val="0"/>
+                <w:bCs w:val="0"/>
                 <w:i w:val="0"/>
+                <w:iCs w:val="0"/>
                 <w:smallCaps w:val="0"/>
                 <w:strike w:val="0"/>
                 <w:color w:val="000000"/>
@@ -8912,7 +9202,6 @@
             <w:pPr>
               <w:keepNext w:val="0"/>
               <w:keepLines w:val="0"/>
-              <w:pageBreakBefore w:val="0"/>
               <w:widowControl w:val="1"/>
               <w:pBdr>
                 <w:top w:space="0" w:sz="0" w:val="nil"/>
@@ -8928,7 +9217,9 @@
               <w:rPr>
                 <w:rFonts w:ascii="Tahoma" w:cs="Tahoma" w:eastAsia="Tahoma" w:hAnsi="Tahoma"/>
                 <w:b w:val="0"/>
+                <w:bCs w:val="0"/>
                 <w:i w:val="0"/>
+                <w:iCs w:val="0"/>
                 <w:smallCaps w:val="0"/>
                 <w:strike w:val="0"/>
                 <w:color w:val="000000"/>
@@ -8943,7 +9234,12 @@
               <w:rPr>
                 <w:rtl w:val="0"/>
               </w:rPr>
-              <w:t>X</w:t>
+              <w:t xml:space="preserve">X</w:t>
+            </w:r>
+            <w:r>
+              <w:rPr>
+                <w:rtl w:val="0"/>
+              </w:rPr>
             </w:r>
           </w:p>
         </w:tc>
@@ -8969,7 +9265,7 @@
                 <w:szCs w:val="18"/>
                 <w:rtl w:val="0"/>
               </w:rPr>
-              <w:t>X</w:t>
+              <w:t xml:space="preserve">X</w:t>
             </w:r>
           </w:p>
         </w:tc>
@@ -8981,7 +9277,6 @@
             <w:pPr>
               <w:keepNext w:val="0"/>
               <w:keepLines w:val="0"/>
-              <w:pageBreakBefore w:val="0"/>
               <w:widowControl w:val="1"/>
               <w:pBdr>
                 <w:top w:space="0" w:sz="0" w:val="nil"/>
@@ -8997,7 +9292,9 @@
               <w:rPr>
                 <w:rFonts w:ascii="Tahoma" w:cs="Tahoma" w:eastAsia="Tahoma" w:hAnsi="Tahoma"/>
                 <w:b w:val="0"/>
+                <w:bCs w:val="0"/>
                 <w:i w:val="0"/>
+                <w:iCs w:val="0"/>
                 <w:smallCaps w:val="0"/>
                 <w:strike w:val="0"/>
                 <w:color w:val="000000"/>
@@ -9015,12 +9312,21 @@
                 <w:szCs w:val="18"/>
                 <w:rtl w:val="0"/>
               </w:rPr>
-              <w:t>X</w:t>
+              <w:t xml:space="preserve">X</w:t>
+            </w:r>
+            <w:r>
+              <w:rPr>
+                <w:rtl w:val="0"/>
+              </w:rPr>
             </w:r>
           </w:p>
         </w:tc>
       </w:tr>
       <w:tr>
+        <w:trPr>
+          <w:cantSplit w:val="0"/>
+          <w:tblHeader w:val="0"/>
+        </w:trPr>
         <w:tc>
           <w:tcPr>
             <w:vAlign w:val="center"/>
@@ -9029,7 +9335,6 @@
             <w:pPr>
               <w:keepNext w:val="0"/>
               <w:keepLines w:val="0"/>
-              <w:pageBreakBefore w:val="0"/>
               <w:widowControl w:val="1"/>
               <w:pBdr>
                 <w:top w:space="0" w:sz="0" w:val="nil"/>
@@ -9045,7 +9350,9 @@
               <w:rPr>
                 <w:rFonts w:ascii="Tahoma" w:cs="Tahoma" w:eastAsia="Tahoma" w:hAnsi="Tahoma"/>
                 <w:b w:val="0"/>
+                <w:bCs w:val="0"/>
                 <w:i w:val="0"/>
+                <w:iCs w:val="0"/>
                 <w:smallCaps w:val="0"/>
                 <w:strike w:val="0"/>
                 <w:color w:val="000000"/>
@@ -9063,7 +9370,12 @@
                 <w:szCs w:val="18"/>
                 <w:rtl w:val="0"/>
               </w:rPr>
-              <w:t>Regression Testing</w:t>
+              <w:t xml:space="preserve">Regression Testing</w:t>
+            </w:r>
+            <w:r>
+              <w:rPr>
+                <w:rtl w:val="0"/>
+              </w:rPr>
             </w:r>
           </w:p>
         </w:tc>
@@ -9075,7 +9387,6 @@
             <w:pPr>
               <w:keepNext w:val="0"/>
               <w:keepLines w:val="0"/>
-              <w:pageBreakBefore w:val="0"/>
               <w:widowControl w:val="1"/>
               <w:pBdr>
                 <w:top w:space="0" w:sz="0" w:val="nil"/>
@@ -9091,7 +9402,9 @@
               <w:rPr>
                 <w:rFonts w:ascii="Tahoma" w:cs="Tahoma" w:eastAsia="Tahoma" w:hAnsi="Tahoma"/>
                 <w:b w:val="0"/>
+                <w:bCs w:val="0"/>
                 <w:i w:val="0"/>
+                <w:iCs w:val="0"/>
                 <w:smallCaps w:val="0"/>
                 <w:strike w:val="0"/>
                 <w:color w:val="000000"/>
@@ -9106,7 +9419,12 @@
               <w:rPr>
                 <w:rtl w:val="0"/>
               </w:rPr>
-              <w:t>X</w:t>
+              <w:t xml:space="preserve">X</w:t>
+            </w:r>
+            <w:r>
+              <w:rPr>
+                <w:rtl w:val="0"/>
+              </w:rPr>
             </w:r>
           </w:p>
         </w:tc>
@@ -9118,7 +9436,6 @@
             <w:pPr>
               <w:keepNext w:val="0"/>
               <w:keepLines w:val="0"/>
-              <w:pageBreakBefore w:val="0"/>
               <w:widowControl w:val="1"/>
               <w:pBdr>
                 <w:top w:space="0" w:sz="0" w:val="nil"/>
@@ -9134,7 +9451,9 @@
               <w:rPr>
                 <w:rFonts w:ascii="Tahoma" w:cs="Tahoma" w:eastAsia="Tahoma" w:hAnsi="Tahoma"/>
                 <w:b w:val="0"/>
+                <w:bCs w:val="0"/>
                 <w:i w:val="0"/>
+                <w:iCs w:val="0"/>
                 <w:smallCaps w:val="0"/>
                 <w:strike w:val="0"/>
                 <w:color w:val="000000"/>
@@ -9149,7 +9468,12 @@
               <w:rPr>
                 <w:rtl w:val="0"/>
               </w:rPr>
-              <w:t>X</w:t>
+              <w:t xml:space="preserve">X</w:t>
+            </w:r>
+            <w:r>
+              <w:rPr>
+                <w:rtl w:val="0"/>
+              </w:rPr>
             </w:r>
           </w:p>
         </w:tc>
@@ -9175,7 +9499,7 @@
                 <w:szCs w:val="18"/>
                 <w:rtl w:val="0"/>
               </w:rPr>
-              <w:t>X</w:t>
+              <w:t xml:space="preserve">X</w:t>
             </w:r>
           </w:p>
         </w:tc>
@@ -9187,7 +9511,6 @@
             <w:pPr>
               <w:keepNext w:val="0"/>
               <w:keepLines w:val="0"/>
-              <w:pageBreakBefore w:val="0"/>
               <w:widowControl w:val="1"/>
               <w:pBdr>
                 <w:top w:space="0" w:sz="0" w:val="nil"/>
@@ -9203,7 +9526,9 @@
               <w:rPr>
                 <w:rFonts w:ascii="Tahoma" w:cs="Tahoma" w:eastAsia="Tahoma" w:hAnsi="Tahoma"/>
                 <w:b w:val="0"/>
+                <w:bCs w:val="0"/>
                 <w:i w:val="0"/>
+                <w:iCs w:val="0"/>
                 <w:smallCaps w:val="0"/>
                 <w:strike w:val="0"/>
                 <w:color w:val="000000"/>
@@ -9216,9 +9541,6 @@
             </w:pPr>
             <w:r>
               <w:rPr>
-                <w:rFonts w:ascii="Tahoma" w:cs="Tahoma" w:eastAsia="Tahoma" w:hAnsi="Tahoma"/>
-                <w:sz w:val="18"/>
-                <w:szCs w:val="18"/>
                 <w:rtl w:val="0"/>
               </w:rPr>
             </w:r>
@@ -9226,6 +9548,10 @@
         </w:tc>
       </w:tr>
       <w:tr>
+        <w:trPr>
+          <w:cantSplit w:val="0"/>
+          <w:tblHeader w:val="0"/>
+        </w:trPr>
         <w:tc>
           <w:tcPr>
             <w:vAlign w:val="center"/>
@@ -9234,7 +9560,6 @@
             <w:pPr>
               <w:keepNext w:val="0"/>
               <w:keepLines w:val="0"/>
-              <w:pageBreakBefore w:val="0"/>
               <w:widowControl w:val="1"/>
               <w:pBdr>
                 <w:top w:space="0" w:sz="0" w:val="nil"/>
@@ -9250,7 +9575,9 @@
               <w:rPr>
                 <w:rFonts w:ascii="Tahoma" w:cs="Tahoma" w:eastAsia="Tahoma" w:hAnsi="Tahoma"/>
                 <w:b w:val="0"/>
+                <w:bCs w:val="0"/>
                 <w:i w:val="0"/>
+                <w:iCs w:val="0"/>
                 <w:smallCaps w:val="0"/>
                 <w:strike w:val="0"/>
                 <w:color w:val="000000"/>
@@ -9268,7 +9595,12 @@
                 <w:szCs w:val="18"/>
                 <w:rtl w:val="0"/>
               </w:rPr>
-              <w:t>AI/Grading Validation</w:t>
+              <w:t xml:space="preserve">AI/Grading Validation</w:t>
+            </w:r>
+            <w:r>
+              <w:rPr>
+                <w:rtl w:val="0"/>
+              </w:rPr>
             </w:r>
           </w:p>
         </w:tc>
@@ -9280,7 +9612,6 @@
             <w:pPr>
               <w:keepNext w:val="0"/>
               <w:keepLines w:val="0"/>
-              <w:pageBreakBefore w:val="0"/>
               <w:widowControl w:val="1"/>
               <w:pBdr>
                 <w:top w:space="0" w:sz="0" w:val="nil"/>
@@ -9296,7 +9627,9 @@
               <w:rPr>
                 <w:rFonts w:ascii="Tahoma" w:cs="Tahoma" w:eastAsia="Tahoma" w:hAnsi="Tahoma"/>
                 <w:b w:val="0"/>
+                <w:bCs w:val="0"/>
                 <w:i w:val="0"/>
+                <w:iCs w:val="0"/>
                 <w:smallCaps w:val="0"/>
                 <w:strike w:val="0"/>
                 <w:color w:val="000000"/>
@@ -9311,7 +9644,12 @@
               <w:rPr>
                 <w:rtl w:val="0"/>
               </w:rPr>
-              <w:t>X</w:t>
+              <w:t xml:space="preserve">X</w:t>
+            </w:r>
+            <w:r>
+              <w:rPr>
+                <w:rtl w:val="0"/>
+              </w:rPr>
             </w:r>
           </w:p>
         </w:tc>
@@ -9323,7 +9661,6 @@
             <w:pPr>
               <w:keepNext w:val="0"/>
               <w:keepLines w:val="0"/>
-              <w:pageBreakBefore w:val="0"/>
               <w:widowControl w:val="1"/>
               <w:pBdr>
                 <w:top w:space="0" w:sz="0" w:val="nil"/>
@@ -9339,7 +9676,9 @@
               <w:rPr>
                 <w:rFonts w:ascii="Tahoma" w:cs="Tahoma" w:eastAsia="Tahoma" w:hAnsi="Tahoma"/>
                 <w:b w:val="0"/>
+                <w:bCs w:val="0"/>
                 <w:i w:val="0"/>
+                <w:iCs w:val="0"/>
                 <w:smallCaps w:val="0"/>
                 <w:strike w:val="0"/>
                 <w:color w:val="000000"/>
@@ -9354,7 +9693,12 @@
               <w:rPr>
                 <w:rtl w:val="0"/>
               </w:rPr>
-              <w:t>X</w:t>
+              <w:t xml:space="preserve">X</w:t>
+            </w:r>
+            <w:r>
+              <w:rPr>
+                <w:rtl w:val="0"/>
+              </w:rPr>
             </w:r>
           </w:p>
         </w:tc>
@@ -9380,7 +9724,7 @@
                 <w:szCs w:val="18"/>
                 <w:rtl w:val="0"/>
               </w:rPr>
-              <w:t>X</w:t>
+              <w:t xml:space="preserve">X</w:t>
             </w:r>
           </w:p>
         </w:tc>
@@ -9392,7 +9736,6 @@
             <w:pPr>
               <w:keepNext w:val="0"/>
               <w:keepLines w:val="0"/>
-              <w:pageBreakBefore w:val="0"/>
               <w:widowControl w:val="1"/>
               <w:pBdr>
                 <w:top w:space="0" w:sz="0" w:val="nil"/>
@@ -9408,7 +9751,9 @@
               <w:rPr>
                 <w:rFonts w:ascii="Tahoma" w:cs="Tahoma" w:eastAsia="Tahoma" w:hAnsi="Tahoma"/>
                 <w:b w:val="0"/>
+                <w:bCs w:val="0"/>
                 <w:i w:val="0"/>
+                <w:iCs w:val="0"/>
                 <w:smallCaps w:val="0"/>
                 <w:strike w:val="0"/>
                 <w:color w:val="000000"/>
@@ -9426,7 +9771,12 @@
                 <w:szCs w:val="18"/>
                 <w:rtl w:val="0"/>
               </w:rPr>
-              <w:t>X</w:t>
+              <w:t xml:space="preserve">X</w:t>
+            </w:r>
+            <w:r>
+              <w:rPr>
+                <w:rtl w:val="0"/>
+              </w:rPr>
             </w:r>
           </w:p>
         </w:tc>
@@ -9436,7 +9786,7 @@
       <w:pPr>
         <w:rPr/>
       </w:pPr>
-      <w:bookmarkStart w:colFirst="0" w:colLast="0" w:name="_heading=h.yhhe3mv0hhwe" w:id="7"/>
+      <w:bookmarkStart w:colFirst="0" w:colLast="0" w:name="_x9r9n1ttppcn" w:id="7"/>
       <w:bookmarkEnd w:id="7"/>
       <w:r>
         <w:rPr>
@@ -9450,10 +9800,11 @@
         <w:ind w:firstLine="720"/>
         <w:rPr>
           <w:i w:val="1"/>
+          <w:iCs w:val="1"/>
           <w:color w:val="0000ff"/>
         </w:rPr>
       </w:pPr>
-      <w:bookmarkStart w:colFirst="0" w:colLast="0" w:name="_heading=h.l3gylce9uunr" w:id="8"/>
+      <w:bookmarkStart w:colFirst="0" w:colLast="0" w:name="_g0lxry2jspva" w:id="8"/>
       <w:bookmarkEnd w:id="8"/>
       <w:r>
         <w:rPr>
@@ -9511,7 +9862,6 @@
             <w:pPr>
               <w:keepNext w:val="0"/>
               <w:keepLines w:val="0"/>
-              <w:pageBreakBefore w:val="0"/>
               <w:widowControl w:val="0"/>
               <w:pBdr>
                 <w:top w:space="0" w:sz="0" w:val="nil"/>
@@ -9527,7 +9877,9 @@
               <w:rPr>
                 <w:rFonts w:ascii="Tahoma" w:cs="Tahoma" w:eastAsia="Tahoma" w:hAnsi="Tahoma"/>
                 <w:b w:val="1"/>
+                <w:bCs w:val="1"/>
                 <w:i w:val="0"/>
+                <w:iCs w:val="0"/>
                 <w:smallCaps w:val="0"/>
                 <w:strike w:val="0"/>
                 <w:color w:val="6e2500"/>
@@ -9542,7 +9894,9 @@
               <w:rPr>
                 <w:rFonts w:ascii="Tahoma" w:cs="Tahoma" w:eastAsia="Tahoma" w:hAnsi="Tahoma"/>
                 <w:b w:val="1"/>
+                <w:bCs w:val="1"/>
                 <w:i w:val="0"/>
+                <w:iCs w:val="0"/>
                 <w:smallCaps w:val="0"/>
                 <w:strike w:val="0"/>
                 <w:color w:val="6e2500"/>
@@ -9553,7 +9907,7 @@
                 <w:vertAlign w:val="baseline"/>
                 <w:rtl w:val="0"/>
               </w:rPr>
-              <w:t>Purpose</w:t>
+              <w:t xml:space="preserve">Purpose</w:t>
             </w:r>
           </w:p>
         </w:tc>
@@ -9565,7 +9919,6 @@
             <w:pPr>
               <w:keepNext w:val="0"/>
               <w:keepLines w:val="0"/>
-              <w:pageBreakBefore w:val="0"/>
               <w:widowControl w:val="0"/>
               <w:pBdr>
                 <w:top w:space="0" w:sz="0" w:val="nil"/>
@@ -9581,7 +9934,9 @@
               <w:rPr>
                 <w:rFonts w:ascii="Tahoma" w:cs="Tahoma" w:eastAsia="Tahoma" w:hAnsi="Tahoma"/>
                 <w:b w:val="1"/>
+                <w:bCs w:val="1"/>
                 <w:i w:val="0"/>
+                <w:iCs w:val="0"/>
                 <w:smallCaps w:val="0"/>
                 <w:strike w:val="0"/>
                 <w:color w:val="6e2500"/>
@@ -9596,7 +9951,9 @@
               <w:rPr>
                 <w:rFonts w:ascii="Tahoma" w:cs="Tahoma" w:eastAsia="Tahoma" w:hAnsi="Tahoma"/>
                 <w:b w:val="1"/>
+                <w:bCs w:val="1"/>
                 <w:i w:val="0"/>
+                <w:iCs w:val="0"/>
                 <w:smallCaps w:val="0"/>
                 <w:strike w:val="0"/>
                 <w:color w:val="6e2500"/>
@@ -9607,7 +9964,7 @@
                 <w:vertAlign w:val="baseline"/>
                 <w:rtl w:val="0"/>
               </w:rPr>
-              <w:t>Tool</w:t>
+              <w:t xml:space="preserve">Tool</w:t>
             </w:r>
           </w:p>
         </w:tc>
@@ -9619,7 +9976,6 @@
             <w:pPr>
               <w:keepNext w:val="0"/>
               <w:keepLines w:val="0"/>
-              <w:pageBreakBefore w:val="0"/>
               <w:widowControl w:val="0"/>
               <w:pBdr>
                 <w:top w:space="0" w:sz="0" w:val="nil"/>
@@ -9635,7 +9991,9 @@
               <w:rPr>
                 <w:rFonts w:ascii="Tahoma" w:cs="Tahoma" w:eastAsia="Tahoma" w:hAnsi="Tahoma"/>
                 <w:b w:val="1"/>
+                <w:bCs w:val="1"/>
                 <w:i w:val="0"/>
+                <w:iCs w:val="0"/>
                 <w:smallCaps w:val="0"/>
                 <w:strike w:val="0"/>
                 <w:color w:val="6e2500"/>
@@ -9650,7 +10008,9 @@
               <w:rPr>
                 <w:rFonts w:ascii="Tahoma" w:cs="Tahoma" w:eastAsia="Tahoma" w:hAnsi="Tahoma"/>
                 <w:b w:val="1"/>
+                <w:bCs w:val="1"/>
                 <w:i w:val="0"/>
+                <w:iCs w:val="0"/>
                 <w:smallCaps w:val="0"/>
                 <w:strike w:val="0"/>
                 <w:color w:val="6e2500"/>
@@ -9661,7 +10021,7 @@
                 <w:vertAlign w:val="baseline"/>
                 <w:rtl w:val="0"/>
               </w:rPr>
-              <w:t>Vendor/In-house</w:t>
+              <w:t xml:space="preserve">Vendor/In-house</w:t>
             </w:r>
           </w:p>
         </w:tc>
@@ -9673,7 +10033,6 @@
             <w:pPr>
               <w:keepNext w:val="0"/>
               <w:keepLines w:val="0"/>
-              <w:pageBreakBefore w:val="0"/>
               <w:widowControl w:val="0"/>
               <w:pBdr>
                 <w:top w:space="0" w:sz="0" w:val="nil"/>
@@ -9689,7 +10048,9 @@
               <w:rPr>
                 <w:rFonts w:ascii="Tahoma" w:cs="Tahoma" w:eastAsia="Tahoma" w:hAnsi="Tahoma"/>
                 <w:b w:val="1"/>
+                <w:bCs w:val="1"/>
                 <w:i w:val="0"/>
+                <w:iCs w:val="0"/>
                 <w:smallCaps w:val="0"/>
                 <w:strike w:val="0"/>
                 <w:color w:val="6e2500"/>
@@ -9704,7 +10065,9 @@
               <w:rPr>
                 <w:rFonts w:ascii="Tahoma" w:cs="Tahoma" w:eastAsia="Tahoma" w:hAnsi="Tahoma"/>
                 <w:b w:val="1"/>
+                <w:bCs w:val="1"/>
                 <w:i w:val="0"/>
+                <w:iCs w:val="0"/>
                 <w:smallCaps w:val="0"/>
                 <w:strike w:val="0"/>
                 <w:color w:val="6e2500"/>
@@ -9715,7 +10078,7 @@
                 <w:vertAlign w:val="baseline"/>
                 <w:rtl w:val="0"/>
               </w:rPr>
-              <w:t>Version</w:t>
+              <w:t xml:space="preserve">Version</w:t>
             </w:r>
           </w:p>
         </w:tc>
@@ -9731,7 +10094,6 @@
             <w:pPr>
               <w:keepNext w:val="0"/>
               <w:keepLines w:val="0"/>
-              <w:pageBreakBefore w:val="0"/>
               <w:widowControl w:val="1"/>
               <w:pBdr>
                 <w:top w:space="0" w:sz="0" w:val="nil"/>
@@ -9747,7 +10109,9 @@
               <w:rPr>
                 <w:rFonts w:ascii="Tahoma" w:cs="Tahoma" w:eastAsia="Tahoma" w:hAnsi="Tahoma"/>
                 <w:b w:val="0"/>
+                <w:bCs w:val="0"/>
                 <w:i w:val="0"/>
+                <w:iCs w:val="0"/>
                 <w:smallCaps w:val="0"/>
                 <w:strike w:val="0"/>
                 <w:color w:val="000000"/>
@@ -9765,7 +10129,12 @@
                 <w:szCs w:val="18"/>
                 <w:rtl w:val="0"/>
               </w:rPr>
-              <w:t>Backend API Testing</w:t>
+              <w:t xml:space="preserve">Backend API Testing</w:t>
+            </w:r>
+            <w:r>
+              <w:rPr>
+                <w:rtl w:val="0"/>
+              </w:rPr>
             </w:r>
           </w:p>
         </w:tc>
@@ -9775,7 +10144,6 @@
             <w:pPr>
               <w:keepNext w:val="0"/>
               <w:keepLines w:val="0"/>
-              <w:pageBreakBefore w:val="0"/>
               <w:widowControl w:val="1"/>
               <w:pBdr>
                 <w:top w:space="0" w:sz="0" w:val="nil"/>
@@ -9791,7 +10159,9 @@
               <w:rPr>
                 <w:rFonts w:ascii="Tahoma" w:cs="Tahoma" w:eastAsia="Tahoma" w:hAnsi="Tahoma"/>
                 <w:b w:val="0"/>
+                <w:bCs w:val="0"/>
                 <w:i w:val="0"/>
+                <w:iCs w:val="0"/>
                 <w:smallCaps w:val="0"/>
                 <w:strike w:val="0"/>
                 <w:color w:val="000000"/>
@@ -9809,7 +10179,12 @@
                 <w:szCs w:val="18"/>
                 <w:rtl w:val="0"/>
               </w:rPr>
-              <w:t>Laravel Feature/Unit Tests</w:t>
+              <w:t xml:space="preserve">Laravel Feature/Unit Tests</w:t>
+            </w:r>
+            <w:r>
+              <w:rPr>
+                <w:rtl w:val="0"/>
+              </w:rPr>
             </w:r>
           </w:p>
         </w:tc>
@@ -9825,7 +10200,7 @@
               <w:rPr>
                 <w:rtl w:val="0"/>
               </w:rPr>
-              <w:t>In-house/Open Source</w:t>
+              <w:t xml:space="preserve">In-house/Open Source</w:t>
             </w:r>
           </w:p>
         </w:tc>
@@ -9845,19 +10220,27 @@
               <w:rPr>
                 <w:rtl w:val="0"/>
               </w:rPr>
-              <w:t>Current</w:t>
+              <w:t xml:space="preserve">Current</w:t>
+            </w:r>
+            <w:r>
+              <w:rPr>
+                <w:rtl w:val="0"/>
+              </w:rPr>
             </w:r>
           </w:p>
         </w:tc>
       </w:tr>
       <w:tr>
+        <w:trPr>
+          <w:cantSplit w:val="0"/>
+          <w:tblHeader w:val="0"/>
+        </w:trPr>
         <w:tc>
           <w:tcPr/>
           <w:p>
             <w:pPr>
               <w:keepNext w:val="0"/>
               <w:keepLines w:val="0"/>
-              <w:pageBreakBefore w:val="0"/>
               <w:widowControl w:val="1"/>
               <w:pBdr>
                 <w:top w:space="0" w:sz="0" w:val="nil"/>
@@ -9873,7 +10256,9 @@
               <w:rPr>
                 <w:rFonts w:ascii="Tahoma" w:cs="Tahoma" w:eastAsia="Tahoma" w:hAnsi="Tahoma"/>
                 <w:b w:val="0"/>
+                <w:bCs w:val="0"/>
                 <w:i w:val="0"/>
+                <w:iCs w:val="0"/>
                 <w:smallCaps w:val="0"/>
                 <w:strike w:val="0"/>
                 <w:color w:val="000000"/>
@@ -9891,7 +10276,12 @@
                 <w:szCs w:val="18"/>
                 <w:rtl w:val="0"/>
               </w:rPr>
-              <w:t>API Manual Testing</w:t>
+              <w:t xml:space="preserve">API Manual Testing</w:t>
+            </w:r>
+            <w:r>
+              <w:rPr>
+                <w:rtl w:val="0"/>
+              </w:rPr>
             </w:r>
           </w:p>
         </w:tc>
@@ -9901,7 +10291,6 @@
             <w:pPr>
               <w:keepNext w:val="0"/>
               <w:keepLines w:val="0"/>
-              <w:pageBreakBefore w:val="0"/>
               <w:widowControl w:val="1"/>
               <w:pBdr>
                 <w:top w:space="0" w:sz="0" w:val="nil"/>
@@ -9917,7 +10306,9 @@
               <w:rPr>
                 <w:rFonts w:ascii="Tahoma" w:cs="Tahoma" w:eastAsia="Tahoma" w:hAnsi="Tahoma"/>
                 <w:b w:val="0"/>
+                <w:bCs w:val="0"/>
                 <w:i w:val="0"/>
+                <w:iCs w:val="0"/>
                 <w:smallCaps w:val="0"/>
                 <w:strike w:val="0"/>
                 <w:color w:val="000000"/>
@@ -9935,7 +10326,12 @@
                 <w:szCs w:val="18"/>
                 <w:rtl w:val="0"/>
               </w:rPr>
-              <w:t>Postman/Swagger</w:t>
+              <w:t xml:space="preserve">Postman/Swagger</w:t>
+            </w:r>
+            <w:r>
+              <w:rPr>
+                <w:rtl w:val="0"/>
+              </w:rPr>
             </w:r>
           </w:p>
         </w:tc>
@@ -9951,7 +10347,7 @@
               <w:rPr>
                 <w:rtl w:val="0"/>
               </w:rPr>
-              <w:t>Open Source</w:t>
+              <w:t xml:space="preserve">Open Source</w:t>
             </w:r>
           </w:p>
         </w:tc>
@@ -9971,19 +10367,27 @@
               <w:rPr>
                 <w:rtl w:val="0"/>
               </w:rPr>
-              <w:t>Latest</w:t>
+              <w:t xml:space="preserve">Latest</w:t>
+            </w:r>
+            <w:r>
+              <w:rPr>
+                <w:rtl w:val="0"/>
+              </w:rPr>
             </w:r>
           </w:p>
         </w:tc>
       </w:tr>
       <w:tr>
+        <w:trPr>
+          <w:cantSplit w:val="0"/>
+          <w:tblHeader w:val="0"/>
+        </w:trPr>
         <w:tc>
           <w:tcPr/>
           <w:p>
             <w:pPr>
               <w:keepNext w:val="0"/>
               <w:keepLines w:val="0"/>
-              <w:pageBreakBefore w:val="0"/>
               <w:widowControl w:val="1"/>
               <w:pBdr>
                 <w:top w:space="0" w:sz="0" w:val="nil"/>
@@ -9999,7 +10403,9 @@
               <w:rPr>
                 <w:rFonts w:ascii="Tahoma" w:cs="Tahoma" w:eastAsia="Tahoma" w:hAnsi="Tahoma"/>
                 <w:b w:val="0"/>
+                <w:bCs w:val="0"/>
                 <w:i w:val="0"/>
+                <w:iCs w:val="0"/>
                 <w:smallCaps w:val="0"/>
                 <w:strike w:val="0"/>
                 <w:color w:val="000000"/>
@@ -10017,7 +10423,12 @@
                 <w:szCs w:val="18"/>
                 <w:rtl w:val="0"/>
               </w:rPr>
-              <w:t>Web UI Testing</w:t>
+              <w:t xml:space="preserve">Web UI Testing</w:t>
+            </w:r>
+            <w:r>
+              <w:rPr>
+                <w:rtl w:val="0"/>
+              </w:rPr>
             </w:r>
           </w:p>
         </w:tc>
@@ -10027,7 +10438,6 @@
             <w:pPr>
               <w:keepNext w:val="0"/>
               <w:keepLines w:val="0"/>
-              <w:pageBreakBefore w:val="0"/>
               <w:widowControl w:val="1"/>
               <w:pBdr>
                 <w:top w:space="0" w:sz="0" w:val="nil"/>
@@ -10043,7 +10453,9 @@
               <w:rPr>
                 <w:rFonts w:ascii="Tahoma" w:cs="Tahoma" w:eastAsia="Tahoma" w:hAnsi="Tahoma"/>
                 <w:b w:val="0"/>
+                <w:bCs w:val="0"/>
                 <w:i w:val="0"/>
+                <w:iCs w:val="0"/>
                 <w:smallCaps w:val="0"/>
                 <w:strike w:val="0"/>
                 <w:color w:val="000000"/>
@@ -10061,7 +10473,12 @@
                 <w:szCs w:val="18"/>
                 <w:rtl w:val="0"/>
               </w:rPr>
-              <w:t>Agent Browser/Playwright</w:t>
+              <w:t xml:space="preserve">Agent Browser/Playwright</w:t>
+            </w:r>
+            <w:r>
+              <w:rPr>
+                <w:rtl w:val="0"/>
+              </w:rPr>
             </w:r>
           </w:p>
         </w:tc>
@@ -10077,7 +10494,7 @@
               <w:rPr>
                 <w:rtl w:val="0"/>
               </w:rPr>
-              <w:t>Open Source</w:t>
+              <w:t xml:space="preserve">Open Source</w:t>
             </w:r>
           </w:p>
         </w:tc>
@@ -10097,19 +10514,27 @@
               <w:rPr>
                 <w:rtl w:val="0"/>
               </w:rPr>
-              <w:t>Current</w:t>
+              <w:t xml:space="preserve">Current</w:t>
+            </w:r>
+            <w:r>
+              <w:rPr>
+                <w:rtl w:val="0"/>
+              </w:rPr>
             </w:r>
           </w:p>
         </w:tc>
       </w:tr>
       <w:tr>
+        <w:trPr>
+          <w:cantSplit w:val="0"/>
+          <w:tblHeader w:val="0"/>
+        </w:trPr>
         <w:tc>
           <w:tcPr/>
           <w:p>
             <w:pPr>
               <w:keepNext w:val="0"/>
               <w:keepLines w:val="0"/>
-              <w:pageBreakBefore w:val="0"/>
               <w:widowControl w:val="1"/>
               <w:pBdr>
                 <w:top w:space="0" w:sz="0" w:val="nil"/>
@@ -10125,7 +10550,9 @@
               <w:rPr>
                 <w:rFonts w:ascii="Tahoma" w:cs="Tahoma" w:eastAsia="Tahoma" w:hAnsi="Tahoma"/>
                 <w:b w:val="0"/>
+                <w:bCs w:val="0"/>
                 <w:i w:val="0"/>
+                <w:iCs w:val="0"/>
                 <w:smallCaps w:val="0"/>
                 <w:strike w:val="0"/>
                 <w:color w:val="000000"/>
@@ -10143,7 +10570,12 @@
                 <w:szCs w:val="18"/>
                 <w:rtl w:val="0"/>
               </w:rPr>
-              <w:t>Frontend Verification</w:t>
+              <w:t xml:space="preserve">Frontend Verification</w:t>
+            </w:r>
+            <w:r>
+              <w:rPr>
+                <w:rtl w:val="0"/>
+              </w:rPr>
             </w:r>
           </w:p>
         </w:tc>
@@ -10153,7 +10585,6 @@
             <w:pPr>
               <w:keepNext w:val="0"/>
               <w:keepLines w:val="0"/>
-              <w:pageBreakBefore w:val="0"/>
               <w:widowControl w:val="1"/>
               <w:pBdr>
                 <w:top w:space="0" w:sz="0" w:val="nil"/>
@@ -10169,7 +10600,9 @@
               <w:rPr>
                 <w:rFonts w:ascii="Tahoma" w:cs="Tahoma" w:eastAsia="Tahoma" w:hAnsi="Tahoma"/>
                 <w:b w:val="0"/>
+                <w:bCs w:val="0"/>
                 <w:i w:val="0"/>
+                <w:iCs w:val="0"/>
                 <w:smallCaps w:val="0"/>
                 <w:strike w:val="0"/>
                 <w:color w:val="000000"/>
@@ -10187,7 +10620,12 @@
                 <w:szCs w:val="18"/>
                 <w:rtl w:val="0"/>
               </w:rPr>
-              <w:t>bun run lint/build</w:t>
+              <w:t xml:space="preserve">bun run lint/build</w:t>
+            </w:r>
+            <w:r>
+              <w:rPr>
+                <w:rtl w:val="0"/>
+              </w:rPr>
             </w:r>
           </w:p>
         </w:tc>
@@ -10203,7 +10641,7 @@
               <w:rPr>
                 <w:rtl w:val="0"/>
               </w:rPr>
-              <w:t>Open Source</w:t>
+              <w:t xml:space="preserve">Open Source</w:t>
             </w:r>
           </w:p>
         </w:tc>
@@ -10223,19 +10661,27 @@
               <w:rPr>
                 <w:rtl w:val="0"/>
               </w:rPr>
-              <w:t>Current</w:t>
+              <w:t xml:space="preserve">Current</w:t>
+            </w:r>
+            <w:r>
+              <w:rPr>
+                <w:rtl w:val="0"/>
+              </w:rPr>
             </w:r>
           </w:p>
         </w:tc>
       </w:tr>
       <w:tr>
+        <w:trPr>
+          <w:cantSplit w:val="0"/>
+          <w:tblHeader w:val="0"/>
+        </w:trPr>
         <w:tc>
           <w:tcPr/>
           <w:p>
             <w:pPr>
               <w:keepNext w:val="0"/>
               <w:keepLines w:val="0"/>
-              <w:pageBreakBefore w:val="0"/>
               <w:widowControl w:val="1"/>
               <w:pBdr>
                 <w:top w:space="0" w:sz="0" w:val="nil"/>
@@ -10251,7 +10697,9 @@
               <w:rPr>
                 <w:rFonts w:ascii="Tahoma" w:cs="Tahoma" w:eastAsia="Tahoma" w:hAnsi="Tahoma"/>
                 <w:b w:val="0"/>
+                <w:bCs w:val="0"/>
                 <w:i w:val="0"/>
+                <w:iCs w:val="0"/>
                 <w:smallCaps w:val="0"/>
                 <w:strike w:val="0"/>
                 <w:color w:val="000000"/>
@@ -10269,7 +10717,12 @@
                 <w:szCs w:val="18"/>
                 <w:rtl w:val="0"/>
               </w:rPr>
-              <w:t>Mobile Verification</w:t>
+              <w:t xml:space="preserve">Mobile Verification</w:t>
+            </w:r>
+            <w:r>
+              <w:rPr>
+                <w:rtl w:val="0"/>
+              </w:rPr>
             </w:r>
           </w:p>
         </w:tc>
@@ -10279,7 +10732,6 @@
             <w:pPr>
               <w:keepNext w:val="0"/>
               <w:keepLines w:val="0"/>
-              <w:pageBreakBefore w:val="0"/>
               <w:widowControl w:val="1"/>
               <w:pBdr>
                 <w:top w:space="0" w:sz="0" w:val="nil"/>
@@ -10295,7 +10747,9 @@
               <w:rPr>
                 <w:rFonts w:ascii="Tahoma" w:cs="Tahoma" w:eastAsia="Tahoma" w:hAnsi="Tahoma"/>
                 <w:b w:val="0"/>
+                <w:bCs w:val="0"/>
                 <w:i w:val="0"/>
+                <w:iCs w:val="0"/>
                 <w:smallCaps w:val="0"/>
                 <w:strike w:val="0"/>
                 <w:color w:val="000000"/>
@@ -10313,7 +10767,12 @@
                 <w:szCs w:val="18"/>
                 <w:rtl w:val="0"/>
               </w:rPr>
-              <w:t>Expo/Android Emulator</w:t>
+              <w:t xml:space="preserve">Expo/Android Emulator</w:t>
+            </w:r>
+            <w:r>
+              <w:rPr>
+                <w:rtl w:val="0"/>
+              </w:rPr>
             </w:r>
           </w:p>
         </w:tc>
@@ -10329,7 +10788,7 @@
               <w:rPr>
                 <w:rtl w:val="0"/>
               </w:rPr>
-              <w:t>Open Source/Google</w:t>
+              <w:t xml:space="preserve">Open Source/Google</w:t>
             </w:r>
           </w:p>
         </w:tc>
@@ -10349,19 +10808,27 @@
               <w:rPr>
                 <w:rtl w:val="0"/>
               </w:rPr>
-              <w:t>Current</w:t>
+              <w:t xml:space="preserve">Current</w:t>
+            </w:r>
+            <w:r>
+              <w:rPr>
+                <w:rtl w:val="0"/>
+              </w:rPr>
             </w:r>
           </w:p>
         </w:tc>
       </w:tr>
       <w:tr>
+        <w:trPr>
+          <w:cantSplit w:val="0"/>
+          <w:tblHeader w:val="0"/>
+        </w:trPr>
         <w:tc>
           <w:tcPr/>
           <w:p>
             <w:pPr>
               <w:keepNext w:val="0"/>
               <w:keepLines w:val="0"/>
-              <w:pageBreakBefore w:val="0"/>
               <w:widowControl w:val="1"/>
               <w:pBdr>
                 <w:top w:space="0" w:sz="0" w:val="nil"/>
@@ -10377,7 +10844,9 @@
               <w:rPr>
                 <w:rFonts w:ascii="Tahoma" w:cs="Tahoma" w:eastAsia="Tahoma" w:hAnsi="Tahoma"/>
                 <w:b w:val="0"/>
+                <w:bCs w:val="0"/>
                 <w:i w:val="0"/>
+                <w:iCs w:val="0"/>
                 <w:smallCaps w:val="0"/>
                 <w:strike w:val="0"/>
                 <w:color w:val="000000"/>
@@ -10395,7 +10864,12 @@
                 <w:szCs w:val="18"/>
                 <w:rtl w:val="0"/>
               </w:rPr>
-              <w:t>Performance Testing</w:t>
+              <w:t xml:space="preserve">Performance Testing</w:t>
+            </w:r>
+            <w:r>
+              <w:rPr>
+                <w:rtl w:val="0"/>
+              </w:rPr>
             </w:r>
           </w:p>
         </w:tc>
@@ -10405,7 +10879,6 @@
             <w:pPr>
               <w:keepNext w:val="0"/>
               <w:keepLines w:val="0"/>
-              <w:pageBreakBefore w:val="0"/>
               <w:widowControl w:val="1"/>
               <w:pBdr>
                 <w:top w:space="0" w:sz="0" w:val="nil"/>
@@ -10421,7 +10894,9 @@
               <w:rPr>
                 <w:rFonts w:ascii="Tahoma" w:cs="Tahoma" w:eastAsia="Tahoma" w:hAnsi="Tahoma"/>
                 <w:b w:val="0"/>
+                <w:bCs w:val="0"/>
                 <w:i w:val="0"/>
+                <w:iCs w:val="0"/>
                 <w:smallCaps w:val="0"/>
                 <w:strike w:val="0"/>
                 <w:color w:val="000000"/>
@@ -10439,7 +10914,12 @@
                 <w:szCs w:val="18"/>
                 <w:rtl w:val="0"/>
               </w:rPr>
-              <w:t>k6/JMeter</w:t>
+              <w:t xml:space="preserve">k6/JMeter</w:t>
+            </w:r>
+            <w:r>
+              <w:rPr>
+                <w:rtl w:val="0"/>
+              </w:rPr>
             </w:r>
           </w:p>
         </w:tc>
@@ -10455,7 +10935,7 @@
               <w:rPr>
                 <w:rtl w:val="0"/>
               </w:rPr>
-              <w:t>Open Source</w:t>
+              <w:t xml:space="preserve">Open Source</w:t>
             </w:r>
           </w:p>
         </w:tc>
@@ -10475,7 +10955,12 @@
               <w:rPr>
                 <w:rtl w:val="0"/>
               </w:rPr>
-              <w:t>Latest</w:t>
+              <w:t xml:space="preserve">Latest</w:t>
+            </w:r>
+            <w:r>
+              <w:rPr>
+                <w:rtl w:val="0"/>
+              </w:rPr>
             </w:r>
           </w:p>
         </w:tc>
@@ -10496,7 +10981,7 @@
         <w:pStyle w:val="Heading2"/>
         <w:rPr/>
       </w:pPr>
-      <w:bookmarkStart w:colFirst="0" w:colLast="0" w:name="_heading=h.41fgwzr6euip" w:id="9"/>
+      <w:bookmarkStart w:colFirst="0" w:colLast="0" w:name="_ex7y597cyzlt" w:id="9"/>
       <w:bookmarkEnd w:id="9"/>
       <w:r>
         <w:rPr>
@@ -10511,7 +10996,7 @@
         <w:ind w:firstLine="720"/>
         <w:rPr/>
       </w:pPr>
-      <w:bookmarkStart w:colFirst="0" w:colLast="0" w:name="_heading=h.s9kcghgnk8ee" w:id="10"/>
+      <w:bookmarkStart w:colFirst="0" w:colLast="0" w:name="_4lt5hckb1gor" w:id="10"/>
       <w:bookmarkEnd w:id="10"/>
       <w:r>
         <w:rPr>
@@ -10519,16 +11004,11 @@
         </w:rPr>
         <w:t xml:space="preserve">3.1 Human Resources</w:t>
       </w:r>
-      <w:r>
-        <w:rPr>
-          <w:rtl w:val="0"/>
-        </w:rPr>
-      </w:r>
     </w:p>
     <w:tbl>
       <w:tblPr>
         <w:tblStyle w:val="Table6"/>
-        <w:tblW w:w="8940.0" w:type="dxa"/>
+        <w:tblW w:w="9051.0" w:type="dxa"/>
         <w:jc w:val="left"/>
         <w:tblInd w:w="137.0" w:type="dxa"/>
         <w:tblBorders>
@@ -10546,8 +11026,19 @@
         <w:gridCol w:w="3017"/>
         <w:gridCol w:w="3017"/>
         <w:gridCol w:w="3017"/>
+        <w:tblGridChange w:id="0">
+          <w:tblGrid>
+            <w:gridCol w:w="3017"/>
+            <w:gridCol w:w="3017"/>
+            <w:gridCol w:w="3017"/>
+          </w:tblGrid>
+        </w:tblGridChange>
       </w:tblGrid>
       <w:tr>
+        <w:trPr>
+          <w:cantSplit w:val="0"/>
+          <w:tblHeader w:val="0"/>
+        </w:trPr>
         <w:tc>
           <w:tcPr>
             <w:shd w:fill="ffe8e1" w:val="clear"/>
@@ -10559,6 +11050,7 @@
               <w:rPr>
                 <w:rFonts w:ascii="Arial" w:cs="Arial" w:eastAsia="Arial" w:hAnsi="Arial"/>
                 <w:b w:val="1"/>
+                <w:bCs w:val="1"/>
                 <w:sz w:val="20"/>
                 <w:szCs w:val="20"/>
               </w:rPr>
@@ -10566,9 +11058,15 @@
             <w:r>
               <w:rPr>
                 <w:b w:val="1"/>
-                <w:rtl w:val="0"/>
-              </w:rPr>
-              <w:t>Worker/Doer</w:t>
+                <w:bCs w:val="1"/>
+                <w:rtl w:val="0"/>
+              </w:rPr>
+              <w:t xml:space="preserve">Worker/Doer</w:t>
+            </w:r>
+            <w:r>
+              <w:rPr>
+                <w:rtl w:val="0"/>
+              </w:rPr>
             </w:r>
           </w:p>
         </w:tc>
@@ -10583,6 +11081,7 @@
               <w:rPr>
                 <w:rFonts w:ascii="Arial" w:cs="Arial" w:eastAsia="Arial" w:hAnsi="Arial"/>
                 <w:b w:val="1"/>
+                <w:bCs w:val="1"/>
                 <w:sz w:val="20"/>
                 <w:szCs w:val="20"/>
               </w:rPr>
@@ -10591,11 +11090,12 @@
               <w:rPr>
                 <w:rFonts w:ascii="Arial" w:cs="Arial" w:eastAsia="Arial" w:hAnsi="Arial"/>
                 <w:b w:val="1"/>
+                <w:bCs w:val="1"/>
                 <w:sz w:val="20"/>
                 <w:szCs w:val="20"/>
                 <w:rtl w:val="0"/>
               </w:rPr>
-              <w:t>Role</w:t>
+              <w:t xml:space="preserve">Role</w:t>
             </w:r>
           </w:p>
         </w:tc>
@@ -10610,6 +11110,7 @@
               <w:rPr>
                 <w:rFonts w:ascii="Arial" w:cs="Arial" w:eastAsia="Arial" w:hAnsi="Arial"/>
                 <w:b w:val="1"/>
+                <w:bCs w:val="1"/>
                 <w:sz w:val="20"/>
                 <w:szCs w:val="20"/>
               </w:rPr>
@@ -10618,16 +11119,21 @@
               <w:rPr>
                 <w:rFonts w:ascii="Arial" w:cs="Arial" w:eastAsia="Arial" w:hAnsi="Arial"/>
                 <w:b w:val="1"/>
+                <w:bCs w:val="1"/>
                 <w:sz w:val="20"/>
                 <w:szCs w:val="20"/>
                 <w:rtl w:val="0"/>
               </w:rPr>
-              <w:t>Specific Responsibilities/Comments</w:t>
+              <w:t xml:space="preserve">Specific Responsibilities/Comments</w:t>
             </w:r>
           </w:p>
         </w:tc>
       </w:tr>
       <w:tr>
+        <w:trPr>
+          <w:cantSplit w:val="0"/>
+          <w:tblHeader w:val="0"/>
+        </w:trPr>
         <w:tc>
           <w:tcPr>
             <w:shd w:fill="auto" w:val="clear"/>
@@ -10649,7 +11155,7 @@
                 <w:szCs w:val="20"/>
                 <w:rtl w:val="0"/>
               </w:rPr>
-              <w:t>Hoàng Văn Anh Nghĩa</w:t>
+              <w:t xml:space="preserve">Hoàng Văn Anh Nghĩa</w:t>
             </w:r>
           </w:p>
         </w:tc>
@@ -10675,7 +11181,7 @@
                 <w:szCs w:val="20"/>
                 <w:rtl w:val="0"/>
               </w:rPr>
-              <w:t>Leader / Backend &amp; QA Lead</w:t>
+              <w:t xml:space="preserve">Leader / Backend &amp; QA Lead</w:t>
             </w:r>
           </w:p>
         </w:tc>
@@ -10701,14 +11207,18 @@
                 <w:szCs w:val="20"/>
                 <w:rtl w:val="0"/>
               </w:rPr>
-              <w:t>Prepare test plans and verify the progress of tests</w:t>
-              <w:br/>
-              <w:t>Verified backend API, grading, wallet, notification, and integration test scope</w:t>
+              <w:t xml:space="preserve">Prepare test plans and verify the progress of tests</w:t>
+              <w:br w:type="textWrapping"/>
+              <w:t xml:space="preserve">Verified backend API, grading, wallet, notification, and integration test scope</w:t>
             </w:r>
           </w:p>
         </w:tc>
       </w:tr>
       <w:tr>
+        <w:trPr>
+          <w:cantSplit w:val="0"/>
+          <w:tblHeader w:val="0"/>
+        </w:trPr>
         <w:tc>
           <w:tcPr>
             <w:shd w:fill="auto" w:val="clear"/>
@@ -10730,7 +11240,7 @@
                 <w:szCs w:val="20"/>
                 <w:rtl w:val="0"/>
               </w:rPr>
-              <w:t>Nguyễn Nhật Phát</w:t>
+              <w:t xml:space="preserve">Nguyễn Nhật Phát</w:t>
             </w:r>
           </w:p>
         </w:tc>
@@ -10756,7 +11266,7 @@
                 <w:szCs w:val="20"/>
                 <w:rtl w:val="0"/>
               </w:rPr>
-              <w:t>Frontend Tester</w:t>
+              <w:t xml:space="preserve">Frontend Tester</w:t>
             </w:r>
           </w:p>
         </w:tc>
@@ -10782,12 +11292,16 @@
                 <w:szCs w:val="20"/>
                 <w:rtl w:val="0"/>
               </w:rPr>
-              <w:t>Do learner web auth, profile, grammar, writing, and admin form test cases as planned</w:t>
+              <w:t xml:space="preserve">Do learner web auth, profile, grammar, writing, and admin form test cases as planned</w:t>
             </w:r>
           </w:p>
         </w:tc>
       </w:tr>
       <w:tr>
+        <w:trPr>
+          <w:cantSplit w:val="0"/>
+          <w:tblHeader w:val="0"/>
+        </w:trPr>
         <w:tc>
           <w:tcPr>
             <w:shd w:fill="auto" w:val="clear"/>
@@ -10809,7 +11323,7 @@
                 <w:szCs w:val="20"/>
                 <w:rtl w:val="0"/>
               </w:rPr>
-              <w:t>Nguyễn Trần Tấn Phát</w:t>
+              <w:t xml:space="preserve">Nguyễn Trần Tấn Phát</w:t>
             </w:r>
           </w:p>
         </w:tc>
@@ -10835,7 +11349,7 @@
                 <w:szCs w:val="20"/>
                 <w:rtl w:val="0"/>
               </w:rPr>
-              <w:t>Frontend Tester</w:t>
+              <w:t xml:space="preserve">Frontend Tester</w:t>
             </w:r>
           </w:p>
         </w:tc>
@@ -10861,12 +11375,16 @@
                 <w:szCs w:val="20"/>
                 <w:rtl w:val="0"/>
               </w:rPr>
-              <w:t>Do dashboard, exam room/result, vocabulary, admin dashboard, and exam management test cases as planned</w:t>
+              <w:t xml:space="preserve">Do dashboard, exam room/result, vocabulary, admin dashboard, and exam management test cases as planned</w:t>
             </w:r>
           </w:p>
         </w:tc>
       </w:tr>
       <w:tr>
+        <w:trPr>
+          <w:cantSplit w:val="0"/>
+          <w:tblHeader w:val="0"/>
+        </w:trPr>
         <w:tc>
           <w:tcPr>
             <w:shd w:fill="auto" w:val="clear"/>
@@ -10888,7 +11406,7 @@
                 <w:szCs w:val="20"/>
                 <w:rtl w:val="0"/>
               </w:rPr>
-              <w:t>Nguyễn Minh Khôi</w:t>
+              <w:t xml:space="preserve">Nguyễn Minh Khôi</w:t>
             </w:r>
           </w:p>
         </w:tc>
@@ -10914,7 +11432,7 @@
                 <w:szCs w:val="20"/>
                 <w:rtl w:val="0"/>
               </w:rPr>
-              <w:t>Mobile &amp; Speaking Tester</w:t>
+              <w:t xml:space="preserve">Mobile &amp; Speaking Tester</w:t>
             </w:r>
           </w:p>
         </w:tc>
@@ -10940,83 +11458,7 @@
                 <w:szCs w:val="20"/>
                 <w:rtl w:val="0"/>
               </w:rPr>
-              <w:t>Do mobile-related, speaking, teacher schedule, and booking test cases as planned</w:t>
-            </w:r>
-          </w:p>
-        </w:tc>
-      </w:tr>
-      <w:tr>
-        <w:tc>
-          <w:tcPr>
-            <w:shd w:fill="auto" w:val="clear"/>
-            <w:vAlign w:val="center"/>
-          </w:tcPr>
-          <w:p>
-            <w:pPr>
-              <w:spacing w:after="0" w:line="240" w:lineRule="auto"/>
-              <w:rPr>
-                <w:rFonts w:ascii="Arial" w:cs="Arial" w:eastAsia="Arial" w:hAnsi="Arial"/>
-                <w:sz w:val="20"/>
-                <w:szCs w:val="20"/>
-              </w:rPr>
-            </w:pPr>
-            <w:r>
-              <w:rPr>
-                <w:rFonts w:ascii="Arial" w:cs="Arial" w:eastAsia="Arial" w:hAnsi="Arial"/>
-                <w:sz w:val="20"/>
-                <w:szCs w:val="20"/>
-                <w:rtl w:val="0"/>
-              </w:rPr>
-            </w:r>
-          </w:p>
-        </w:tc>
-        <w:tc>
-          <w:tcPr>
-            <w:shd w:fill="auto" w:val="clear"/>
-            <w:vAlign w:val="center"/>
-          </w:tcPr>
-          <w:p>
-            <w:pPr>
-              <w:spacing w:after="0" w:line="240" w:lineRule="auto"/>
-              <w:ind w:left="0" w:firstLine="0"/>
-              <w:rPr>
-                <w:rFonts w:ascii="Arial" w:cs="Arial" w:eastAsia="Arial" w:hAnsi="Arial"/>
-                <w:sz w:val="20"/>
-                <w:szCs w:val="20"/>
-              </w:rPr>
-            </w:pPr>
-            <w:r>
-              <w:rPr>
-                <w:rFonts w:ascii="Arial" w:cs="Arial" w:eastAsia="Arial" w:hAnsi="Arial"/>
-                <w:sz w:val="20"/>
-                <w:szCs w:val="20"/>
-                <w:rtl w:val="0"/>
-              </w:rPr>
-            </w:r>
-          </w:p>
-        </w:tc>
-        <w:tc>
-          <w:tcPr>
-            <w:shd w:fill="auto" w:val="clear"/>
-            <w:vAlign w:val="center"/>
-          </w:tcPr>
-          <w:p>
-            <w:pPr>
-              <w:spacing w:after="0" w:line="240" w:lineRule="auto"/>
-              <w:ind w:left="0" w:firstLine="0"/>
-              <w:rPr>
-                <w:rFonts w:ascii="Arial" w:cs="Arial" w:eastAsia="Arial" w:hAnsi="Arial"/>
-                <w:sz w:val="20"/>
-                <w:szCs w:val="20"/>
-              </w:rPr>
-            </w:pPr>
-            <w:r>
-              <w:rPr>
-                <w:rFonts w:ascii="Arial" w:cs="Arial" w:eastAsia="Arial" w:hAnsi="Arial"/>
-                <w:sz w:val="20"/>
-                <w:szCs w:val="20"/>
-                <w:rtl w:val="0"/>
-              </w:rPr>
+              <w:t xml:space="preserve">Do mobile-related, speaking, teacher schedule, and booking test cases as planned</w:t>
             </w:r>
           </w:p>
         </w:tc>
@@ -11038,7 +11480,7 @@
         <w:ind w:firstLine="720"/>
         <w:rPr/>
       </w:pPr>
-      <w:bookmarkStart w:colFirst="0" w:colLast="0" w:name="_heading=h.dpxfjibd4m01" w:id="11"/>
+      <w:bookmarkStart w:colFirst="0" w:colLast="0" w:name="_3kctfilni2v" w:id="11"/>
       <w:bookmarkEnd w:id="11"/>
       <w:r>
         <w:rPr>
@@ -11095,6 +11537,7 @@
               <w:rPr>
                 <w:rFonts w:ascii="Arial" w:cs="Arial" w:eastAsia="Arial" w:hAnsi="Arial"/>
                 <w:b w:val="1"/>
+                <w:bCs w:val="1"/>
                 <w:sz w:val="20"/>
                 <w:szCs w:val="20"/>
               </w:rPr>
@@ -11102,9 +11545,15 @@
             <w:r>
               <w:rPr>
                 <w:b w:val="1"/>
-                <w:rtl w:val="0"/>
-              </w:rPr>
-              <w:t>Purpose</w:t>
+                <w:bCs w:val="1"/>
+                <w:rtl w:val="0"/>
+              </w:rPr>
+              <w:t xml:space="preserve">Purpose</w:t>
+            </w:r>
+            <w:r>
+              <w:rPr>
+                <w:rtl w:val="0"/>
+              </w:rPr>
             </w:r>
           </w:p>
         </w:tc>
@@ -11119,6 +11568,7 @@
               <w:rPr>
                 <w:rFonts w:ascii="Arial" w:cs="Arial" w:eastAsia="Arial" w:hAnsi="Arial"/>
                 <w:b w:val="1"/>
+                <w:bCs w:val="1"/>
                 <w:sz w:val="20"/>
                 <w:szCs w:val="20"/>
               </w:rPr>
@@ -11127,11 +11577,12 @@
               <w:rPr>
                 <w:rFonts w:ascii="Arial" w:cs="Arial" w:eastAsia="Arial" w:hAnsi="Arial"/>
                 <w:b w:val="1"/>
+                <w:bCs w:val="1"/>
                 <w:sz w:val="20"/>
                 <w:szCs w:val="20"/>
                 <w:rtl w:val="0"/>
               </w:rPr>
-              <w:t>Tool</w:t>
+              <w:t xml:space="preserve">Tool</w:t>
             </w:r>
           </w:p>
         </w:tc>
@@ -11147,6 +11598,7 @@
               <w:rPr>
                 <w:rFonts w:ascii="Arial" w:cs="Arial" w:eastAsia="Arial" w:hAnsi="Arial"/>
                 <w:b w:val="1"/>
+                <w:bCs w:val="1"/>
                 <w:sz w:val="20"/>
                 <w:szCs w:val="20"/>
               </w:rPr>
@@ -11155,11 +11607,12 @@
               <w:rPr>
                 <w:rFonts w:ascii="Arial" w:cs="Arial" w:eastAsia="Arial" w:hAnsi="Arial"/>
                 <w:b w:val="1"/>
+                <w:bCs w:val="1"/>
                 <w:sz w:val="20"/>
                 <w:szCs w:val="20"/>
                 <w:rtl w:val="0"/>
               </w:rPr>
-              <w:t>Provider</w:t>
+              <w:t xml:space="preserve">Provider</w:t>
             </w:r>
           </w:p>
         </w:tc>
@@ -11174,6 +11627,7 @@
               <w:rPr>
                 <w:rFonts w:ascii="Arial" w:cs="Arial" w:eastAsia="Arial" w:hAnsi="Arial"/>
                 <w:b w:val="1"/>
+                <w:bCs w:val="1"/>
                 <w:sz w:val="20"/>
                 <w:szCs w:val="20"/>
               </w:rPr>
@@ -11182,11 +11636,12 @@
               <w:rPr>
                 <w:rFonts w:ascii="Arial" w:cs="Arial" w:eastAsia="Arial" w:hAnsi="Arial"/>
                 <w:b w:val="1"/>
+                <w:bCs w:val="1"/>
                 <w:sz w:val="20"/>
                 <w:szCs w:val="20"/>
                 <w:rtl w:val="0"/>
               </w:rPr>
-              <w:t>Version</w:t>
+              <w:t xml:space="preserve">Version</w:t>
             </w:r>
           </w:p>
         </w:tc>
@@ -11218,7 +11673,7 @@
                 <w:szCs w:val="20"/>
                 <w:rtl w:val="0"/>
               </w:rPr>
-              <w:t>Backend API</w:t>
+              <w:t xml:space="preserve">Backend API</w:t>
             </w:r>
           </w:p>
         </w:tc>
@@ -11231,7 +11686,7 @@
             <w:pPr>
               <w:spacing w:after="0" w:line="240" w:lineRule="auto"/>
               <w:ind w:left="0" w:firstLine="0"/>
-              <w:jc w:val="left"/>
+              <w:jc w:val="center"/>
               <w:rPr>
                 <w:rFonts w:ascii="Arial" w:cs="Arial" w:eastAsia="Arial" w:hAnsi="Arial"/>
                 <w:sz w:val="20"/>
@@ -11245,7 +11700,7 @@
                 <w:szCs w:val="20"/>
                 <w:rtl w:val="0"/>
               </w:rPr>
-              <w:t>Laravel 13 / PHP 8.4</w:t>
+              <w:t xml:space="preserve">Laravel 13 / PHP 8.4</w:t>
             </w:r>
           </w:p>
         </w:tc>
@@ -11257,6 +11712,7 @@
           <w:p>
             <w:pPr>
               <w:spacing w:after="0" w:line="240" w:lineRule="auto"/>
+              <w:jc w:val="center"/>
               <w:rPr>
                 <w:rFonts w:ascii="Arial" w:cs="Arial" w:eastAsia="Arial" w:hAnsi="Arial"/>
                 <w:sz w:val="20"/>
@@ -11270,7 +11726,7 @@
                 <w:szCs w:val="20"/>
                 <w:rtl w:val="0"/>
               </w:rPr>
-              <w:t>Project</w:t>
+              <w:t xml:space="preserve">Project</w:t>
             </w:r>
           </w:p>
         </w:tc>
@@ -11294,7 +11750,7 @@
                 <w:szCs w:val="20"/>
                 <w:rtl w:val="0"/>
               </w:rPr>
-              <w:t>Current backend-v2</w:t>
+              <w:t xml:space="preserve">Current backend-v2</w:t>
             </w:r>
           </w:p>
         </w:tc>
@@ -11326,7 +11782,7 @@
                 <w:szCs w:val="20"/>
                 <w:rtl w:val="0"/>
               </w:rPr>
-              <w:t>Database</w:t>
+              <w:t xml:space="preserve">Database</w:t>
             </w:r>
           </w:p>
         </w:tc>
@@ -11339,7 +11795,7 @@
             <w:pPr>
               <w:spacing w:after="0" w:line="240" w:lineRule="auto"/>
               <w:ind w:left="0" w:firstLine="0"/>
-              <w:jc w:val="left"/>
+              <w:jc w:val="center"/>
               <w:rPr>
                 <w:rFonts w:ascii="Arial" w:cs="Arial" w:eastAsia="Arial" w:hAnsi="Arial"/>
                 <w:sz w:val="20"/>
@@ -11353,7 +11809,7 @@
                 <w:szCs w:val="20"/>
                 <w:rtl w:val="0"/>
               </w:rPr>
-              <w:t>PostgreSQL staging DB</w:t>
+              <w:t xml:space="preserve">PostgreSQL staging DB</w:t>
             </w:r>
           </w:p>
         </w:tc>
@@ -11366,7 +11822,7 @@
             <w:pPr>
               <w:spacing w:after="0" w:line="240" w:lineRule="auto"/>
               <w:ind w:left="0" w:firstLine="0"/>
-              <w:jc w:val="left"/>
+              <w:jc w:val="center"/>
               <w:rPr>
                 <w:rFonts w:ascii="Arial" w:cs="Arial" w:eastAsia="Arial" w:hAnsi="Arial"/>
                 <w:sz w:val="20"/>
@@ -11380,7 +11836,7 @@
                 <w:szCs w:val="20"/>
                 <w:rtl w:val="0"/>
               </w:rPr>
-              <w:t>Project</w:t>
+              <w:t xml:space="preserve">Project</w:t>
             </w:r>
           </w:p>
         </w:tc>
@@ -11404,7 +11860,7 @@
                 <w:szCs w:val="20"/>
                 <w:rtl w:val="0"/>
               </w:rPr>
-              <w:t>Current</w:t>
+              <w:t xml:space="preserve">Current</w:t>
             </w:r>
           </w:p>
         </w:tc>
@@ -11436,7 +11892,7 @@
                 <w:szCs w:val="20"/>
                 <w:rtl w:val="0"/>
               </w:rPr>
-              <w:t>Learner Web</w:t>
+              <w:t xml:space="preserve">Learner Web</w:t>
             </w:r>
           </w:p>
         </w:tc>
@@ -11463,7 +11919,7 @@
                 <w:szCs w:val="20"/>
                 <w:rtl w:val="0"/>
               </w:rPr>
-              <w:t>React 19 / Vite / TanStack Router</w:t>
+              <w:t xml:space="preserve">React 19 / Vite / TanStack Router</w:t>
             </w:r>
           </w:p>
         </w:tc>
@@ -11490,7 +11946,7 @@
                 <w:szCs w:val="20"/>
                 <w:rtl w:val="0"/>
               </w:rPr>
-              <w:t>Project</w:t>
+              <w:t xml:space="preserve">Project</w:t>
             </w:r>
           </w:p>
         </w:tc>
@@ -11511,7 +11967,12 @@
               <w:rPr>
                 <w:rtl w:val="0"/>
               </w:rPr>
-              <w:t>Current frontend-v3</w:t>
+              <w:t xml:space="preserve">Current frontend-v3</w:t>
+            </w:r>
+            <w:r>
+              <w:rPr>
+                <w:rtl w:val="0"/>
+              </w:rPr>
             </w:r>
           </w:p>
         </w:tc>
@@ -11543,7 +12004,7 @@
                 <w:szCs w:val="20"/>
                 <w:rtl w:val="0"/>
               </w:rPr>
-              <w:t>Admin Web</w:t>
+              <w:t xml:space="preserve">Admin Web</w:t>
             </w:r>
           </w:p>
         </w:tc>
@@ -11570,7 +12031,7 @@
                 <w:szCs w:val="20"/>
                 <w:rtl w:val="0"/>
               </w:rPr>
-              <w:t>React 19 / Vite / TanStack Router</w:t>
+              <w:t xml:space="preserve">React 19 / Vite / TanStack Router</w:t>
             </w:r>
           </w:p>
         </w:tc>
@@ -11597,7 +12058,7 @@
                 <w:szCs w:val="20"/>
                 <w:rtl w:val="0"/>
               </w:rPr>
-              <w:t>Project</w:t>
+              <w:t xml:space="preserve">Project</w:t>
             </w:r>
           </w:p>
         </w:tc>
@@ -11621,12 +12082,16 @@
                 <w:szCs w:val="20"/>
                 <w:rtl w:val="0"/>
               </w:rPr>
-              <w:t>Current admin app</w:t>
+              <w:t xml:space="preserve">Current admin app</w:t>
             </w:r>
           </w:p>
         </w:tc>
       </w:tr>
       <w:tr>
+        <w:trPr>
+          <w:cantSplit w:val="0"/>
+          <w:tblHeader w:val="0"/>
+        </w:trPr>
         <w:tc>
           <w:tcPr>
             <w:shd w:fill="auto" w:val="clear"/>
@@ -11648,7 +12113,7 @@
                 <w:szCs w:val="20"/>
                 <w:rtl w:val="0"/>
               </w:rPr>
-              <w:t>Mobile</w:t>
+              <w:t xml:space="preserve">Mobile</w:t>
             </w:r>
           </w:p>
         </w:tc>
@@ -11675,7 +12140,7 @@
                 <w:szCs w:val="20"/>
                 <w:rtl w:val="0"/>
               </w:rPr>
-              <w:t>Expo React Native</w:t>
+              <w:t xml:space="preserve">Expo React Native</w:t>
             </w:r>
           </w:p>
         </w:tc>
@@ -11702,7 +12167,7 @@
                 <w:szCs w:val="20"/>
                 <w:rtl w:val="0"/>
               </w:rPr>
-              <w:t>Project</w:t>
+              <w:t xml:space="preserve">Project</w:t>
             </w:r>
           </w:p>
         </w:tc>
@@ -11726,12 +12191,16 @@
                 <w:szCs w:val="20"/>
                 <w:rtl w:val="0"/>
               </w:rPr>
-              <w:t>Current mobile-v2</w:t>
+              <w:t xml:space="preserve">Current mobile-v2</w:t>
             </w:r>
           </w:p>
         </w:tc>
       </w:tr>
       <w:tr>
+        <w:trPr>
+          <w:cantSplit w:val="0"/>
+          <w:tblHeader w:val="0"/>
+        </w:trPr>
         <w:tc>
           <w:tcPr>
             <w:shd w:fill="auto" w:val="clear"/>
@@ -11753,7 +12222,7 @@
                 <w:szCs w:val="20"/>
                 <w:rtl w:val="0"/>
               </w:rPr>
-              <w:t>Browser</w:t>
+              <w:t xml:space="preserve">Browser</w:t>
             </w:r>
           </w:p>
         </w:tc>
@@ -11780,7 +12249,7 @@
                 <w:szCs w:val="20"/>
                 <w:rtl w:val="0"/>
               </w:rPr>
-              <w:t>Chrome / Edge</w:t>
+              <w:t xml:space="preserve">Chrome / Edge</w:t>
             </w:r>
           </w:p>
         </w:tc>
@@ -11807,7 +12276,7 @@
                 <w:szCs w:val="20"/>
                 <w:rtl w:val="0"/>
               </w:rPr>
-              <w:t>Google/Microsoft</w:t>
+              <w:t xml:space="preserve">Google/Microsoft</w:t>
             </w:r>
           </w:p>
         </w:tc>
@@ -11831,12 +12300,16 @@
                 <w:szCs w:val="20"/>
                 <w:rtl w:val="0"/>
               </w:rPr>
-              <w:t>Latest stable</w:t>
+              <w:t xml:space="preserve">Latest stable</w:t>
             </w:r>
           </w:p>
         </w:tc>
       </w:tr>
       <w:tr>
+        <w:trPr>
+          <w:cantSplit w:val="0"/>
+          <w:tblHeader w:val="0"/>
+        </w:trPr>
         <w:tc>
           <w:tcPr>
             <w:shd w:fill="auto" w:val="clear"/>
@@ -11858,7 +12331,7 @@
                 <w:szCs w:val="20"/>
                 <w:rtl w:val="0"/>
               </w:rPr>
-              <w:t>AI/Grading</w:t>
+              <w:t xml:space="preserve">AI/Grading</w:t>
             </w:r>
           </w:p>
         </w:tc>
@@ -11885,7 +12358,7 @@
                 <w:szCs w:val="20"/>
                 <w:rtl w:val="0"/>
               </w:rPr>
-              <w:t>LLM/STT Gateway + SSE</w:t>
+              <w:t xml:space="preserve">LLM/STT Gateway </w:t>
             </w:r>
           </w:p>
         </w:tc>
@@ -11912,7 +12385,7 @@
                 <w:szCs w:val="20"/>
                 <w:rtl w:val="0"/>
               </w:rPr>
-              <w:t>Project/Provider</w:t>
+              <w:t xml:space="preserve">Project/Provider</w:t>
             </w:r>
           </w:p>
         </w:tc>
@@ -11936,7 +12409,7 @@
                 <w:szCs w:val="20"/>
                 <w:rtl w:val="0"/>
               </w:rPr>
-              <w:t>Staging</w:t>
+              <w:t xml:space="preserve">Staging</w:t>
             </w:r>
           </w:p>
         </w:tc>
@@ -11958,7 +12431,7 @@
         <w:ind w:firstLine="720"/>
         <w:rPr/>
       </w:pPr>
-      <w:bookmarkStart w:colFirst="0" w:colLast="0" w:name="_heading=h.904h5yts8aly" w:id="12"/>
+      <w:bookmarkStart w:colFirst="0" w:colLast="0" w:name="_ee64gnqegggg" w:id="12"/>
       <w:bookmarkEnd w:id="12"/>
       <w:r>
         <w:rPr>
@@ -11979,7 +12452,7 @@
     </w:p>
     <w:tbl>
       <w:tblPr>
-        <w:tblStyle w:val="Table10"/>
+        <w:tblStyle w:val="Table8"/>
         <w:tblW w:w="8925.0" w:type="dxa"/>
         <w:jc w:val="left"/>
         <w:tblInd w:w="137.0" w:type="dxa"/>
@@ -12023,6 +12496,7 @@
               <w:rPr>
                 <w:rFonts w:ascii="Arial" w:cs="Arial" w:eastAsia="Arial" w:hAnsi="Arial"/>
                 <w:b w:val="1"/>
+                <w:bCs w:val="1"/>
                 <w:sz w:val="20"/>
                 <w:szCs w:val="20"/>
               </w:rPr>
@@ -12030,9 +12504,15 @@
             <w:r>
               <w:rPr>
                 <w:b w:val="1"/>
-                <w:rtl w:val="0"/>
-              </w:rPr>
-              <w:t>Milestone Task</w:t>
+                <w:bCs w:val="1"/>
+                <w:rtl w:val="0"/>
+              </w:rPr>
+              <w:t xml:space="preserve">Milestone Task</w:t>
+            </w:r>
+            <w:r>
+              <w:rPr>
+                <w:rtl w:val="0"/>
+              </w:rPr>
             </w:r>
           </w:p>
         </w:tc>
@@ -12048,6 +12528,7 @@
               <w:rPr>
                 <w:rFonts w:ascii="Arial" w:cs="Arial" w:eastAsia="Arial" w:hAnsi="Arial"/>
                 <w:b w:val="1"/>
+                <w:bCs w:val="1"/>
                 <w:sz w:val="20"/>
                 <w:szCs w:val="20"/>
               </w:rPr>
@@ -12056,11 +12537,12 @@
               <w:rPr>
                 <w:rFonts w:ascii="Arial" w:cs="Arial" w:eastAsia="Arial" w:hAnsi="Arial"/>
                 <w:b w:val="1"/>
+                <w:bCs w:val="1"/>
                 <w:sz w:val="20"/>
                 <w:szCs w:val="20"/>
                 <w:rtl w:val="0"/>
               </w:rPr>
-              <w:t>Start Date</w:t>
+              <w:t xml:space="preserve">Start Date</w:t>
             </w:r>
           </w:p>
         </w:tc>
@@ -12075,6 +12557,7 @@
               <w:rPr>
                 <w:rFonts w:ascii="Arial" w:cs="Arial" w:eastAsia="Arial" w:hAnsi="Arial"/>
                 <w:b w:val="1"/>
+                <w:bCs w:val="1"/>
                 <w:sz w:val="20"/>
                 <w:szCs w:val="20"/>
               </w:rPr>
@@ -12083,11 +12566,12 @@
               <w:rPr>
                 <w:rFonts w:ascii="Arial" w:cs="Arial" w:eastAsia="Arial" w:hAnsi="Arial"/>
                 <w:b w:val="1"/>
+                <w:bCs w:val="1"/>
                 <w:sz w:val="20"/>
                 <w:szCs w:val="20"/>
                 <w:rtl w:val="0"/>
               </w:rPr>
-              <w:t>End Date</w:t>
+              <w:t xml:space="preserve">End Date</w:t>
             </w:r>
           </w:p>
         </w:tc>
@@ -12119,7 +12603,7 @@
                 <w:szCs w:val="20"/>
                 <w:rtl w:val="0"/>
               </w:rPr>
-              <w:t>Scope audit and test case filtering</w:t>
+              <w:t xml:space="preserve">Scope audit and test case filtering</w:t>
             </w:r>
           </w:p>
         </w:tc>
@@ -12143,7 +12627,7 @@
                 <w:szCs w:val="20"/>
                 <w:rtl w:val="0"/>
               </w:rPr>
-              <w:t>2026-05-29</w:t>
+              <w:t xml:space="preserve">2026-05-29</w:t>
             </w:r>
           </w:p>
         </w:tc>
@@ -12167,7 +12651,7 @@
                 <w:szCs w:val="20"/>
                 <w:rtl w:val="0"/>
               </w:rPr>
-              <w:t>2026-05-30</w:t>
+              <w:t xml:space="preserve">2026-05-30</w:t>
             </w:r>
           </w:p>
         </w:tc>
@@ -12199,7 +12683,7 @@
                 <w:szCs w:val="20"/>
                 <w:rtl w:val="0"/>
               </w:rPr>
-              <w:t>Bug Fix Verification &amp; Regression</w:t>
+              <w:t xml:space="preserve">Bug Fix Verification &amp; Regression</w:t>
             </w:r>
           </w:p>
         </w:tc>
@@ -12226,7 +12710,7 @@
                 <w:szCs w:val="20"/>
                 <w:rtl w:val="0"/>
               </w:rPr>
-              <w:t>2026-04-15</w:t>
+              <w:t xml:space="preserve">2026-04-15</w:t>
             </w:r>
           </w:p>
         </w:tc>
@@ -12250,12 +12734,16 @@
                 <w:szCs w:val="20"/>
                 <w:rtl w:val="0"/>
               </w:rPr>
-              <w:t>2026-04-25</w:t>
+              <w:t xml:space="preserve">2026-04-25</w:t>
             </w:r>
           </w:p>
         </w:tc>
       </w:tr>
       <w:tr>
+        <w:trPr>
+          <w:cantSplit w:val="0"/>
+          <w:tblHeader w:val="0"/>
+        </w:trPr>
         <w:tc>
           <w:tcPr>
             <w:shd w:fill="auto" w:val="clear"/>
@@ -12277,7 +12765,7 @@
                 <w:szCs w:val="20"/>
                 <w:rtl w:val="0"/>
               </w:rPr>
-              <w:t>Final Test Report Submission</w:t>
+              <w:t xml:space="preserve">Final Test Report Submission</w:t>
             </w:r>
           </w:p>
         </w:tc>
@@ -12304,7 +12792,7 @@
                 <w:szCs w:val="20"/>
                 <w:rtl w:val="0"/>
               </w:rPr>
-              <w:t>2026-04-25</w:t>
+              <w:t xml:space="preserve">2026-04-25</w:t>
             </w:r>
           </w:p>
         </w:tc>
@@ -12328,7 +12816,7 @@
                 <w:szCs w:val="20"/>
                 <w:rtl w:val="0"/>
               </w:rPr>
-              <w:t>2026-04-30</w:t>
+              <w:t xml:space="preserve">2026-04-30</w:t>
             </w:r>
           </w:p>
         </w:tc>
@@ -12349,7 +12837,7 @@
         <w:pStyle w:val="Heading2"/>
         <w:rPr/>
       </w:pPr>
-      <w:bookmarkStart w:colFirst="0" w:colLast="0" w:name="_heading=h.bh01viypiwmr" w:id="13"/>
+      <w:bookmarkStart w:colFirst="0" w:colLast="0" w:name="_kp7gwon6l51w" w:id="13"/>
       <w:bookmarkEnd w:id="13"/>
       <w:r>
         <w:rPr>
@@ -12365,12 +12853,34 @@
           <w:numId w:val="1"/>
         </w:numPr>
         <w:ind w:left="720" w:hanging="360"/>
-        <w:rPr>
-          <w:u w:val="none"/>
-        </w:rPr>
+        <w:rPr/>
       </w:pPr>
       <w:r>
-        <w:t>Other test case : Report5_VSTEP_Test_Report.xlsx</w:t>
+        <w:rPr>
+          <w:rtl w:val="0"/>
+        </w:rPr>
+        <w:t xml:space="preserve">Other test case : </w:t>
+      </w:r>
+      <w:hyperlink r:id="rId7">
+        <w:r>
+          <w:rPr>
+            <w:color w:val="1155cc"/>
+            <w:u w:val="single"/>
+            <w:rtl w:val="0"/>
+          </w:rPr>
+          <w:t xml:space="preserve">Report5_VSTEP_Test_Report.xlsx</w:t>
+        </w:r>
+      </w:hyperlink>
+      <w:r>
+        <w:rPr>
+          <w:rtl w:val="0"/>
+        </w:rPr>
+        <w:t xml:space="preserve"> </w:t>
+      </w:r>
+      <w:r>
+        <w:rPr>
+          <w:rtl w:val="0"/>
+        </w:rPr>
       </w:r>
     </w:p>
     <w:p>
@@ -12378,7 +12888,7 @@
         <w:pStyle w:val="Heading2"/>
         <w:rPr/>
       </w:pPr>
-      <w:bookmarkStart w:colFirst="0" w:colLast="0" w:name="_heading=h.4ev24b5cpij3" w:id="14"/>
+      <w:bookmarkStart w:colFirst="0" w:colLast="0" w:name="_wqkgcz38npn5" w:id="14"/>
       <w:bookmarkEnd w:id="14"/>
       <w:r>
         <w:rPr>
@@ -12405,9 +12915,9 @@
         <w:rPr/>
         <w:drawing>
           <wp:inline distB="114300" distT="114300" distL="114300" distR="114300">
-            <wp:extent cx="5746440" cy="4749800"/>
+            <wp:extent cx="5746440" cy="5016500"/>
             <wp:effectExtent b="0" l="0" r="0" t="0"/>
-            <wp:docPr id="7" name="image2.png"/>
+            <wp:docPr id="2" name="image2.png"/>
             <a:graphic>
               <a:graphicData uri="http://schemas.openxmlformats.org/drawingml/2006/picture">
                 <pic:pic>
@@ -12416,7 +12926,7 @@
                     <pic:cNvPicPr preferRelativeResize="0"/>
                   </pic:nvPicPr>
                   <pic:blipFill>
-                    <a:blip r:embed="rId9"/>
+                    <a:blip r:embed="rId8"/>
                     <a:srcRect b="0" l="0" r="0" t="0"/>
                     <a:stretch>
                       <a:fillRect/>
@@ -12425,7 +12935,7 @@
                   <pic:spPr>
                     <a:xfrm>
                       <a:off x="0" y="0"/>
-                      <a:ext cx="5746440" cy="4749800"/>
+                      <a:ext cx="5746440" cy="5016500"/>
                     </a:xfrm>
                     <a:prstGeom prst="rect"/>
                     <a:ln/>
@@ -12443,8 +12953,8 @@
       </w:r>
     </w:p>
     <w:sectPr>
-      <w:footerReference r:id="rId10" w:type="default"/>
-      <w:footerReference r:id="rId11" w:type="first"/>
+      <w:footerReference r:id="rId9" w:type="default"/>
+      <w:footerReference r:id="rId10" w:type="first"/>
       <w:pgSz w:h="16838" w:w="11906" w:orient="portrait"/>
       <w:pgMar w:bottom="1440" w:top="1440" w:left="1440" w:right="1416" w:header="708" w:footer="708"/>
       <w:pgNumType w:start="1"/>
@@ -12461,6 +12971,7 @@
       <w:jc w:val="right"/>
       <w:rPr>
         <w:b w:val="1"/>
+        <w:bCs w:val="1"/>
       </w:rPr>
     </w:pPr>
     <w:r>
@@ -12472,6 +12983,7 @@
     <w:r>
       <w:rPr>
         <w:b w:val="1"/>
+        <w:bCs w:val="1"/>
       </w:rPr>
       <w:fldChar w:fldCharType="begin"/>
       <w:instrText xml:space="preserve">PAGE</w:instrText>
@@ -12481,6 +12993,7 @@
     <w:r>
       <w:rPr>
         <w:b w:val="1"/>
+        <w:bCs w:val="1"/>
         <w:rtl w:val="0"/>
       </w:rPr>
       <w:t xml:space="preserve"> </w:t>
@@ -12494,6 +13007,7 @@
     <w:r>
       <w:rPr>
         <w:b w:val="1"/>
+        <w:bCs w:val="1"/>
       </w:rPr>
       <w:fldChar w:fldCharType="begin"/>
       <w:instrText xml:space="preserve">NUMPAGES</w:instrText>
@@ -12650,7 +13164,7 @@
         <w:rFonts w:ascii="Calibri" w:cs="Calibri" w:eastAsia="Calibri" w:hAnsi="Calibri"/>
         <w:sz w:val="22"/>
         <w:szCs w:val="22"/>
-        <w:lang w:val="en-GB"/>
+        <w:lang w:val="en_GB"/>
       </w:rPr>
     </w:rPrDefault>
     <w:pPrDefault>
@@ -12659,11 +13173,19 @@
       </w:pPr>
     </w:pPrDefault>
   </w:docDefaults>
+  <w:style w:type="table" w:styleId="TableNormal" w:default="1">
+    <w:name w:val="TableNormal"/>
+    <w:tblPr>
+      <w:tblCellMar>
+        <w:top w:w="100.0" w:type="dxa"/>
+        <w:left w:w="100.0" w:type="dxa"/>
+        <w:bottom w:w="100.0" w:type="dxa"/>
+        <w:right w:w="100.0" w:type="dxa"/>
+      </w:tblCellMar>
+    </w:tblPr>
+  </w:style>
   <w:style w:type="paragraph" w:styleId="Normal" w:default="1">
     <w:name w:val="normal"/>
-  </w:style>
-  <w:style w:type="table" w:styleId="TableNormal" w:default="1">
-    <w:name w:val="Table Normal"/>
   </w:style>
   <w:style w:type="paragraph" w:styleId="Heading1">
     <w:name w:val="heading 1"/>
@@ -12677,6 +13199,7 @@
     <w:rPr>
       <w:rFonts w:ascii="Calibri" w:cs="Calibri" w:eastAsia="Calibri" w:hAnsi="Calibri"/>
       <w:b w:val="1"/>
+      <w:bCs w:val="1"/>
       <w:color w:val="c00000"/>
       <w:sz w:val="32"/>
       <w:szCs w:val="32"/>
@@ -12694,6 +13217,7 @@
     <w:rPr>
       <w:rFonts w:ascii="Calibri" w:cs="Calibri" w:eastAsia="Calibri" w:hAnsi="Calibri"/>
       <w:b w:val="1"/>
+      <w:bCs w:val="1"/>
       <w:sz w:val="26"/>
       <w:szCs w:val="26"/>
     </w:rPr>
@@ -12710,6 +13234,7 @@
     <w:rPr>
       <w:rFonts w:ascii="Calibri" w:cs="Calibri" w:eastAsia="Calibri" w:hAnsi="Calibri"/>
       <w:b w:val="1"/>
+      <w:bCs w:val="1"/>
       <w:sz w:val="24"/>
       <w:szCs w:val="24"/>
     </w:rPr>
@@ -12726,7 +13251,9 @@
     <w:rPr>
       <w:rFonts w:ascii="Calibri" w:cs="Calibri" w:eastAsia="Calibri" w:hAnsi="Calibri"/>
       <w:b w:val="1"/>
+      <w:bCs w:val="1"/>
       <w:i w:val="1"/>
+      <w:iCs w:val="1"/>
     </w:rPr>
   </w:style>
   <w:style w:type="paragraph" w:styleId="Heading5">
@@ -12755,6 +13282,7 @@
     </w:pPr>
     <w:rPr>
       <w:b w:val="1"/>
+      <w:bCs w:val="1"/>
       <w:sz w:val="20"/>
       <w:szCs w:val="20"/>
     </w:rPr>
@@ -12771,497 +13299,9 @@
     </w:pPr>
     <w:rPr>
       <w:b w:val="1"/>
+      <w:bCs w:val="1"/>
       <w:sz w:val="72"/>
       <w:szCs w:val="72"/>
-    </w:rPr>
-  </w:style>
-  <w:style w:type="paragraph" w:styleId="Normal" w:default="1">
-    <w:name w:val="Normal"/>
-    <w:qFormat w:val="1"/>
-  </w:style>
-  <w:style w:type="paragraph" w:styleId="Heading1">
-    <w:name w:val="heading 1"/>
-    <w:basedOn w:val="Normal"/>
-    <w:next w:val="Normal"/>
-    <w:link w:val="Heading1Char"/>
-    <w:autoRedefine w:val="1"/>
-    <w:uiPriority w:val="9"/>
-    <w:qFormat w:val="1"/>
-    <w:rsid w:val="00AB056F"/>
-    <w:pPr>
-      <w:keepNext w:val="1"/>
-      <w:keepLines w:val="1"/>
-      <w:spacing w:after="0" w:before="240"/>
-      <w:outlineLvl w:val="0"/>
-    </w:pPr>
-    <w:rPr>
-      <w:rFonts w:asciiTheme="majorHAnsi" w:cstheme="majorBidi" w:eastAsiaTheme="majorEastAsia" w:hAnsiTheme="majorHAnsi"/>
-      <w:b w:val="1"/>
-      <w:color w:val="c00000"/>
-      <w:sz w:val="32"/>
-      <w:szCs w:val="32"/>
-    </w:rPr>
-  </w:style>
-  <w:style w:type="paragraph" w:styleId="Heading2">
-    <w:name w:val="heading 2"/>
-    <w:basedOn w:val="Normal"/>
-    <w:next w:val="Normal"/>
-    <w:link w:val="Heading2Char"/>
-    <w:autoRedefine w:val="1"/>
-    <w:uiPriority w:val="9"/>
-    <w:unhideWhenUsed w:val="1"/>
-    <w:qFormat w:val="1"/>
-    <w:rsid w:val="002E0C5F"/>
-    <w:pPr>
-      <w:keepNext w:val="1"/>
-      <w:keepLines w:val="1"/>
-      <w:spacing w:after="0" w:before="40"/>
-      <w:outlineLvl w:val="1"/>
-    </w:pPr>
-    <w:rPr>
-      <w:rFonts w:asciiTheme="majorHAnsi" w:cstheme="majorBidi" w:eastAsiaTheme="majorEastAsia" w:hAnsiTheme="majorHAnsi"/>
-      <w:b w:val="1"/>
-      <w:sz w:val="26"/>
-      <w:szCs w:val="26"/>
-    </w:rPr>
-  </w:style>
-  <w:style w:type="paragraph" w:styleId="Heading3">
-    <w:name w:val="heading 3"/>
-    <w:basedOn w:val="Normal"/>
-    <w:next w:val="Normal"/>
-    <w:link w:val="Heading3Char"/>
-    <w:autoRedefine w:val="1"/>
-    <w:uiPriority w:val="9"/>
-    <w:unhideWhenUsed w:val="1"/>
-    <w:qFormat w:val="1"/>
-    <w:rsid w:val="002E0C5F"/>
-    <w:pPr>
-      <w:keepNext w:val="1"/>
-      <w:keepLines w:val="1"/>
-      <w:spacing w:after="0" w:before="40"/>
-      <w:outlineLvl w:val="2"/>
-    </w:pPr>
-    <w:rPr>
-      <w:rFonts w:asciiTheme="majorHAnsi" w:cstheme="majorBidi" w:eastAsiaTheme="majorEastAsia" w:hAnsiTheme="majorHAnsi"/>
-      <w:b w:val="1"/>
-      <w:sz w:val="24"/>
-      <w:szCs w:val="24"/>
-    </w:rPr>
-  </w:style>
-  <w:style w:type="paragraph" w:styleId="Heading4">
-    <w:name w:val="heading 4"/>
-    <w:basedOn w:val="Normal"/>
-    <w:next w:val="Normal"/>
-    <w:link w:val="Heading4Char"/>
-    <w:autoRedefine w:val="1"/>
-    <w:uiPriority w:val="9"/>
-    <w:unhideWhenUsed w:val="1"/>
-    <w:qFormat w:val="1"/>
-    <w:rsid w:val="00F26556"/>
-    <w:pPr>
-      <w:keepNext w:val="1"/>
-      <w:keepLines w:val="1"/>
-      <w:spacing w:after="0" w:before="40"/>
-      <w:outlineLvl w:val="3"/>
-    </w:pPr>
-    <w:rPr>
-      <w:rFonts w:asciiTheme="majorHAnsi" w:cstheme="majorBidi" w:eastAsiaTheme="majorEastAsia" w:hAnsiTheme="majorHAnsi"/>
-      <w:b w:val="1"/>
-      <w:i w:val="1"/>
-      <w:iCs w:val="1"/>
-    </w:rPr>
-  </w:style>
-  <w:style w:type="paragraph" w:styleId="Heading5">
-    <w:name w:val="heading 5"/>
-    <w:basedOn w:val="Normal"/>
-    <w:next w:val="Normal"/>
-    <w:link w:val="Heading5Char"/>
-    <w:autoRedefine w:val="1"/>
-    <w:uiPriority w:val="9"/>
-    <w:unhideWhenUsed w:val="1"/>
-    <w:qFormat w:val="1"/>
-    <w:rsid w:val="001F1E4B"/>
-    <w:pPr>
-      <w:keepNext w:val="1"/>
-      <w:keepLines w:val="1"/>
-      <w:spacing w:after="0" w:before="40"/>
-      <w:outlineLvl w:val="4"/>
-    </w:pPr>
-    <w:rPr>
-      <w:rFonts w:cs="Times New Roman (Headings CS)" w:asciiTheme="majorHAnsi" w:eastAsiaTheme="majorEastAsia" w:hAnsiTheme="majorHAnsi"/>
-      <w:u w:val="single"/>
-    </w:rPr>
-  </w:style>
-  <w:style w:type="paragraph" w:styleId="Heading7">
-    <w:name w:val="heading 7"/>
-    <w:basedOn w:val="Normal"/>
-    <w:next w:val="Normal"/>
-    <w:link w:val="Heading7Char"/>
-    <w:uiPriority w:val="9"/>
-    <w:semiHidden w:val="1"/>
-    <w:unhideWhenUsed w:val="1"/>
-    <w:qFormat w:val="1"/>
-    <w:rsid w:val="006D4C3E"/>
-    <w:pPr>
-      <w:keepNext w:val="1"/>
-      <w:keepLines w:val="1"/>
-      <w:spacing w:after="0" w:before="40"/>
-      <w:outlineLvl w:val="6"/>
-    </w:pPr>
-    <w:rPr>
-      <w:rFonts w:asciiTheme="majorHAnsi" w:cstheme="majorBidi" w:eastAsiaTheme="majorEastAsia" w:hAnsiTheme="majorHAnsi"/>
-      <w:i w:val="1"/>
-      <w:iCs w:val="1"/>
-      <w:color w:val="1f4d78" w:themeColor="accent1" w:themeShade="00007F"/>
-    </w:rPr>
-  </w:style>
-  <w:style w:type="character" w:styleId="DefaultParagraphFont" w:default="1">
-    <w:name w:val="Default Paragraph Font"/>
-    <w:uiPriority w:val="1"/>
-    <w:semiHidden w:val="1"/>
-    <w:unhideWhenUsed w:val="1"/>
-  </w:style>
-  <w:style w:type="table" w:styleId="TableNormal" w:default="1">
-    <w:name w:val="Normal Table"/>
-    <w:uiPriority w:val="99"/>
-    <w:semiHidden w:val="1"/>
-    <w:unhideWhenUsed w:val="1"/>
-    <w:tblPr>
-      <w:tblInd w:w="0.0" w:type="dxa"/>
-      <w:tblCellMar>
-        <w:top w:w="0.0" w:type="dxa"/>
-        <w:left w:w="108.0" w:type="dxa"/>
-        <w:bottom w:w="0.0" w:type="dxa"/>
-        <w:right w:w="108.0" w:type="dxa"/>
-      </w:tblCellMar>
-    </w:tblPr>
-  </w:style>
-  <w:style w:type="numbering" w:styleId="NoList" w:default="1">
-    <w:name w:val="No List"/>
-    <w:uiPriority w:val="99"/>
-    <w:semiHidden w:val="1"/>
-    <w:unhideWhenUsed w:val="1"/>
-  </w:style>
-  <w:style w:type="table" w:styleId="TableGrid">
-    <w:name w:val="Table Grid"/>
-    <w:basedOn w:val="TableNormal"/>
-    <w:uiPriority w:val="39"/>
-    <w:rsid w:val="00C87F08"/>
-    <w:pPr>
-      <w:spacing w:after="0" w:line="240" w:lineRule="auto"/>
-    </w:pPr>
-    <w:tblPr>
-      <w:tblBorders>
-        <w:top w:color="auto" w:space="0" w:sz="4" w:val="single"/>
-        <w:left w:color="auto" w:space="0" w:sz="4" w:val="single"/>
-        <w:bottom w:color="auto" w:space="0" w:sz="4" w:val="single"/>
-        <w:right w:color="auto" w:space="0" w:sz="4" w:val="single"/>
-        <w:insideH w:color="auto" w:space="0" w:sz="4" w:val="single"/>
-        <w:insideV w:color="auto" w:space="0" w:sz="4" w:val="single"/>
-      </w:tblBorders>
-    </w:tblPr>
-  </w:style>
-  <w:style w:type="paragraph" w:styleId="ListParagraph">
-    <w:name w:val="List Paragraph"/>
-    <w:basedOn w:val="Normal"/>
-    <w:uiPriority w:val="34"/>
-    <w:qFormat w:val="1"/>
-    <w:rsid w:val="00A0058F"/>
-    <w:pPr>
-      <w:ind w:left="720"/>
-      <w:contextualSpacing w:val="1"/>
-    </w:pPr>
-  </w:style>
-  <w:style w:type="character" w:styleId="Heading1Char" w:customStyle="1">
-    <w:name w:val="Heading 1 Char"/>
-    <w:basedOn w:val="DefaultParagraphFont"/>
-    <w:link w:val="Heading1"/>
-    <w:uiPriority w:val="9"/>
-    <w:rsid w:val="00AB056F"/>
-    <w:rPr>
-      <w:rFonts w:asciiTheme="majorHAnsi" w:cstheme="majorBidi" w:eastAsiaTheme="majorEastAsia" w:hAnsiTheme="majorHAnsi"/>
-      <w:b w:val="1"/>
-      <w:color w:val="c00000"/>
-      <w:sz w:val="32"/>
-      <w:szCs w:val="32"/>
-    </w:rPr>
-  </w:style>
-  <w:style w:type="character" w:styleId="Heading2Char" w:customStyle="1">
-    <w:name w:val="Heading 2 Char"/>
-    <w:basedOn w:val="DefaultParagraphFont"/>
-    <w:link w:val="Heading2"/>
-    <w:uiPriority w:val="9"/>
-    <w:rsid w:val="002E0C5F"/>
-    <w:rPr>
-      <w:rFonts w:asciiTheme="majorHAnsi" w:cstheme="majorBidi" w:eastAsiaTheme="majorEastAsia" w:hAnsiTheme="majorHAnsi"/>
-      <w:b w:val="1"/>
-      <w:sz w:val="26"/>
-      <w:szCs w:val="26"/>
-    </w:rPr>
-  </w:style>
-  <w:style w:type="character" w:styleId="Heading3Char" w:customStyle="1">
-    <w:name w:val="Heading 3 Char"/>
-    <w:basedOn w:val="DefaultParagraphFont"/>
-    <w:link w:val="Heading3"/>
-    <w:uiPriority w:val="9"/>
-    <w:rsid w:val="002E0C5F"/>
-    <w:rPr>
-      <w:rFonts w:asciiTheme="majorHAnsi" w:cstheme="majorBidi" w:eastAsiaTheme="majorEastAsia" w:hAnsiTheme="majorHAnsi"/>
-      <w:b w:val="1"/>
-      <w:sz w:val="24"/>
-      <w:szCs w:val="24"/>
-    </w:rPr>
-  </w:style>
-  <w:style w:type="table" w:styleId="Kiu2" w:customStyle="1">
-    <w:name w:val="Kiểu2"/>
-    <w:basedOn w:val="TableNormal"/>
-    <w:uiPriority w:val="99"/>
-    <w:rsid w:val="00922652"/>
-    <w:pPr>
-      <w:spacing w:after="0" w:line="240" w:lineRule="auto"/>
-    </w:pPr>
-    <w:rPr>
-      <w:rFonts w:ascii="Times New Roman" w:hAnsi="Times New Roman" w:eastAsiaTheme="minorEastAsia"/>
-      <w:sz w:val="24"/>
-      <w:lang w:eastAsia="ja-JP" w:val="en-US"/>
-    </w:rPr>
-    <w:tblPr>
-      <w:tblBorders>
-        <w:top w:color="auto" w:space="0" w:sz="4" w:val="single"/>
-        <w:left w:color="auto" w:space="0" w:sz="4" w:val="single"/>
-        <w:bottom w:color="auto" w:space="0" w:sz="4" w:val="single"/>
-        <w:right w:color="auto" w:space="0" w:sz="4" w:val="single"/>
-        <w:insideH w:color="auto" w:space="0" w:sz="4" w:val="single"/>
-        <w:insideV w:color="auto" w:space="0" w:sz="4" w:val="single"/>
-      </w:tblBorders>
-    </w:tblPr>
-    <w:tcPr>
-      <w:vAlign w:val="center"/>
-    </w:tcPr>
-    <w:tblStylePr w:type="firstRow">
-      <w:rPr>
-        <w:rFonts w:ascii="Times New Roman" w:hAnsi="Times New Roman"/>
-        <w:b w:val="0"/>
-        <w:i w:val="0"/>
-        <w:sz w:val="24"/>
-        <w:u w:val="none"/>
-      </w:rPr>
-      <w:tblPr/>
-      <w:tcPr>
-        <w:shd w:color="auto" w:fill="bdd6ee" w:themeFill="accent1" w:themeFillTint="000066" w:val="clear"/>
-      </w:tcPr>
-    </w:tblStylePr>
-  </w:style>
-  <w:style w:type="character" w:styleId="Hyperlink">
-    <w:name w:val="Hyperlink"/>
-    <w:basedOn w:val="DefaultParagraphFont"/>
-    <w:uiPriority w:val="99"/>
-    <w:unhideWhenUsed w:val="1"/>
-    <w:rsid w:val="00922652"/>
-    <w:rPr>
-      <w:color w:val="0563c1" w:themeColor="hyperlink"/>
-      <w:u w:val="single"/>
-    </w:rPr>
-  </w:style>
-  <w:style w:type="paragraph" w:styleId="bang" w:customStyle="1">
-    <w:name w:val="bang"/>
-    <w:basedOn w:val="Normal"/>
-    <w:autoRedefine w:val="1"/>
-    <w:rsid w:val="006D4C3E"/>
-    <w:pPr>
-      <w:autoSpaceDE w:val="0"/>
-      <w:autoSpaceDN w:val="0"/>
-      <w:spacing w:after="80" w:before="80" w:line="240" w:lineRule="auto"/>
-    </w:pPr>
-    <w:rPr>
-      <w:rFonts w:ascii="Times New Roman" w:cs="Times New Roman" w:eastAsia="MS Mincho" w:hAnsi="Times New Roman"/>
-      <w:sz w:val="24"/>
-      <w:szCs w:val="24"/>
-      <w:shd w:color="auto" w:fill="ffffff" w:val="clear"/>
-      <w:lang w:eastAsia="ja-JP" w:val="en-US"/>
-    </w:rPr>
-  </w:style>
-  <w:style w:type="paragraph" w:styleId="Bangheader" w:customStyle="1">
-    <w:name w:val="Bangheader"/>
-    <w:basedOn w:val="Heading7"/>
-    <w:autoRedefine w:val="1"/>
-    <w:rsid w:val="004174CC"/>
-    <w:pPr>
-      <w:keepNext w:val="0"/>
-      <w:keepLines w:val="0"/>
-      <w:autoSpaceDE w:val="0"/>
-      <w:autoSpaceDN w:val="0"/>
-      <w:spacing w:after="80" w:before="80" w:line="240" w:lineRule="auto"/>
-      <w:jc w:val="center"/>
-      <w:outlineLvl w:val="9"/>
-    </w:pPr>
-    <w:rPr>
-      <w:rFonts w:ascii="Arial" w:cs="Tahoma" w:eastAsia="MS Mincho" w:hAnsi="Arial"/>
-      <w:b w:val="1"/>
-      <w:i w:val="0"/>
-      <w:iCs w:val="0"/>
-      <w:color w:val="auto"/>
-      <w:sz w:val="16"/>
-      <w:szCs w:val="16"/>
-      <w:lang w:eastAsia="ja-JP" w:val="en-US"/>
-    </w:rPr>
-  </w:style>
-  <w:style w:type="character" w:styleId="Heading7Char" w:customStyle="1">
-    <w:name w:val="Heading 7 Char"/>
-    <w:basedOn w:val="DefaultParagraphFont"/>
-    <w:link w:val="Heading7"/>
-    <w:uiPriority w:val="9"/>
-    <w:semiHidden w:val="1"/>
-    <w:rsid w:val="006D4C3E"/>
-    <w:rPr>
-      <w:rFonts w:asciiTheme="majorHAnsi" w:cstheme="majorBidi" w:eastAsiaTheme="majorEastAsia" w:hAnsiTheme="majorHAnsi"/>
-      <w:i w:val="1"/>
-      <w:iCs w:val="1"/>
-      <w:color w:val="1f4d78" w:themeColor="accent1" w:themeShade="00007F"/>
-    </w:rPr>
-  </w:style>
-  <w:style w:type="character" w:styleId="Heading4Char" w:customStyle="1">
-    <w:name w:val="Heading 4 Char"/>
-    <w:basedOn w:val="DefaultParagraphFont"/>
-    <w:link w:val="Heading4"/>
-    <w:uiPriority w:val="9"/>
-    <w:rsid w:val="00F26556"/>
-    <w:rPr>
-      <w:rFonts w:asciiTheme="majorHAnsi" w:cstheme="majorBidi" w:eastAsiaTheme="majorEastAsia" w:hAnsiTheme="majorHAnsi"/>
-      <w:b w:val="1"/>
-      <w:i w:val="1"/>
-      <w:iCs w:val="1"/>
-    </w:rPr>
-  </w:style>
-  <w:style w:type="character" w:styleId="Heading5Char" w:customStyle="1">
-    <w:name w:val="Heading 5 Char"/>
-    <w:basedOn w:val="DefaultParagraphFont"/>
-    <w:link w:val="Heading5"/>
-    <w:uiPriority w:val="9"/>
-    <w:rsid w:val="001F1E4B"/>
-    <w:rPr>
-      <w:rFonts w:cs="Times New Roman (Headings CS)" w:asciiTheme="majorHAnsi" w:eastAsiaTheme="majorEastAsia" w:hAnsiTheme="majorHAnsi"/>
-      <w:u w:val="single"/>
-    </w:rPr>
-  </w:style>
-  <w:style w:type="paragraph" w:styleId="TOCHeading">
-    <w:name w:val="TOC Heading"/>
-    <w:basedOn w:val="Heading1"/>
-    <w:next w:val="Normal"/>
-    <w:uiPriority w:val="39"/>
-    <w:unhideWhenUsed w:val="1"/>
-    <w:qFormat w:val="1"/>
-    <w:rsid w:val="0041719F"/>
-    <w:pPr>
-      <w:outlineLvl w:val="9"/>
-    </w:pPr>
-    <w:rPr>
-      <w:b w:val="0"/>
-      <w:color w:val="2e74b5" w:themeColor="accent1" w:themeShade="0000BF"/>
-      <w:lang w:val="en-US"/>
-    </w:rPr>
-  </w:style>
-  <w:style w:type="paragraph" w:styleId="TOC1">
-    <w:name w:val="toc 1"/>
-    <w:basedOn w:val="Normal"/>
-    <w:next w:val="Normal"/>
-    <w:autoRedefine w:val="1"/>
-    <w:uiPriority w:val="39"/>
-    <w:unhideWhenUsed w:val="1"/>
-    <w:rsid w:val="0041719F"/>
-    <w:pPr>
-      <w:spacing w:after="100"/>
-    </w:pPr>
-  </w:style>
-  <w:style w:type="paragraph" w:styleId="TOC2">
-    <w:name w:val="toc 2"/>
-    <w:basedOn w:val="Normal"/>
-    <w:next w:val="Normal"/>
-    <w:autoRedefine w:val="1"/>
-    <w:uiPriority w:val="39"/>
-    <w:unhideWhenUsed w:val="1"/>
-    <w:rsid w:val="0041719F"/>
-    <w:pPr>
-      <w:spacing w:after="100"/>
-      <w:ind w:left="220"/>
-    </w:pPr>
-  </w:style>
-  <w:style w:type="paragraph" w:styleId="TOC3">
-    <w:name w:val="toc 3"/>
-    <w:basedOn w:val="Normal"/>
-    <w:next w:val="Normal"/>
-    <w:autoRedefine w:val="1"/>
-    <w:uiPriority w:val="39"/>
-    <w:unhideWhenUsed w:val="1"/>
-    <w:rsid w:val="0041719F"/>
-    <w:pPr>
-      <w:spacing w:after="100"/>
-      <w:ind w:left="440"/>
-    </w:pPr>
-  </w:style>
-  <w:style w:type="paragraph" w:styleId="Bang0" w:customStyle="1">
-    <w:name w:val="Bang"/>
-    <w:basedOn w:val="Normal"/>
-    <w:autoRedefine w:val="1"/>
-    <w:rsid w:val="004F5652"/>
-    <w:pPr>
-      <w:spacing w:after="80" w:before="80" w:line="240" w:lineRule="auto"/>
-      <w:ind w:left="43"/>
-    </w:pPr>
-    <w:rPr>
-      <w:rFonts w:ascii="Tahoma" w:cs="Tahoma" w:eastAsia="MS Mincho" w:hAnsi="Tahoma"/>
-      <w:snapToGrid w:val="0"/>
-      <w:sz w:val="18"/>
-      <w:szCs w:val="20"/>
-      <w:lang w:val="en-US"/>
-    </w:rPr>
-  </w:style>
-  <w:style w:type="paragraph" w:styleId="HeadingLv1" w:customStyle="1">
-    <w:name w:val="Heading Lv1"/>
-    <w:basedOn w:val="Normal"/>
-    <w:autoRedefine w:val="1"/>
-    <w:rsid w:val="00013980"/>
-    <w:pPr>
-      <w:widowControl w:val="0"/>
-      <w:spacing w:after="0" w:before="120" w:line="240" w:lineRule="auto"/>
-      <w:jc w:val="center"/>
-    </w:pPr>
-    <w:rPr>
-      <w:rFonts w:ascii="Tahoma" w:cs="Tahoma" w:eastAsia="MS Mincho" w:hAnsi="Tahoma"/>
-      <w:b w:val="1"/>
-      <w:snapToGrid w:val="0"/>
-      <w:color w:val="6e2500"/>
-      <w:sz w:val="18"/>
-      <w:szCs w:val="20"/>
-      <w:lang w:val="en-US"/>
-    </w:rPr>
-  </w:style>
-  <w:style w:type="paragraph" w:styleId="bodytext" w:customStyle="1">
-    <w:name w:val="bodytext"/>
-    <w:basedOn w:val="Normal"/>
-    <w:autoRedefine w:val="1"/>
-    <w:rsid w:val="00E90B49"/>
-    <w:pPr>
-      <w:spacing w:after="120" w:before="120" w:line="220" w:lineRule="atLeast"/>
-      <w:ind w:left="180"/>
-    </w:pPr>
-    <w:rPr>
-      <w:rFonts w:ascii="Tahoma" w:cs="Tahoma" w:eastAsia="MS Mincho" w:hAnsi="Tahoma"/>
-      <w:b w:val="1"/>
-      <w:sz w:val="18"/>
-      <w:szCs w:val="24"/>
-    </w:rPr>
-  </w:style>
-  <w:style w:type="character" w:styleId="atitle21" w:customStyle="1">
-    <w:name w:val="atitle21"/>
-    <w:basedOn w:val="DefaultParagraphFont"/>
-    <w:rsid w:val="004F5652"/>
-    <w:rPr>
-      <w:rFonts w:ascii="Arial" w:cs="Arial" w:hAnsi="Arial" w:hint="default"/>
-      <w:b w:val="1"/>
-      <w:bCs w:val="1"/>
-      <w:sz w:val="35"/>
-      <w:szCs w:val="35"/>
     </w:rPr>
   </w:style>
   <w:style w:type="paragraph" w:styleId="Subtitle">
@@ -13277,6 +13317,7 @@
     <w:rPr>
       <w:rFonts w:ascii="Georgia" w:cs="Georgia" w:eastAsia="Georgia" w:hAnsi="Georgia"/>
       <w:i w:val="1"/>
+      <w:iCs w:val="1"/>
       <w:color w:val="666666"/>
       <w:sz w:val="48"/>
       <w:szCs w:val="48"/>
@@ -13313,12 +13354,6 @@
     <w:tblPr>
       <w:tblStyleRowBandSize w:val="1"/>
       <w:tblStyleColBandSize w:val="1"/>
-      <w:tblCellMar>
-        <w:top w:w="100.0" w:type="dxa"/>
-        <w:left w:w="100.0" w:type="dxa"/>
-        <w:bottom w:w="100.0" w:type="dxa"/>
-        <w:right w:w="100.0" w:type="dxa"/>
-      </w:tblCellMar>
     </w:tblPr>
   </w:style>
   <w:style w:type="table" w:styleId="Table4">
@@ -13379,32 +13414,6 @@
       <w:tblStyleRowBandSize w:val="1"/>
       <w:tblStyleColBandSize w:val="1"/>
       <w:tblCellMar>
-        <w:top w:w="100.0" w:type="dxa"/>
-        <w:left w:w="100.0" w:type="dxa"/>
-        <w:bottom w:w="100.0" w:type="dxa"/>
-        <w:right w:w="100.0" w:type="dxa"/>
-      </w:tblCellMar>
-    </w:tblPr>
-  </w:style>
-  <w:style w:type="table" w:styleId="Table9">
-    <w:basedOn w:val="TableNormal"/>
-    <w:tblPr>
-      <w:tblStyleRowBandSize w:val="1"/>
-      <w:tblStyleColBandSize w:val="1"/>
-      <w:tblCellMar>
-        <w:top w:w="100.0" w:type="dxa"/>
-        <w:left w:w="100.0" w:type="dxa"/>
-        <w:bottom w:w="100.0" w:type="dxa"/>
-        <w:right w:w="100.0" w:type="dxa"/>
-      </w:tblCellMar>
-    </w:tblPr>
-  </w:style>
-  <w:style w:type="table" w:styleId="Table10">
-    <w:basedOn w:val="TableNormal"/>
-    <w:tblPr>
-      <w:tblStyleRowBandSize w:val="1"/>
-      <w:tblStyleColBandSize w:val="1"/>
-      <w:tblCellMar>
         <w:top w:w="0.0" w:type="dxa"/>
         <w:left w:w="115.0" w:type="dxa"/>
         <w:bottom w:w="0.0" w:type="dxa"/>
@@ -13426,39 +13435,39 @@
         <a:sysClr val="window" lastClr="FFFFFF"/>
       </a:lt1>
       <a:dk2>
-        <a:srgbClr val="44546A"/>
+        <a:srgbClr val="1F497D"/>
       </a:dk2>
       <a:lt2>
-        <a:srgbClr val="E7E6E6"/>
+        <a:srgbClr val="EEECE1"/>
       </a:lt2>
       <a:accent1>
-        <a:srgbClr val="5B9BD5"/>
+        <a:srgbClr val="4F81BD"/>
       </a:accent1>
       <a:accent2>
-        <a:srgbClr val="ED7D31"/>
+        <a:srgbClr val="C0504D"/>
       </a:accent2>
       <a:accent3>
-        <a:srgbClr val="A5A5A5"/>
+        <a:srgbClr val="9BBB59"/>
       </a:accent3>
       <a:accent4>
-        <a:srgbClr val="FFC000"/>
+        <a:srgbClr val="8064A2"/>
       </a:accent4>
       <a:accent5>
-        <a:srgbClr val="4472C4"/>
+        <a:srgbClr val="4BACC6"/>
       </a:accent5>
       <a:accent6>
-        <a:srgbClr val="70AD47"/>
+        <a:srgbClr val="F79646"/>
       </a:accent6>
       <a:hlink>
-        <a:srgbClr val="0563C1"/>
+        <a:srgbClr val="0000FF"/>
       </a:hlink>
       <a:folHlink>
-        <a:srgbClr val="954F72"/>
+        <a:srgbClr val="800080"/>
       </a:folHlink>
     </a:clrScheme>
     <a:fontScheme name="Office">
       <a:majorFont>
-        <a:latin typeface="Calibri Light" panose="020F0302020204030204"/>
+        <a:latin typeface="Calibri"/>
         <a:ea typeface=""/>
         <a:cs typeface=""/>
         <a:font script="Jpan" typeface="ＭＳ ゴシック"/>
@@ -13493,7 +13502,7 @@
         <a:font script="Geor" typeface="Sylfaen"/>
       </a:majorFont>
       <a:minorFont>
-        <a:latin typeface="Calibri" panose="020F0502020204030204"/>
+        <a:latin typeface="Cambria"/>
         <a:ea typeface=""/>
         <a:cs typeface=""/>
         <a:font script="Jpan" typeface="ＭＳ 明朝"/>
@@ -13537,156 +13546,200 @@
           <a:gsLst>
             <a:gs pos="0">
               <a:schemeClr val="phClr">
-                <a:lumMod val="110000"/>
-                <a:satMod val="105000"/>
-                <a:tint val="67000"/>
+                <a:tint val="50000"/>
+                <a:satMod val="300000"/>
               </a:schemeClr>
             </a:gs>
-            <a:gs pos="50000">
+            <a:gs pos="35000">
               <a:schemeClr val="phClr">
-                <a:lumMod val="105000"/>
-                <a:satMod val="103000"/>
-                <a:tint val="73000"/>
+                <a:tint val="37000"/>
+                <a:satMod val="300000"/>
               </a:schemeClr>
             </a:gs>
             <a:gs pos="100000">
               <a:schemeClr val="phClr">
-                <a:lumMod val="105000"/>
-                <a:satMod val="109000"/>
-                <a:tint val="81000"/>
+                <a:tint val="15000"/>
+                <a:satMod val="350000"/>
               </a:schemeClr>
             </a:gs>
           </a:gsLst>
-          <a:lin ang="5400000" scaled="0"/>
+          <a:lin ang="16200000" scaled="1"/>
         </a:gradFill>
         <a:gradFill rotWithShape="1">
           <a:gsLst>
             <a:gs pos="0">
               <a:schemeClr val="phClr">
-                <a:satMod val="103000"/>
-                <a:lumMod val="102000"/>
-                <a:tint val="94000"/>
-              </a:schemeClr>
-            </a:gs>
-            <a:gs pos="50000">
-              <a:schemeClr val="phClr">
-                <a:satMod val="110000"/>
-                <a:lumMod val="100000"/>
+                <a:tint val="100000"/>
                 <a:shade val="100000"/>
+                <a:satMod val="130000"/>
               </a:schemeClr>
             </a:gs>
             <a:gs pos="100000">
               <a:schemeClr val="phClr">
-                <a:lumMod val="99000"/>
-                <a:satMod val="120000"/>
-                <a:shade val="78000"/>
+                <a:tint val="50000"/>
+                <a:shade val="100000"/>
+                <a:satMod val="350000"/>
               </a:schemeClr>
             </a:gs>
           </a:gsLst>
-          <a:lin ang="5400000" scaled="0"/>
+          <a:lin ang="16200000" scaled="0"/>
         </a:gradFill>
       </a:fillStyleLst>
       <a:lnStyleLst>
-        <a:ln w="6350" cap="flat" cmpd="sng" algn="ctr">
+        <a:ln w="9525" cap="flat" cmpd="sng" algn="ctr">
+          <a:solidFill>
+            <a:schemeClr val="phClr">
+              <a:shade val="95000"/>
+              <a:satMod val="105000"/>
+            </a:schemeClr>
+          </a:solidFill>
+          <a:prstDash val="solid"/>
+        </a:ln>
+        <a:ln w="25400" cap="flat" cmpd="sng" algn="ctr">
           <a:solidFill>
             <a:schemeClr val="phClr"/>
           </a:solidFill>
           <a:prstDash val="solid"/>
-          <a:miter lim="800000"/>
         </a:ln>
-        <a:ln w="12700" cap="flat" cmpd="sng" algn="ctr">
+        <a:ln w="38100" cap="flat" cmpd="sng" algn="ctr">
           <a:solidFill>
             <a:schemeClr val="phClr"/>
           </a:solidFill>
           <a:prstDash val="solid"/>
-          <a:miter lim="800000"/>
-        </a:ln>
-        <a:ln w="19050" cap="flat" cmpd="sng" algn="ctr">
-          <a:solidFill>
-            <a:schemeClr val="phClr"/>
-          </a:solidFill>
-          <a:prstDash val="solid"/>
-          <a:miter lim="800000"/>
         </a:ln>
       </a:lnStyleLst>
       <a:effectStyleLst>
         <a:effectStyle>
-          <a:effectLst/>
-        </a:effectStyle>
-        <a:effectStyle>
-          <a:effectLst/>
+          <a:effectLst>
+            <a:outerShdw blurRad="40000" dist="20000" dir="5400000" rotWithShape="0">
+              <a:srgbClr val="000000">
+                <a:alpha val="38000"/>
+              </a:srgbClr>
+            </a:outerShdw>
+          </a:effectLst>
         </a:effectStyle>
         <a:effectStyle>
           <a:effectLst>
-            <a:outerShdw blurRad="57150" dist="19050" dir="5400000" algn="ctr" rotWithShape="0">
+            <a:outerShdw blurRad="40000" dist="23000" dir="5400000" rotWithShape="0">
               <a:srgbClr val="000000">
-                <a:alpha val="63000"/>
+                <a:alpha val="35000"/>
               </a:srgbClr>
             </a:outerShdw>
           </a:effectLst>
+        </a:effectStyle>
+        <a:effectStyle>
+          <a:effectLst>
+            <a:outerShdw blurRad="40000" dist="23000" dir="5400000" rotWithShape="0">
+              <a:srgbClr val="000000">
+                <a:alpha val="35000"/>
+              </a:srgbClr>
+            </a:outerShdw>
+          </a:effectLst>
+          <a:scene3d>
+            <a:camera prst="orthographicFront">
+              <a:rot lat="0" lon="0" rev="0"/>
+            </a:camera>
+            <a:lightRig rig="threePt" dir="t">
+              <a:rot lat="0" lon="0" rev="1200000"/>
+            </a:lightRig>
+          </a:scene3d>
+          <a:sp3d>
+            <a:bevelT w="63500" h="25400"/>
+          </a:sp3d>
         </a:effectStyle>
       </a:effectStyleLst>
       <a:bgFillStyleLst>
         <a:solidFill>
           <a:schemeClr val="phClr"/>
         </a:solidFill>
-        <a:solidFill>
-          <a:schemeClr val="phClr">
-            <a:tint val="95000"/>
-            <a:satMod val="170000"/>
-          </a:schemeClr>
-        </a:solidFill>
         <a:gradFill rotWithShape="1">
           <a:gsLst>
             <a:gs pos="0">
               <a:schemeClr val="phClr">
-                <a:tint val="93000"/>
-                <a:satMod val="150000"/>
-                <a:shade val="98000"/>
-                <a:lumMod val="102000"/>
+                <a:tint val="40000"/>
+                <a:satMod val="350000"/>
               </a:schemeClr>
             </a:gs>
-            <a:gs pos="50000">
+            <a:gs pos="40000">
               <a:schemeClr val="phClr">
-                <a:tint val="98000"/>
-                <a:satMod val="130000"/>
-                <a:shade val="90000"/>
-                <a:lumMod val="103000"/>
+                <a:tint val="45000"/>
+                <a:shade val="99000"/>
+                <a:satMod val="350000"/>
               </a:schemeClr>
             </a:gs>
             <a:gs pos="100000">
               <a:schemeClr val="phClr">
-                <a:shade val="63000"/>
-                <a:satMod val="120000"/>
+                <a:shade val="20000"/>
+                <a:satMod val="255000"/>
               </a:schemeClr>
             </a:gs>
           </a:gsLst>
-          <a:lin ang="5400000" scaled="0"/>
+          <a:path path="circle">
+            <a:fillToRect l="50000" t="-80000" r="50000" b="180000"/>
+          </a:path>
+        </a:gradFill>
+        <a:gradFill rotWithShape="1">
+          <a:gsLst>
+            <a:gs pos="0">
+              <a:schemeClr val="phClr">
+                <a:tint val="80000"/>
+                <a:satMod val="300000"/>
+              </a:schemeClr>
+            </a:gs>
+            <a:gs pos="100000">
+              <a:schemeClr val="phClr">
+                <a:shade val="30000"/>
+                <a:satMod val="200000"/>
+              </a:schemeClr>
+            </a:gs>
+          </a:gsLst>
+          <a:path path="circle">
+            <a:fillToRect l="50000" t="50000" r="50000" b="50000"/>
+          </a:path>
         </a:gradFill>
       </a:bgFillStyleLst>
     </a:fmtScheme>
   </a:themeElements>
-  <a:objectDefaults/>
+  <a:objectDefaults>
+    <a:spDef>
+      <a:spPr/>
+      <a:bodyPr/>
+      <a:lstStyle/>
+      <a:style>
+        <a:lnRef idx="1">
+          <a:schemeClr val="accent1"/>
+        </a:lnRef>
+        <a:fillRef idx="3">
+          <a:schemeClr val="accent1"/>
+        </a:fillRef>
+        <a:effectRef idx="2">
+          <a:schemeClr val="accent1"/>
+        </a:effectRef>
+        <a:fontRef idx="minor">
+          <a:schemeClr val="lt1"/>
+        </a:fontRef>
+      </a:style>
+    </a:spDef>
+    <a:lnDef>
+      <a:spPr/>
+      <a:bodyPr/>
+      <a:lstStyle/>
+      <a:style>
+        <a:lnRef idx="2">
+          <a:schemeClr val="accent1"/>
+        </a:lnRef>
+        <a:fillRef idx="0">
+          <a:schemeClr val="accent1"/>
+        </a:fillRef>
+        <a:effectRef idx="1">
+          <a:schemeClr val="accent1"/>
+        </a:effectRef>
+        <a:fontRef idx="minor">
+          <a:schemeClr val="tx1"/>
+        </a:fontRef>
+      </a:style>
+    </a:lnDef>
+  </a:objectDefaults>
   <a:extraClrSchemeLst/>
-  <a:extLst>
-    <a:ext uri="{05A4C25C-085E-4340-85A3-A5531E510DB2}">
-      <thm15:themeFamily xmlns:thm15="http://schemas.microsoft.com/office/thememl/2012/main" name="Office Theme" id="{62F939B6-93AF-4DB8-9C6B-D6C7DFDC589F}" vid="{4A3C46E8-61CC-4603-A589-7422A47A8E4A}"/>
-    </a:ext>
-  </a:extLst>
 </a:theme>
-</file>
-
-<file path=customXML/item1.xml><?xml version="1.0" encoding="utf-8"?>
-<go:gDocsCustomXmlDataStorage xmlns:go="http://customooxmlschemas.google.com/" xmlns:r="http://schemas.openxmlformats.org/officeDocument/2006/relationships" uri="GoogleDocsCustomDataVersion2">
-  <go:docsCustomData xmlns:go="http://customooxmlschemas.google.com/" roundtripDataSignature="AMtx7miABatR6dQB9/OStNmnLITzgRGr9A==">CgMxLjAaHwoBMBIaChgICVIUChJ0YWJsZS40OGFyMm9iMHFqbGYyDmguNDd1dmV1YW54dWkzMg5oLmxmanUzeTZ6c25sMzIOaC5qbDFxa3BwNzZoajgyDmguMWM4cGd6eXR2MW43Mg5oLmxpYWE5aGJtczlvMzIOaC5oYW1hNHB6MWJwODcyDmguM2toOW16amp0cjF5Mg5oLnloaGUzbXYwaGh3ZTIOaC5sM2d5bGNlOXV1bnIyDmguNDFmZ3d6cjZldWlwMg5oLnM5a2NnaGduazhlZTIOaC5kcHhmamliZDRtMDEyDmguOTA0aDV5dHM4YWx5Mg5oLmJoMDF2aXlwaXdtcjIOaC40ZXYyNGI1Y3BpajM4AHIhMUdHT2lXbXZsTUotbzY5Q21pNU9qQ3N1R185d2FmZzlC</go:docsCustomData>
-</go:gDocsCustomXmlDataStorage>
-</file>
-
-<file path=customXML/itemProps1.xml><?xml version="1.0" encoding="utf-8"?>
-<ds:datastoreItem xmlns:ds="http://schemas.openxmlformats.org/officeDocument/2006/customXml" ds:itemID="{11111111-1234-1234-1234-123412341234}">
-  <ds:schemaRefs>
-    <ds:schemaRef ds:uri="http://schemas.openxmlformats.org/officeDocument/2006/relationships"/>
-    <ds:schemaRef ds:uri="http://customooxmlschemas.google.com/"/>
-  </ds:schemaRefs>
-</ds:datastoreItem>
 </file>